--- a/AAPL analysis project report.docx
+++ b/AAPL analysis project report.docx
@@ -156,63 +156,9 @@
     </w:p>
     <w:p>
       <w:pPr>
-        <w:spacing w:after="200"/>
+        <w:spacing w:before="120" w:after="100"/>
         <w:jc w:val="center"/>
       </w:pPr>
-      <w:r>
-        <w:rPr>
-          <w:b/>
-          <w:bCs/>
-          <w:color w:val="1F3864"/>
-          <w:sz w:val="23"/>
-          <w:szCs w:val="23"/>
-        </w:rPr>
-        <w:t>Manmeet Singh</w:t>
-      </w:r>
-      <w:r>
-        <w:rPr>
-          <w:color w:val="AAAAAA"/>
-          <w:sz w:val="23"/>
-          <w:szCs w:val="23"/>
-        </w:rPr>
-        <w:t xml:space="preserve">   ·   </w:t>
-      </w:r>
-      <w:r>
-        <w:rPr>
-          <w:b/>
-          <w:bCs/>
-          <w:color w:val="1F3864"/>
-          <w:sz w:val="23"/>
-          <w:szCs w:val="23"/>
-        </w:rPr>
-        <w:t>Tanshiq Saini</w:t>
-      </w:r>
-      <w:r>
-        <w:rPr>
-          <w:color w:val="AAAAAA"/>
-          <w:sz w:val="23"/>
-          <w:szCs w:val="23"/>
-        </w:rPr>
-        <w:t xml:space="preserve">   ·   </w:t>
-      </w:r>
-      <w:r>
-        <w:rPr>
-          <w:b/>
-          <w:bCs/>
-          <w:color w:val="1F3864"/>
-          <w:sz w:val="23"/>
-          <w:szCs w:val="23"/>
-        </w:rPr>
-        <w:t>Saiansh Chhabra</w:t>
-      </w:r>
-      <w:r>
-        <w:rPr>
-          <w:color w:val="AAAAAA"/>
-          <w:sz w:val="23"/>
-          <w:szCs w:val="23"/>
-        </w:rPr>
-        <w:t xml:space="preserve">   ·   </w:t>
-      </w:r>
       <w:r>
         <w:rPr>
           <w:b/>
@@ -314,7 +260,15 @@
         <w:spacing w:after="100" w:line="276" w:lineRule="auto"/>
       </w:pPr>
       <w:r>
-        <w:t>This project performs a structured end-to-end time series analysis of AAPL's daily closing prices, aggregated to monthly means, covering a 10-year window (April 2016 – March 2026). The analysis is implemented entirely in R, using the dplyr and TTR packages for data manipulation and moving average computation. The workflow progresses from raw data loading through stationarity diagnosis, transformation, and finally the fitting and evaluation of multiple forecasting models.</w:t>
+        <w:t xml:space="preserve">This project performs a structured end-to-end time series analysis of AAPL's daily closing prices, aggregated to monthly means, covering a 10-year window (April 2016 – March 2026). The analysis is implemented entirely in R, using the </w:t>
+      </w:r>
+      <w:proofErr w:type="spellStart"/>
+      <w:r>
+        <w:t>dplyr</w:t>
+      </w:r>
+      <w:proofErr w:type="spellEnd"/>
+      <w:r>
+        <w:t xml:space="preserve"> and TTR packages for data manipulation and moving average computation. The workflow progresses from raw data loading through stationarity diagnosis, transformation, and finally the fitting and evaluation of multiple forecasting models.</w:t>
       </w:r>
     </w:p>
     <w:p>
@@ -443,7 +397,23 @@
         <w:t xml:space="preserve">Model Fitting &amp; Comparison: </w:t>
       </w:r>
       <w:r>
-        <w:t>Fit and interpret multiple forecasting models — Linear Regression, AR(1), and AR(2) — evaluating their statistical significance, goodness-of-fit, and practical suitability for the AAPL series.</w:t>
+        <w:t xml:space="preserve">Fit and interpret multiple forecasting models — Linear Regression, </w:t>
+      </w:r>
+      <w:proofErr w:type="gramStart"/>
+      <w:r>
+        <w:t>AR(</w:t>
+      </w:r>
+      <w:proofErr w:type="gramEnd"/>
+      <w:r>
+        <w:t xml:space="preserve">1), and </w:t>
+      </w:r>
+      <w:proofErr w:type="gramStart"/>
+      <w:r>
+        <w:t>AR(</w:t>
+      </w:r>
+      <w:proofErr w:type="gramEnd"/>
+      <w:r>
+        <w:t>2) — evaluating their statistical significance, goodness-of-fit, and practical suitability for the AAPL series.</w:t>
       </w:r>
     </w:p>
     <w:p>
@@ -482,7 +452,25 @@
           <w:color w:val="555555"/>
         </w:rPr>
         <w:lastRenderedPageBreak/>
-        <w:t>All analysis is conducted using base R alongside the dplyr (data manipulation) and TTR (moving averages) packages. No pipeline operators are used; all transformations are written as explicit, step-by-step function calls for clarity and reproducibility.</w:t>
+        <w:t xml:space="preserve">All analysis is conducted using base R alongside the </w:t>
+      </w:r>
+      <w:proofErr w:type="spellStart"/>
+      <w:r>
+        <w:rPr>
+          <w:i/>
+          <w:iCs/>
+          <w:color w:val="555555"/>
+        </w:rPr>
+        <w:t>dplyr</w:t>
+      </w:r>
+      <w:proofErr w:type="spellEnd"/>
+      <w:r>
+        <w:rPr>
+          <w:i/>
+          <w:iCs/>
+          <w:color w:val="555555"/>
+        </w:rPr>
+        <w:t xml:space="preserve"> (data manipulation) and TTR (moving averages) packages. No pipeline operators are used; all transformations are written as explicit, step-by-step function calls for clarity and reproducibility.</w:t>
       </w:r>
     </w:p>
     <w:p>
@@ -543,12 +531,6 @@
         <w:gridCol w:w="9360"/>
       </w:tblGrid>
       <w:tr>
-        <w:tblPrEx>
-          <w:tblCellMar>
-            <w:top w:w="0" w:type="dxa"/>
-            <w:bottom w:w="0" w:type="dxa"/>
-          </w:tblCellMar>
-        </w:tblPrEx>
         <w:tc>
           <w:tcPr>
             <w:tcW w:w="9360" w:type="dxa"/>
@@ -577,21 +559,52 @@
                 <w:sz w:val="18"/>
                 <w:szCs w:val="18"/>
               </w:rPr>
-              <w:t>library(dplyr)</w:t>
+              <w:t>library(</w:t>
+            </w:r>
+            <w:proofErr w:type="spellStart"/>
+            <w:r>
+              <w:rPr>
+                <w:rFonts w:ascii="Courier New" w:eastAsia="Courier New" w:hAnsi="Courier New" w:cs="Courier New"/>
+                <w:color w:val="1A1A1A"/>
+                <w:sz w:val="18"/>
+                <w:szCs w:val="18"/>
+              </w:rPr>
+              <w:t>dplyr</w:t>
+            </w:r>
+            <w:proofErr w:type="spellEnd"/>
+            <w:r>
+              <w:rPr>
+                <w:rFonts w:ascii="Courier New" w:eastAsia="Courier New" w:hAnsi="Courier New" w:cs="Courier New"/>
+                <w:color w:val="1A1A1A"/>
+                <w:sz w:val="18"/>
+                <w:szCs w:val="18"/>
+              </w:rPr>
+              <w:t>)</w:t>
             </w:r>
           </w:p>
           <w:p>
             <w:pPr>
               <w:shd w:val="clear" w:color="auto" w:fill="F2F2F2"/>
             </w:pPr>
-            <w:r>
-              <w:rPr>
-                <w:rFonts w:ascii="Courier New" w:eastAsia="Courier New" w:hAnsi="Courier New" w:cs="Courier New"/>
-                <w:color w:val="1A1A1A"/>
-                <w:sz w:val="18"/>
-                <w:szCs w:val="18"/>
-              </w:rPr>
-              <w:t>library(TTR)</w:t>
+            <w:proofErr w:type="gramStart"/>
+            <w:r>
+              <w:rPr>
+                <w:rFonts w:ascii="Courier New" w:eastAsia="Courier New" w:hAnsi="Courier New" w:cs="Courier New"/>
+                <w:color w:val="1A1A1A"/>
+                <w:sz w:val="18"/>
+                <w:szCs w:val="18"/>
+              </w:rPr>
+              <w:t>library(</w:t>
+            </w:r>
+            <w:proofErr w:type="gramEnd"/>
+            <w:r>
+              <w:rPr>
+                <w:rFonts w:ascii="Courier New" w:eastAsia="Courier New" w:hAnsi="Courier New" w:cs="Courier New"/>
+                <w:color w:val="1A1A1A"/>
+                <w:sz w:val="18"/>
+                <w:szCs w:val="18"/>
+              </w:rPr>
+              <w:t>TTR)</w:t>
             </w:r>
           </w:p>
           <w:p>
@@ -624,7 +637,27 @@
                 <w:sz w:val="18"/>
                 <w:szCs w:val="18"/>
               </w:rPr>
-              <w:t>AAPL &lt;- read.csv("C:/R/CIA 3 project/aapl_us_d.csv")</w:t>
+              <w:t xml:space="preserve">AAPL &lt;- </w:t>
+            </w:r>
+            <w:proofErr w:type="gramStart"/>
+            <w:r>
+              <w:rPr>
+                <w:rFonts w:ascii="Courier New" w:eastAsia="Courier New" w:hAnsi="Courier New" w:cs="Courier New"/>
+                <w:color w:val="1A1A1A"/>
+                <w:sz w:val="18"/>
+                <w:szCs w:val="18"/>
+              </w:rPr>
+              <w:t>read.csv(</w:t>
+            </w:r>
+            <w:proofErr w:type="gramEnd"/>
+            <w:r>
+              <w:rPr>
+                <w:rFonts w:ascii="Courier New" w:eastAsia="Courier New" w:hAnsi="Courier New" w:cs="Courier New"/>
+                <w:color w:val="1A1A1A"/>
+                <w:sz w:val="18"/>
+                <w:szCs w:val="18"/>
+              </w:rPr>
+              <w:t>"C:/R/CIA 3 project/aapl_us_d.csv")</w:t>
             </w:r>
           </w:p>
           <w:p>
@@ -650,14 +683,67 @@
             <w:pPr>
               <w:shd w:val="clear" w:color="auto" w:fill="F2F2F2"/>
             </w:pPr>
-            <w:r>
-              <w:rPr>
-                <w:rFonts w:ascii="Courier New" w:eastAsia="Courier New" w:hAnsi="Courier New" w:cs="Courier New"/>
-                <w:color w:val="1A1A1A"/>
-                <w:sz w:val="18"/>
-                <w:szCs w:val="18"/>
-              </w:rPr>
-              <w:t>AAPL$Date &lt;- as.Date(AAPL$Date, format = "%d-%m-%Y")</w:t>
+            <w:proofErr w:type="spellStart"/>
+            <w:r>
+              <w:rPr>
+                <w:rFonts w:ascii="Courier New" w:eastAsia="Courier New" w:hAnsi="Courier New" w:cs="Courier New"/>
+                <w:color w:val="1A1A1A"/>
+                <w:sz w:val="18"/>
+                <w:szCs w:val="18"/>
+              </w:rPr>
+              <w:t>AAPL$Date</w:t>
+            </w:r>
+            <w:proofErr w:type="spellEnd"/>
+            <w:r>
+              <w:rPr>
+                <w:rFonts w:ascii="Courier New" w:eastAsia="Courier New" w:hAnsi="Courier New" w:cs="Courier New"/>
+                <w:color w:val="1A1A1A"/>
+                <w:sz w:val="18"/>
+                <w:szCs w:val="18"/>
+              </w:rPr>
+              <w:t xml:space="preserve"> &lt;- </w:t>
+            </w:r>
+            <w:proofErr w:type="spellStart"/>
+            <w:proofErr w:type="gramStart"/>
+            <w:r>
+              <w:rPr>
+                <w:rFonts w:ascii="Courier New" w:eastAsia="Courier New" w:hAnsi="Courier New" w:cs="Courier New"/>
+                <w:color w:val="1A1A1A"/>
+                <w:sz w:val="18"/>
+                <w:szCs w:val="18"/>
+              </w:rPr>
+              <w:t>as.Date</w:t>
+            </w:r>
+            <w:proofErr w:type="spellEnd"/>
+            <w:proofErr w:type="gramEnd"/>
+            <w:r>
+              <w:rPr>
+                <w:rFonts w:ascii="Courier New" w:eastAsia="Courier New" w:hAnsi="Courier New" w:cs="Courier New"/>
+                <w:color w:val="1A1A1A"/>
+                <w:sz w:val="18"/>
+                <w:szCs w:val="18"/>
+              </w:rPr>
+              <w:t>(</w:t>
+            </w:r>
+            <w:proofErr w:type="spellStart"/>
+            <w:r>
+              <w:rPr>
+                <w:rFonts w:ascii="Courier New" w:eastAsia="Courier New" w:hAnsi="Courier New" w:cs="Courier New"/>
+                <w:color w:val="1A1A1A"/>
+                <w:sz w:val="18"/>
+                <w:szCs w:val="18"/>
+              </w:rPr>
+              <w:t>AAPL$Date</w:t>
+            </w:r>
+            <w:proofErr w:type="spellEnd"/>
+            <w:r>
+              <w:rPr>
+                <w:rFonts w:ascii="Courier New" w:eastAsia="Courier New" w:hAnsi="Courier New" w:cs="Courier New"/>
+                <w:color w:val="1A1A1A"/>
+                <w:sz w:val="18"/>
+                <w:szCs w:val="18"/>
+              </w:rPr>
+              <w:t>, format = "%d-%m-%Y")</w:t>
             </w:r>
           </w:p>
           <w:p>
@@ -690,7 +776,47 @@
                 <w:sz w:val="18"/>
                 <w:szCs w:val="18"/>
               </w:rPr>
-              <w:t>AAPL &lt;- filter(AAPL, Date &gt;= Sys.Date() - 365 * 10)</w:t>
+              <w:t xml:space="preserve">AAPL &lt;- </w:t>
+            </w:r>
+            <w:proofErr w:type="gramStart"/>
+            <w:r>
+              <w:rPr>
+                <w:rFonts w:ascii="Courier New" w:eastAsia="Courier New" w:hAnsi="Courier New" w:cs="Courier New"/>
+                <w:color w:val="1A1A1A"/>
+                <w:sz w:val="18"/>
+                <w:szCs w:val="18"/>
+              </w:rPr>
+              <w:t>filter(</w:t>
+            </w:r>
+            <w:proofErr w:type="gramEnd"/>
+            <w:r>
+              <w:rPr>
+                <w:rFonts w:ascii="Courier New" w:eastAsia="Courier New" w:hAnsi="Courier New" w:cs="Courier New"/>
+                <w:color w:val="1A1A1A"/>
+                <w:sz w:val="18"/>
+                <w:szCs w:val="18"/>
+              </w:rPr>
+              <w:t xml:space="preserve">AAPL, Date &gt;= </w:t>
+            </w:r>
+            <w:proofErr w:type="spellStart"/>
+            <w:r>
+              <w:rPr>
+                <w:rFonts w:ascii="Courier New" w:eastAsia="Courier New" w:hAnsi="Courier New" w:cs="Courier New"/>
+                <w:color w:val="1A1A1A"/>
+                <w:sz w:val="18"/>
+                <w:szCs w:val="18"/>
+              </w:rPr>
+              <w:t>Sys.Date</w:t>
+            </w:r>
+            <w:proofErr w:type="spellEnd"/>
+            <w:r>
+              <w:rPr>
+                <w:rFonts w:ascii="Courier New" w:eastAsia="Courier New" w:hAnsi="Courier New" w:cs="Courier New"/>
+                <w:color w:val="1A1A1A"/>
+                <w:sz w:val="18"/>
+                <w:szCs w:val="18"/>
+              </w:rPr>
+              <w:t>() - 365 * 10)</w:t>
             </w:r>
           </w:p>
           <w:p>
@@ -723,7 +849,27 @@
                 <w:sz w:val="18"/>
                 <w:szCs w:val="18"/>
               </w:rPr>
-              <w:t>AAPL &lt;- arrange(AAPL, Date)</w:t>
+              <w:t xml:space="preserve">AAPL &lt;- </w:t>
+            </w:r>
+            <w:proofErr w:type="gramStart"/>
+            <w:r>
+              <w:rPr>
+                <w:rFonts w:ascii="Courier New" w:eastAsia="Courier New" w:hAnsi="Courier New" w:cs="Courier New"/>
+                <w:color w:val="1A1A1A"/>
+                <w:sz w:val="18"/>
+                <w:szCs w:val="18"/>
+              </w:rPr>
+              <w:t>arrange(</w:t>
+            </w:r>
+            <w:proofErr w:type="gramEnd"/>
+            <w:r>
+              <w:rPr>
+                <w:rFonts w:ascii="Courier New" w:eastAsia="Courier New" w:hAnsi="Courier New" w:cs="Courier New"/>
+                <w:color w:val="1A1A1A"/>
+                <w:sz w:val="18"/>
+                <w:szCs w:val="18"/>
+              </w:rPr>
+              <w:t>AAPL, Date)</w:t>
             </w:r>
           </w:p>
         </w:tc>
@@ -771,12 +917,6 @@
         <w:gridCol w:w="9360"/>
       </w:tblGrid>
       <w:tr>
-        <w:tblPrEx>
-          <w:tblCellMar>
-            <w:top w:w="0" w:type="dxa"/>
-            <w:bottom w:w="0" w:type="dxa"/>
-          </w:tblCellMar>
-        </w:tblPrEx>
         <w:tc>
           <w:tcPr>
             <w:tcW w:w="9360" w:type="dxa"/>
@@ -922,12 +1062,6 @@
         <w:gridCol w:w="9360"/>
       </w:tblGrid>
       <w:tr>
-        <w:tblPrEx>
-          <w:tblCellMar>
-            <w:top w:w="0" w:type="dxa"/>
-            <w:bottom w:w="0" w:type="dxa"/>
-          </w:tblCellMar>
-        </w:tblPrEx>
         <w:tc>
           <w:tcPr>
             <w:tcW w:w="9360" w:type="dxa"/>
@@ -955,7 +1089,31 @@
                 <w:sz w:val="17"/>
                 <w:szCs w:val="17"/>
               </w:rPr>
-              <w:t xml:space="preserve">           Date    Open    High    Low  Close   Volume</w:t>
+              <w:t xml:space="preserve">           Date    Open    High    </w:t>
+            </w:r>
+            <w:proofErr w:type="gramStart"/>
+            <w:r>
+              <w:rPr>
+                <w:rFonts w:ascii="Courier New" w:eastAsia="Courier New" w:hAnsi="Courier New" w:cs="Courier New"/>
+                <w:i/>
+                <w:iCs/>
+                <w:color w:val="444444"/>
+                <w:sz w:val="17"/>
+                <w:szCs w:val="17"/>
+              </w:rPr>
+              <w:t>Low  Close</w:t>
+            </w:r>
+            <w:proofErr w:type="gramEnd"/>
+            <w:r>
+              <w:rPr>
+                <w:rFonts w:ascii="Courier New" w:eastAsia="Courier New" w:hAnsi="Courier New" w:cs="Courier New"/>
+                <w:i/>
+                <w:iCs/>
+                <w:color w:val="444444"/>
+                <w:sz w:val="17"/>
+                <w:szCs w:val="17"/>
+              </w:rPr>
+              <w:t xml:space="preserve">   Volume</w:t>
             </w:r>
           </w:p>
           <w:p>
@@ -1090,12 +1248,6 @@
         <w:gridCol w:w="9360"/>
       </w:tblGrid>
       <w:tr>
-        <w:tblPrEx>
-          <w:tblCellMar>
-            <w:top w:w="0" w:type="dxa"/>
-            <w:bottom w:w="0" w:type="dxa"/>
-          </w:tblCellMar>
-        </w:tblPrEx>
         <w:tc>
           <w:tcPr>
             <w:tcW w:w="9360" w:type="dxa"/>
@@ -1131,14 +1283,56 @@
             <w:pPr>
               <w:shd w:val="clear" w:color="auto" w:fill="F2F2F2"/>
             </w:pPr>
-            <w:r>
-              <w:rPr>
-                <w:rFonts w:ascii="Courier New" w:eastAsia="Courier New" w:hAnsi="Courier New" w:cs="Courier New"/>
-                <w:color w:val="1A1A1A"/>
-                <w:sz w:val="18"/>
-                <w:szCs w:val="18"/>
-              </w:rPr>
-              <w:t>AAPL$YearMonth &lt;- format(AAPL$Date, "%Y-%m")</w:t>
+            <w:proofErr w:type="spellStart"/>
+            <w:r>
+              <w:rPr>
+                <w:rFonts w:ascii="Courier New" w:eastAsia="Courier New" w:hAnsi="Courier New" w:cs="Courier New"/>
+                <w:color w:val="1A1A1A"/>
+                <w:sz w:val="18"/>
+                <w:szCs w:val="18"/>
+              </w:rPr>
+              <w:t>AAPL$YearMonth</w:t>
+            </w:r>
+            <w:proofErr w:type="spellEnd"/>
+            <w:r>
+              <w:rPr>
+                <w:rFonts w:ascii="Courier New" w:eastAsia="Courier New" w:hAnsi="Courier New" w:cs="Courier New"/>
+                <w:color w:val="1A1A1A"/>
+                <w:sz w:val="18"/>
+                <w:szCs w:val="18"/>
+              </w:rPr>
+              <w:t xml:space="preserve"> &lt;- </w:t>
+            </w:r>
+            <w:proofErr w:type="gramStart"/>
+            <w:r>
+              <w:rPr>
+                <w:rFonts w:ascii="Courier New" w:eastAsia="Courier New" w:hAnsi="Courier New" w:cs="Courier New"/>
+                <w:color w:val="1A1A1A"/>
+                <w:sz w:val="18"/>
+                <w:szCs w:val="18"/>
+              </w:rPr>
+              <w:t>format(</w:t>
+            </w:r>
+            <w:proofErr w:type="spellStart"/>
+            <w:proofErr w:type="gramEnd"/>
+            <w:r>
+              <w:rPr>
+                <w:rFonts w:ascii="Courier New" w:eastAsia="Courier New" w:hAnsi="Courier New" w:cs="Courier New"/>
+                <w:color w:val="1A1A1A"/>
+                <w:sz w:val="18"/>
+                <w:szCs w:val="18"/>
+              </w:rPr>
+              <w:t>AAPL$Date</w:t>
+            </w:r>
+            <w:proofErr w:type="spellEnd"/>
+            <w:r>
+              <w:rPr>
+                <w:rFonts w:ascii="Courier New" w:eastAsia="Courier New" w:hAnsi="Courier New" w:cs="Courier New"/>
+                <w:color w:val="1A1A1A"/>
+                <w:sz w:val="18"/>
+                <w:szCs w:val="18"/>
+              </w:rPr>
+              <w:t>, "%Y-%m")</w:t>
             </w:r>
           </w:p>
           <w:p>
@@ -1157,7 +1351,78 @@
                 <w:sz w:val="18"/>
                 <w:szCs w:val="18"/>
               </w:rPr>
-              <w:t>monthly &lt;- summarise(group_by(AAPL, YearMonth),</w:t>
+              <w:t xml:space="preserve">monthly &lt;- </w:t>
+            </w:r>
+            <w:proofErr w:type="gramStart"/>
+            <w:r>
+              <w:rPr>
+                <w:rFonts w:ascii="Courier New" w:eastAsia="Courier New" w:hAnsi="Courier New" w:cs="Courier New"/>
+                <w:color w:val="1A1A1A"/>
+                <w:sz w:val="18"/>
+                <w:szCs w:val="18"/>
+              </w:rPr>
+              <w:t>summarise(</w:t>
+            </w:r>
+            <w:proofErr w:type="spellStart"/>
+            <w:proofErr w:type="gramEnd"/>
+            <w:r>
+              <w:rPr>
+                <w:rFonts w:ascii="Courier New" w:eastAsia="Courier New" w:hAnsi="Courier New" w:cs="Courier New"/>
+                <w:color w:val="1A1A1A"/>
+                <w:sz w:val="18"/>
+                <w:szCs w:val="18"/>
+              </w:rPr>
+              <w:t>group_</w:t>
+            </w:r>
+            <w:proofErr w:type="gramStart"/>
+            <w:r>
+              <w:rPr>
+                <w:rFonts w:ascii="Courier New" w:eastAsia="Courier New" w:hAnsi="Courier New" w:cs="Courier New"/>
+                <w:color w:val="1A1A1A"/>
+                <w:sz w:val="18"/>
+                <w:szCs w:val="18"/>
+              </w:rPr>
+              <w:t>by</w:t>
+            </w:r>
+            <w:proofErr w:type="spellEnd"/>
+            <w:r>
+              <w:rPr>
+                <w:rFonts w:ascii="Courier New" w:eastAsia="Courier New" w:hAnsi="Courier New" w:cs="Courier New"/>
+                <w:color w:val="1A1A1A"/>
+                <w:sz w:val="18"/>
+                <w:szCs w:val="18"/>
+              </w:rPr>
+              <w:t>(</w:t>
+            </w:r>
+            <w:proofErr w:type="gramEnd"/>
+            <w:r>
+              <w:rPr>
+                <w:rFonts w:ascii="Courier New" w:eastAsia="Courier New" w:hAnsi="Courier New" w:cs="Courier New"/>
+                <w:color w:val="1A1A1A"/>
+                <w:sz w:val="18"/>
+                <w:szCs w:val="18"/>
+              </w:rPr>
+              <w:t xml:space="preserve">AAPL, </w:t>
+            </w:r>
+            <w:proofErr w:type="spellStart"/>
+            <w:r>
+              <w:rPr>
+                <w:rFonts w:ascii="Courier New" w:eastAsia="Courier New" w:hAnsi="Courier New" w:cs="Courier New"/>
+                <w:color w:val="1A1A1A"/>
+                <w:sz w:val="18"/>
+                <w:szCs w:val="18"/>
+              </w:rPr>
+              <w:t>YearMonth</w:t>
+            </w:r>
+            <w:proofErr w:type="spellEnd"/>
+            <w:r>
+              <w:rPr>
+                <w:rFonts w:ascii="Courier New" w:eastAsia="Courier New" w:hAnsi="Courier New" w:cs="Courier New"/>
+                <w:color w:val="1A1A1A"/>
+                <w:sz w:val="18"/>
+                <w:szCs w:val="18"/>
+              </w:rPr>
+              <w:t>),</w:t>
             </w:r>
           </w:p>
           <w:p>
@@ -1171,7 +1436,47 @@
                 <w:sz w:val="18"/>
                 <w:szCs w:val="18"/>
               </w:rPr>
-              <w:t xml:space="preserve">                     Mean_Close = mean(Close))</w:t>
+              <w:t xml:space="preserve">                     </w:t>
+            </w:r>
+            <w:proofErr w:type="spellStart"/>
+            <w:r>
+              <w:rPr>
+                <w:rFonts w:ascii="Courier New" w:eastAsia="Courier New" w:hAnsi="Courier New" w:cs="Courier New"/>
+                <w:color w:val="1A1A1A"/>
+                <w:sz w:val="18"/>
+                <w:szCs w:val="18"/>
+              </w:rPr>
+              <w:t>Mean_Close</w:t>
+            </w:r>
+            <w:proofErr w:type="spellEnd"/>
+            <w:r>
+              <w:rPr>
+                <w:rFonts w:ascii="Courier New" w:eastAsia="Courier New" w:hAnsi="Courier New" w:cs="Courier New"/>
+                <w:color w:val="1A1A1A"/>
+                <w:sz w:val="18"/>
+                <w:szCs w:val="18"/>
+              </w:rPr>
+              <w:t xml:space="preserve"> = </w:t>
+            </w:r>
+            <w:proofErr w:type="gramStart"/>
+            <w:r>
+              <w:rPr>
+                <w:rFonts w:ascii="Courier New" w:eastAsia="Courier New" w:hAnsi="Courier New" w:cs="Courier New"/>
+                <w:color w:val="1A1A1A"/>
+                <w:sz w:val="18"/>
+                <w:szCs w:val="18"/>
+              </w:rPr>
+              <w:t>mean(</w:t>
+            </w:r>
+            <w:proofErr w:type="gramEnd"/>
+            <w:r>
+              <w:rPr>
+                <w:rFonts w:ascii="Courier New" w:eastAsia="Courier New" w:hAnsi="Courier New" w:cs="Courier New"/>
+                <w:color w:val="1A1A1A"/>
+                <w:sz w:val="18"/>
+                <w:szCs w:val="18"/>
+              </w:rPr>
+              <w:t>Close))</w:t>
             </w:r>
           </w:p>
           <w:p>
@@ -1185,22 +1490,84 @@
                 <w:sz w:val="18"/>
                 <w:szCs w:val="18"/>
               </w:rPr>
-              <w:t>monthly &lt;- arrange(monthly, YearMonth)</w:t>
+              <w:t xml:space="preserve">monthly &lt;- </w:t>
+            </w:r>
+            <w:proofErr w:type="gramStart"/>
+            <w:r>
+              <w:rPr>
+                <w:rFonts w:ascii="Courier New" w:eastAsia="Courier New" w:hAnsi="Courier New" w:cs="Courier New"/>
+                <w:color w:val="1A1A1A"/>
+                <w:sz w:val="18"/>
+                <w:szCs w:val="18"/>
+              </w:rPr>
+              <w:t>arrange(</w:t>
+            </w:r>
+            <w:proofErr w:type="gramEnd"/>
+            <w:r>
+              <w:rPr>
+                <w:rFonts w:ascii="Courier New" w:eastAsia="Courier New" w:hAnsi="Courier New" w:cs="Courier New"/>
+                <w:color w:val="1A1A1A"/>
+                <w:sz w:val="18"/>
+                <w:szCs w:val="18"/>
+              </w:rPr>
+              <w:t xml:space="preserve">monthly, </w:t>
+            </w:r>
+            <w:proofErr w:type="spellStart"/>
+            <w:r>
+              <w:rPr>
+                <w:rFonts w:ascii="Courier New" w:eastAsia="Courier New" w:hAnsi="Courier New" w:cs="Courier New"/>
+                <w:color w:val="1A1A1A"/>
+                <w:sz w:val="18"/>
+                <w:szCs w:val="18"/>
+              </w:rPr>
+              <w:t>YearMonth</w:t>
+            </w:r>
+            <w:proofErr w:type="spellEnd"/>
+            <w:r>
+              <w:rPr>
+                <w:rFonts w:ascii="Courier New" w:eastAsia="Courier New" w:hAnsi="Courier New" w:cs="Courier New"/>
+                <w:color w:val="1A1A1A"/>
+                <w:sz w:val="18"/>
+                <w:szCs w:val="18"/>
+              </w:rPr>
+              <w:t>)</w:t>
             </w:r>
           </w:p>
           <w:p>
             <w:pPr>
               <w:shd w:val="clear" w:color="auto" w:fill="F2F2F2"/>
             </w:pPr>
-            <w:r>
-              <w:rPr>
-                <w:rFonts w:ascii="Courier New" w:eastAsia="Courier New" w:hAnsi="Courier New" w:cs="Courier New"/>
-                <w:color w:val="1A1A1A"/>
-                <w:sz w:val="18"/>
-                <w:szCs w:val="18"/>
-              </w:rPr>
-              <w:t>monthly_vector &lt;- monthly$Mean_Close</w:t>
-            </w:r>
+            <w:proofErr w:type="spellStart"/>
+            <w:r>
+              <w:rPr>
+                <w:rFonts w:ascii="Courier New" w:eastAsia="Courier New" w:hAnsi="Courier New" w:cs="Courier New"/>
+                <w:color w:val="1A1A1A"/>
+                <w:sz w:val="18"/>
+                <w:szCs w:val="18"/>
+              </w:rPr>
+              <w:t>monthly_vector</w:t>
+            </w:r>
+            <w:proofErr w:type="spellEnd"/>
+            <w:r>
+              <w:rPr>
+                <w:rFonts w:ascii="Courier New" w:eastAsia="Courier New" w:hAnsi="Courier New" w:cs="Courier New"/>
+                <w:color w:val="1A1A1A"/>
+                <w:sz w:val="18"/>
+                <w:szCs w:val="18"/>
+              </w:rPr>
+              <w:t xml:space="preserve"> &lt;- </w:t>
+            </w:r>
+            <w:proofErr w:type="spellStart"/>
+            <w:r>
+              <w:rPr>
+                <w:rFonts w:ascii="Courier New" w:eastAsia="Courier New" w:hAnsi="Courier New" w:cs="Courier New"/>
+                <w:color w:val="1A1A1A"/>
+                <w:sz w:val="18"/>
+                <w:szCs w:val="18"/>
+              </w:rPr>
+              <w:t>monthly$Mean_Close</w:t>
+            </w:r>
+            <w:proofErr w:type="spellEnd"/>
           </w:p>
           <w:p>
             <w:pPr>
@@ -1211,14 +1578,76 @@
             <w:pPr>
               <w:shd w:val="clear" w:color="auto" w:fill="F2F2F2"/>
             </w:pPr>
-            <w:r>
-              <w:rPr>
-                <w:rFonts w:ascii="Courier New" w:eastAsia="Courier New" w:hAnsi="Courier New" w:cs="Courier New"/>
-                <w:color w:val="1A1A1A"/>
-                <w:sz w:val="18"/>
-                <w:szCs w:val="18"/>
-              </w:rPr>
-              <w:t>plot(monthly_vector, type="l", col="darkblue", lwd=2,</w:t>
+            <w:proofErr w:type="gramStart"/>
+            <w:r>
+              <w:rPr>
+                <w:rFonts w:ascii="Courier New" w:eastAsia="Courier New" w:hAnsi="Courier New" w:cs="Courier New"/>
+                <w:color w:val="1A1A1A"/>
+                <w:sz w:val="18"/>
+                <w:szCs w:val="18"/>
+              </w:rPr>
+              <w:t>plot(</w:t>
+            </w:r>
+            <w:proofErr w:type="spellStart"/>
+            <w:proofErr w:type="gramEnd"/>
+            <w:r>
+              <w:rPr>
+                <w:rFonts w:ascii="Courier New" w:eastAsia="Courier New" w:hAnsi="Courier New" w:cs="Courier New"/>
+                <w:color w:val="1A1A1A"/>
+                <w:sz w:val="18"/>
+                <w:szCs w:val="18"/>
+              </w:rPr>
+              <w:t>monthly_vector</w:t>
+            </w:r>
+            <w:proofErr w:type="spellEnd"/>
+            <w:r>
+              <w:rPr>
+                <w:rFonts w:ascii="Courier New" w:eastAsia="Courier New" w:hAnsi="Courier New" w:cs="Courier New"/>
+                <w:color w:val="1A1A1A"/>
+                <w:sz w:val="18"/>
+                <w:szCs w:val="18"/>
+              </w:rPr>
+              <w:t>, type="l", col="</w:t>
+            </w:r>
+            <w:proofErr w:type="spellStart"/>
+            <w:r>
+              <w:rPr>
+                <w:rFonts w:ascii="Courier New" w:eastAsia="Courier New" w:hAnsi="Courier New" w:cs="Courier New"/>
+                <w:color w:val="1A1A1A"/>
+                <w:sz w:val="18"/>
+                <w:szCs w:val="18"/>
+              </w:rPr>
+              <w:t>darkblue</w:t>
+            </w:r>
+            <w:proofErr w:type="spellEnd"/>
+            <w:r>
+              <w:rPr>
+                <w:rFonts w:ascii="Courier New" w:eastAsia="Courier New" w:hAnsi="Courier New" w:cs="Courier New"/>
+                <w:color w:val="1A1A1A"/>
+                <w:sz w:val="18"/>
+                <w:szCs w:val="18"/>
+              </w:rPr>
+              <w:t xml:space="preserve">", </w:t>
+            </w:r>
+            <w:proofErr w:type="spellStart"/>
+            <w:r>
+              <w:rPr>
+                <w:rFonts w:ascii="Courier New" w:eastAsia="Courier New" w:hAnsi="Courier New" w:cs="Courier New"/>
+                <w:color w:val="1A1A1A"/>
+                <w:sz w:val="18"/>
+                <w:szCs w:val="18"/>
+              </w:rPr>
+              <w:t>lwd</w:t>
+            </w:r>
+            <w:proofErr w:type="spellEnd"/>
+            <w:r>
+              <w:rPr>
+                <w:rFonts w:ascii="Courier New" w:eastAsia="Courier New" w:hAnsi="Courier New" w:cs="Courier New"/>
+                <w:color w:val="1A1A1A"/>
+                <w:sz w:val="18"/>
+                <w:szCs w:val="18"/>
+              </w:rPr>
+              <w:t>=2,</w:t>
             </w:r>
           </w:p>
           <w:p>
@@ -1246,7 +1675,47 @@
                 <w:sz w:val="18"/>
                 <w:szCs w:val="18"/>
               </w:rPr>
-              <w:t xml:space="preserve">     xlab="Time (Months)", ylab="Average Closing Price (USD)")</w:t>
+              <w:t xml:space="preserve">     </w:t>
+            </w:r>
+            <w:proofErr w:type="spellStart"/>
+            <w:r>
+              <w:rPr>
+                <w:rFonts w:ascii="Courier New" w:eastAsia="Courier New" w:hAnsi="Courier New" w:cs="Courier New"/>
+                <w:color w:val="1A1A1A"/>
+                <w:sz w:val="18"/>
+                <w:szCs w:val="18"/>
+              </w:rPr>
+              <w:t>xlab</w:t>
+            </w:r>
+            <w:proofErr w:type="spellEnd"/>
+            <w:r>
+              <w:rPr>
+                <w:rFonts w:ascii="Courier New" w:eastAsia="Courier New" w:hAnsi="Courier New" w:cs="Courier New"/>
+                <w:color w:val="1A1A1A"/>
+                <w:sz w:val="18"/>
+                <w:szCs w:val="18"/>
+              </w:rPr>
+              <w:t xml:space="preserve">="Time (Months)", </w:t>
+            </w:r>
+            <w:proofErr w:type="spellStart"/>
+            <w:r>
+              <w:rPr>
+                <w:rFonts w:ascii="Courier New" w:eastAsia="Courier New" w:hAnsi="Courier New" w:cs="Courier New"/>
+                <w:color w:val="1A1A1A"/>
+                <w:sz w:val="18"/>
+                <w:szCs w:val="18"/>
+              </w:rPr>
+              <w:t>ylab</w:t>
+            </w:r>
+            <w:proofErr w:type="spellEnd"/>
+            <w:r>
+              <w:rPr>
+                <w:rFonts w:ascii="Courier New" w:eastAsia="Courier New" w:hAnsi="Courier New" w:cs="Courier New"/>
+                <w:color w:val="1A1A1A"/>
+                <w:sz w:val="18"/>
+                <w:szCs w:val="18"/>
+              </w:rPr>
+              <w:t>="Average Closing Price (USD)")</w:t>
             </w:r>
           </w:p>
         </w:tc>
@@ -1370,12 +1839,6 @@
         <w:gridCol w:w="9360"/>
       </w:tblGrid>
       <w:tr>
-        <w:tblPrEx>
-          <w:tblCellMar>
-            <w:top w:w="0" w:type="dxa"/>
-            <w:bottom w:w="0" w:type="dxa"/>
-          </w:tblCellMar>
-        </w:tblPrEx>
         <w:tc>
           <w:tcPr>
             <w:tcW w:w="9360" w:type="dxa"/>
@@ -1404,7 +1867,58 @@
                 <w:sz w:val="18"/>
                 <w:szCs w:val="18"/>
               </w:rPr>
-              <w:t>ma3  &lt;- SMA(monthly_vector, n=3)</w:t>
+              <w:t>ma</w:t>
+            </w:r>
+            <w:proofErr w:type="gramStart"/>
+            <w:r>
+              <w:rPr>
+                <w:rFonts w:ascii="Courier New" w:eastAsia="Courier New" w:hAnsi="Courier New" w:cs="Courier New"/>
+                <w:color w:val="1A1A1A"/>
+                <w:sz w:val="18"/>
+                <w:szCs w:val="18"/>
+              </w:rPr>
+              <w:t>3  &lt;</w:t>
+            </w:r>
+            <w:proofErr w:type="gramEnd"/>
+            <w:r>
+              <w:rPr>
+                <w:rFonts w:ascii="Courier New" w:eastAsia="Courier New" w:hAnsi="Courier New" w:cs="Courier New"/>
+                <w:color w:val="1A1A1A"/>
+                <w:sz w:val="18"/>
+                <w:szCs w:val="18"/>
+              </w:rPr>
+              <w:t xml:space="preserve">- </w:t>
+            </w:r>
+            <w:proofErr w:type="gramStart"/>
+            <w:r>
+              <w:rPr>
+                <w:rFonts w:ascii="Courier New" w:eastAsia="Courier New" w:hAnsi="Courier New" w:cs="Courier New"/>
+                <w:color w:val="1A1A1A"/>
+                <w:sz w:val="18"/>
+                <w:szCs w:val="18"/>
+              </w:rPr>
+              <w:t>SMA(</w:t>
+            </w:r>
+            <w:proofErr w:type="spellStart"/>
+            <w:proofErr w:type="gramEnd"/>
+            <w:r>
+              <w:rPr>
+                <w:rFonts w:ascii="Courier New" w:eastAsia="Courier New" w:hAnsi="Courier New" w:cs="Courier New"/>
+                <w:color w:val="1A1A1A"/>
+                <w:sz w:val="18"/>
+                <w:szCs w:val="18"/>
+              </w:rPr>
+              <w:t>monthly_vector</w:t>
+            </w:r>
+            <w:proofErr w:type="spellEnd"/>
+            <w:r>
+              <w:rPr>
+                <w:rFonts w:ascii="Courier New" w:eastAsia="Courier New" w:hAnsi="Courier New" w:cs="Courier New"/>
+                <w:color w:val="1A1A1A"/>
+                <w:sz w:val="18"/>
+                <w:szCs w:val="18"/>
+              </w:rPr>
+              <w:t>, n=3)</w:t>
             </w:r>
           </w:p>
           <w:p>
@@ -1419,7 +1933,58 @@
                 <w:szCs w:val="18"/>
               </w:rPr>
               <w:lastRenderedPageBreak/>
-              <w:t>ma6  &lt;- SMA(monthly_vector, n=6)</w:t>
+              <w:t>ma</w:t>
+            </w:r>
+            <w:proofErr w:type="gramStart"/>
+            <w:r>
+              <w:rPr>
+                <w:rFonts w:ascii="Courier New" w:eastAsia="Courier New" w:hAnsi="Courier New" w:cs="Courier New"/>
+                <w:color w:val="1A1A1A"/>
+                <w:sz w:val="18"/>
+                <w:szCs w:val="18"/>
+              </w:rPr>
+              <w:t>6  &lt;</w:t>
+            </w:r>
+            <w:proofErr w:type="gramEnd"/>
+            <w:r>
+              <w:rPr>
+                <w:rFonts w:ascii="Courier New" w:eastAsia="Courier New" w:hAnsi="Courier New" w:cs="Courier New"/>
+                <w:color w:val="1A1A1A"/>
+                <w:sz w:val="18"/>
+                <w:szCs w:val="18"/>
+              </w:rPr>
+              <w:t xml:space="preserve">- </w:t>
+            </w:r>
+            <w:proofErr w:type="gramStart"/>
+            <w:r>
+              <w:rPr>
+                <w:rFonts w:ascii="Courier New" w:eastAsia="Courier New" w:hAnsi="Courier New" w:cs="Courier New"/>
+                <w:color w:val="1A1A1A"/>
+                <w:sz w:val="18"/>
+                <w:szCs w:val="18"/>
+              </w:rPr>
+              <w:t>SMA(</w:t>
+            </w:r>
+            <w:proofErr w:type="spellStart"/>
+            <w:proofErr w:type="gramEnd"/>
+            <w:r>
+              <w:rPr>
+                <w:rFonts w:ascii="Courier New" w:eastAsia="Courier New" w:hAnsi="Courier New" w:cs="Courier New"/>
+                <w:color w:val="1A1A1A"/>
+                <w:sz w:val="18"/>
+                <w:szCs w:val="18"/>
+              </w:rPr>
+              <w:t>monthly_vector</w:t>
+            </w:r>
+            <w:proofErr w:type="spellEnd"/>
+            <w:r>
+              <w:rPr>
+                <w:rFonts w:ascii="Courier New" w:eastAsia="Courier New" w:hAnsi="Courier New" w:cs="Courier New"/>
+                <w:color w:val="1A1A1A"/>
+                <w:sz w:val="18"/>
+                <w:szCs w:val="18"/>
+              </w:rPr>
+              <w:t>, n=6)</w:t>
             </w:r>
           </w:p>
           <w:p>
@@ -1433,7 +1998,38 @@
                 <w:sz w:val="18"/>
                 <w:szCs w:val="18"/>
               </w:rPr>
-              <w:t>ma12 &lt;- SMA(monthly_vector, n=12)</w:t>
+              <w:t xml:space="preserve">ma12 &lt;- </w:t>
+            </w:r>
+            <w:proofErr w:type="gramStart"/>
+            <w:r>
+              <w:rPr>
+                <w:rFonts w:ascii="Courier New" w:eastAsia="Courier New" w:hAnsi="Courier New" w:cs="Courier New"/>
+                <w:color w:val="1A1A1A"/>
+                <w:sz w:val="18"/>
+                <w:szCs w:val="18"/>
+              </w:rPr>
+              <w:t>SMA(</w:t>
+            </w:r>
+            <w:proofErr w:type="spellStart"/>
+            <w:proofErr w:type="gramEnd"/>
+            <w:r>
+              <w:rPr>
+                <w:rFonts w:ascii="Courier New" w:eastAsia="Courier New" w:hAnsi="Courier New" w:cs="Courier New"/>
+                <w:color w:val="1A1A1A"/>
+                <w:sz w:val="18"/>
+                <w:szCs w:val="18"/>
+              </w:rPr>
+              <w:t>monthly_vector</w:t>
+            </w:r>
+            <w:proofErr w:type="spellEnd"/>
+            <w:r>
+              <w:rPr>
+                <w:rFonts w:ascii="Courier New" w:eastAsia="Courier New" w:hAnsi="Courier New" w:cs="Courier New"/>
+                <w:color w:val="1A1A1A"/>
+                <w:sz w:val="18"/>
+                <w:szCs w:val="18"/>
+              </w:rPr>
+              <w:t>, n=12)</w:t>
             </w:r>
           </w:p>
           <w:p>
@@ -1445,14 +2041,56 @@
             <w:pPr>
               <w:shd w:val="clear" w:color="auto" w:fill="F2F2F2"/>
             </w:pPr>
-            <w:r>
-              <w:rPr>
-                <w:rFonts w:ascii="Courier New" w:eastAsia="Courier New" w:hAnsi="Courier New" w:cs="Courier New"/>
-                <w:color w:val="1A1A1A"/>
-                <w:sz w:val="18"/>
-                <w:szCs w:val="18"/>
-              </w:rPr>
-              <w:t>plot(monthly_vector, type="l", col="grey60", lwd=1,</w:t>
+            <w:proofErr w:type="gramStart"/>
+            <w:r>
+              <w:rPr>
+                <w:rFonts w:ascii="Courier New" w:eastAsia="Courier New" w:hAnsi="Courier New" w:cs="Courier New"/>
+                <w:color w:val="1A1A1A"/>
+                <w:sz w:val="18"/>
+                <w:szCs w:val="18"/>
+              </w:rPr>
+              <w:t>plot(</w:t>
+            </w:r>
+            <w:proofErr w:type="spellStart"/>
+            <w:proofErr w:type="gramEnd"/>
+            <w:r>
+              <w:rPr>
+                <w:rFonts w:ascii="Courier New" w:eastAsia="Courier New" w:hAnsi="Courier New" w:cs="Courier New"/>
+                <w:color w:val="1A1A1A"/>
+                <w:sz w:val="18"/>
+                <w:szCs w:val="18"/>
+              </w:rPr>
+              <w:t>monthly_vector</w:t>
+            </w:r>
+            <w:proofErr w:type="spellEnd"/>
+            <w:r>
+              <w:rPr>
+                <w:rFonts w:ascii="Courier New" w:eastAsia="Courier New" w:hAnsi="Courier New" w:cs="Courier New"/>
+                <w:color w:val="1A1A1A"/>
+                <w:sz w:val="18"/>
+                <w:szCs w:val="18"/>
+              </w:rPr>
+              <w:t xml:space="preserve">, type="l", col="grey60", </w:t>
+            </w:r>
+            <w:proofErr w:type="spellStart"/>
+            <w:r>
+              <w:rPr>
+                <w:rFonts w:ascii="Courier New" w:eastAsia="Courier New" w:hAnsi="Courier New" w:cs="Courier New"/>
+                <w:color w:val="1A1A1A"/>
+                <w:sz w:val="18"/>
+                <w:szCs w:val="18"/>
+              </w:rPr>
+              <w:t>lwd</w:t>
+            </w:r>
+            <w:proofErr w:type="spellEnd"/>
+            <w:r>
+              <w:rPr>
+                <w:rFonts w:ascii="Courier New" w:eastAsia="Courier New" w:hAnsi="Courier New" w:cs="Courier New"/>
+                <w:color w:val="1A1A1A"/>
+                <w:sz w:val="18"/>
+                <w:szCs w:val="18"/>
+              </w:rPr>
+              <w:t>=1,</w:t>
             </w:r>
           </w:p>
           <w:p>
@@ -1480,63 +2118,340 @@
                 <w:sz w:val="18"/>
                 <w:szCs w:val="18"/>
               </w:rPr>
-              <w:t xml:space="preserve">     xlab="Time (Months)", ylab="Closing Price (USD)", xaxt="n")</w:t>
+              <w:t xml:space="preserve">     </w:t>
+            </w:r>
+            <w:proofErr w:type="spellStart"/>
+            <w:r>
+              <w:rPr>
+                <w:rFonts w:ascii="Courier New" w:eastAsia="Courier New" w:hAnsi="Courier New" w:cs="Courier New"/>
+                <w:color w:val="1A1A1A"/>
+                <w:sz w:val="18"/>
+                <w:szCs w:val="18"/>
+              </w:rPr>
+              <w:t>xlab</w:t>
+            </w:r>
+            <w:proofErr w:type="spellEnd"/>
+            <w:r>
+              <w:rPr>
+                <w:rFonts w:ascii="Courier New" w:eastAsia="Courier New" w:hAnsi="Courier New" w:cs="Courier New"/>
+                <w:color w:val="1A1A1A"/>
+                <w:sz w:val="18"/>
+                <w:szCs w:val="18"/>
+              </w:rPr>
+              <w:t xml:space="preserve">="Time (Months)", </w:t>
+            </w:r>
+            <w:proofErr w:type="spellStart"/>
+            <w:r>
+              <w:rPr>
+                <w:rFonts w:ascii="Courier New" w:eastAsia="Courier New" w:hAnsi="Courier New" w:cs="Courier New"/>
+                <w:color w:val="1A1A1A"/>
+                <w:sz w:val="18"/>
+                <w:szCs w:val="18"/>
+              </w:rPr>
+              <w:t>ylab</w:t>
+            </w:r>
+            <w:proofErr w:type="spellEnd"/>
+            <w:r>
+              <w:rPr>
+                <w:rFonts w:ascii="Courier New" w:eastAsia="Courier New" w:hAnsi="Courier New" w:cs="Courier New"/>
+                <w:color w:val="1A1A1A"/>
+                <w:sz w:val="18"/>
+                <w:szCs w:val="18"/>
+              </w:rPr>
+              <w:t xml:space="preserve">="Closing Price (USD)", </w:t>
+            </w:r>
+            <w:proofErr w:type="spellStart"/>
+            <w:r>
+              <w:rPr>
+                <w:rFonts w:ascii="Courier New" w:eastAsia="Courier New" w:hAnsi="Courier New" w:cs="Courier New"/>
+                <w:color w:val="1A1A1A"/>
+                <w:sz w:val="18"/>
+                <w:szCs w:val="18"/>
+              </w:rPr>
+              <w:t>xaxt</w:t>
+            </w:r>
+            <w:proofErr w:type="spellEnd"/>
+            <w:r>
+              <w:rPr>
+                <w:rFonts w:ascii="Courier New" w:eastAsia="Courier New" w:hAnsi="Courier New" w:cs="Courier New"/>
+                <w:color w:val="1A1A1A"/>
+                <w:sz w:val="18"/>
+                <w:szCs w:val="18"/>
+              </w:rPr>
+              <w:t>="n")</w:t>
             </w:r>
           </w:p>
           <w:p>
             <w:pPr>
               <w:shd w:val="clear" w:color="auto" w:fill="F2F2F2"/>
             </w:pPr>
-            <w:r>
-              <w:rPr>
-                <w:rFonts w:ascii="Courier New" w:eastAsia="Courier New" w:hAnsi="Courier New" w:cs="Courier New"/>
-                <w:color w:val="1A1A1A"/>
-                <w:sz w:val="18"/>
-                <w:szCs w:val="18"/>
-              </w:rPr>
-              <w:t>lines(ma3,  col="dodgerblue", lwd=2)</w:t>
+            <w:proofErr w:type="gramStart"/>
+            <w:r>
+              <w:rPr>
+                <w:rFonts w:ascii="Courier New" w:eastAsia="Courier New" w:hAnsi="Courier New" w:cs="Courier New"/>
+                <w:color w:val="1A1A1A"/>
+                <w:sz w:val="18"/>
+                <w:szCs w:val="18"/>
+              </w:rPr>
+              <w:t>lines(</w:t>
+            </w:r>
+            <w:proofErr w:type="gramEnd"/>
+            <w:r>
+              <w:rPr>
+                <w:rFonts w:ascii="Courier New" w:eastAsia="Courier New" w:hAnsi="Courier New" w:cs="Courier New"/>
+                <w:color w:val="1A1A1A"/>
+                <w:sz w:val="18"/>
+                <w:szCs w:val="18"/>
+              </w:rPr>
+              <w:t>ma</w:t>
+            </w:r>
+            <w:proofErr w:type="gramStart"/>
+            <w:r>
+              <w:rPr>
+                <w:rFonts w:ascii="Courier New" w:eastAsia="Courier New" w:hAnsi="Courier New" w:cs="Courier New"/>
+                <w:color w:val="1A1A1A"/>
+                <w:sz w:val="18"/>
+                <w:szCs w:val="18"/>
+              </w:rPr>
+              <w:t>3,  col</w:t>
+            </w:r>
+            <w:proofErr w:type="gramEnd"/>
+            <w:r>
+              <w:rPr>
+                <w:rFonts w:ascii="Courier New" w:eastAsia="Courier New" w:hAnsi="Courier New" w:cs="Courier New"/>
+                <w:color w:val="1A1A1A"/>
+                <w:sz w:val="18"/>
+                <w:szCs w:val="18"/>
+              </w:rPr>
+              <w:t>="</w:t>
+            </w:r>
+            <w:proofErr w:type="spellStart"/>
+            <w:r>
+              <w:rPr>
+                <w:rFonts w:ascii="Courier New" w:eastAsia="Courier New" w:hAnsi="Courier New" w:cs="Courier New"/>
+                <w:color w:val="1A1A1A"/>
+                <w:sz w:val="18"/>
+                <w:szCs w:val="18"/>
+              </w:rPr>
+              <w:t>dodgerblue</w:t>
+            </w:r>
+            <w:proofErr w:type="spellEnd"/>
+            <w:r>
+              <w:rPr>
+                <w:rFonts w:ascii="Courier New" w:eastAsia="Courier New" w:hAnsi="Courier New" w:cs="Courier New"/>
+                <w:color w:val="1A1A1A"/>
+                <w:sz w:val="18"/>
+                <w:szCs w:val="18"/>
+              </w:rPr>
+              <w:t xml:space="preserve">", </w:t>
+            </w:r>
+            <w:proofErr w:type="spellStart"/>
+            <w:r>
+              <w:rPr>
+                <w:rFonts w:ascii="Courier New" w:eastAsia="Courier New" w:hAnsi="Courier New" w:cs="Courier New"/>
+                <w:color w:val="1A1A1A"/>
+                <w:sz w:val="18"/>
+                <w:szCs w:val="18"/>
+              </w:rPr>
+              <w:t>lwd</w:t>
+            </w:r>
+            <w:proofErr w:type="spellEnd"/>
+            <w:r>
+              <w:rPr>
+                <w:rFonts w:ascii="Courier New" w:eastAsia="Courier New" w:hAnsi="Courier New" w:cs="Courier New"/>
+                <w:color w:val="1A1A1A"/>
+                <w:sz w:val="18"/>
+                <w:szCs w:val="18"/>
+              </w:rPr>
+              <w:t>=2)</w:t>
             </w:r>
           </w:p>
           <w:p>
             <w:pPr>
               <w:shd w:val="clear" w:color="auto" w:fill="F2F2F2"/>
             </w:pPr>
-            <w:r>
-              <w:rPr>
-                <w:rFonts w:ascii="Courier New" w:eastAsia="Courier New" w:hAnsi="Courier New" w:cs="Courier New"/>
-                <w:color w:val="1A1A1A"/>
-                <w:sz w:val="18"/>
-                <w:szCs w:val="18"/>
-              </w:rPr>
-              <w:t>lines(ma6,  col="darkgreen",  lwd=2)</w:t>
+            <w:proofErr w:type="gramStart"/>
+            <w:r>
+              <w:rPr>
+                <w:rFonts w:ascii="Courier New" w:eastAsia="Courier New" w:hAnsi="Courier New" w:cs="Courier New"/>
+                <w:color w:val="1A1A1A"/>
+                <w:sz w:val="18"/>
+                <w:szCs w:val="18"/>
+              </w:rPr>
+              <w:t>lines(</w:t>
+            </w:r>
+            <w:proofErr w:type="gramEnd"/>
+            <w:r>
+              <w:rPr>
+                <w:rFonts w:ascii="Courier New" w:eastAsia="Courier New" w:hAnsi="Courier New" w:cs="Courier New"/>
+                <w:color w:val="1A1A1A"/>
+                <w:sz w:val="18"/>
+                <w:szCs w:val="18"/>
+              </w:rPr>
+              <w:t>ma</w:t>
+            </w:r>
+            <w:proofErr w:type="gramStart"/>
+            <w:r>
+              <w:rPr>
+                <w:rFonts w:ascii="Courier New" w:eastAsia="Courier New" w:hAnsi="Courier New" w:cs="Courier New"/>
+                <w:color w:val="1A1A1A"/>
+                <w:sz w:val="18"/>
+                <w:szCs w:val="18"/>
+              </w:rPr>
+              <w:t>6,  col</w:t>
+            </w:r>
+            <w:proofErr w:type="gramEnd"/>
+            <w:r>
+              <w:rPr>
+                <w:rFonts w:ascii="Courier New" w:eastAsia="Courier New" w:hAnsi="Courier New" w:cs="Courier New"/>
+                <w:color w:val="1A1A1A"/>
+                <w:sz w:val="18"/>
+                <w:szCs w:val="18"/>
+              </w:rPr>
+              <w:t>="</w:t>
+            </w:r>
+            <w:proofErr w:type="spellStart"/>
+            <w:r>
+              <w:rPr>
+                <w:rFonts w:ascii="Courier New" w:eastAsia="Courier New" w:hAnsi="Courier New" w:cs="Courier New"/>
+                <w:color w:val="1A1A1A"/>
+                <w:sz w:val="18"/>
+                <w:szCs w:val="18"/>
+              </w:rPr>
+              <w:t>darkgreen</w:t>
+            </w:r>
+            <w:proofErr w:type="spellEnd"/>
+            <w:proofErr w:type="gramStart"/>
+            <w:r>
+              <w:rPr>
+                <w:rFonts w:ascii="Courier New" w:eastAsia="Courier New" w:hAnsi="Courier New" w:cs="Courier New"/>
+                <w:color w:val="1A1A1A"/>
+                <w:sz w:val="18"/>
+                <w:szCs w:val="18"/>
+              </w:rPr>
+              <w:t xml:space="preserve">",  </w:t>
+            </w:r>
+            <w:proofErr w:type="spellStart"/>
+            <w:r>
+              <w:rPr>
+                <w:rFonts w:ascii="Courier New" w:eastAsia="Courier New" w:hAnsi="Courier New" w:cs="Courier New"/>
+                <w:color w:val="1A1A1A"/>
+                <w:sz w:val="18"/>
+                <w:szCs w:val="18"/>
+              </w:rPr>
+              <w:t>lwd</w:t>
+            </w:r>
+            <w:proofErr w:type="spellEnd"/>
+            <w:proofErr w:type="gramEnd"/>
+            <w:r>
+              <w:rPr>
+                <w:rFonts w:ascii="Courier New" w:eastAsia="Courier New" w:hAnsi="Courier New" w:cs="Courier New"/>
+                <w:color w:val="1A1A1A"/>
+                <w:sz w:val="18"/>
+                <w:szCs w:val="18"/>
+              </w:rPr>
+              <w:t>=2)</w:t>
             </w:r>
           </w:p>
           <w:p>
             <w:pPr>
               <w:shd w:val="clear" w:color="auto" w:fill="F2F2F2"/>
             </w:pPr>
-            <w:r>
-              <w:rPr>
-                <w:rFonts w:ascii="Courier New" w:eastAsia="Courier New" w:hAnsi="Courier New" w:cs="Courier New"/>
-                <w:color w:val="1A1A1A"/>
-                <w:sz w:val="18"/>
-                <w:szCs w:val="18"/>
-              </w:rPr>
-              <w:t>lines(ma12, col="firebrick",  lwd=2)</w:t>
+            <w:proofErr w:type="gramStart"/>
+            <w:r>
+              <w:rPr>
+                <w:rFonts w:ascii="Courier New" w:eastAsia="Courier New" w:hAnsi="Courier New" w:cs="Courier New"/>
+                <w:color w:val="1A1A1A"/>
+                <w:sz w:val="18"/>
+                <w:szCs w:val="18"/>
+              </w:rPr>
+              <w:t>lines(</w:t>
+            </w:r>
+            <w:proofErr w:type="gramEnd"/>
+            <w:r>
+              <w:rPr>
+                <w:rFonts w:ascii="Courier New" w:eastAsia="Courier New" w:hAnsi="Courier New" w:cs="Courier New"/>
+                <w:color w:val="1A1A1A"/>
+                <w:sz w:val="18"/>
+                <w:szCs w:val="18"/>
+              </w:rPr>
+              <w:t>ma12, col="firebrick</w:t>
+            </w:r>
+            <w:proofErr w:type="gramStart"/>
+            <w:r>
+              <w:rPr>
+                <w:rFonts w:ascii="Courier New" w:eastAsia="Courier New" w:hAnsi="Courier New" w:cs="Courier New"/>
+                <w:color w:val="1A1A1A"/>
+                <w:sz w:val="18"/>
+                <w:szCs w:val="18"/>
+              </w:rPr>
+              <w:t xml:space="preserve">",  </w:t>
+            </w:r>
+            <w:proofErr w:type="spellStart"/>
+            <w:r>
+              <w:rPr>
+                <w:rFonts w:ascii="Courier New" w:eastAsia="Courier New" w:hAnsi="Courier New" w:cs="Courier New"/>
+                <w:color w:val="1A1A1A"/>
+                <w:sz w:val="18"/>
+                <w:szCs w:val="18"/>
+              </w:rPr>
+              <w:t>lwd</w:t>
+            </w:r>
+            <w:proofErr w:type="spellEnd"/>
+            <w:proofErr w:type="gramEnd"/>
+            <w:r>
+              <w:rPr>
+                <w:rFonts w:ascii="Courier New" w:eastAsia="Courier New" w:hAnsi="Courier New" w:cs="Courier New"/>
+                <w:color w:val="1A1A1A"/>
+                <w:sz w:val="18"/>
+                <w:szCs w:val="18"/>
+              </w:rPr>
+              <w:t>=2)</w:t>
             </w:r>
           </w:p>
           <w:p>
             <w:pPr>
               <w:shd w:val="clear" w:color="auto" w:fill="F2F2F2"/>
             </w:pPr>
-            <w:r>
-              <w:rPr>
-                <w:rFonts w:ascii="Courier New" w:eastAsia="Courier New" w:hAnsi="Courier New" w:cs="Courier New"/>
-                <w:color w:val="1A1A1A"/>
-                <w:sz w:val="18"/>
-                <w:szCs w:val="18"/>
-              </w:rPr>
-              <w:t>legend("topleft",</w:t>
+            <w:proofErr w:type="gramStart"/>
+            <w:r>
+              <w:rPr>
+                <w:rFonts w:ascii="Courier New" w:eastAsia="Courier New" w:hAnsi="Courier New" w:cs="Courier New"/>
+                <w:color w:val="1A1A1A"/>
+                <w:sz w:val="18"/>
+                <w:szCs w:val="18"/>
+              </w:rPr>
+              <w:t>legend(</w:t>
+            </w:r>
+            <w:proofErr w:type="gramEnd"/>
+            <w:r>
+              <w:rPr>
+                <w:rFonts w:ascii="Courier New" w:eastAsia="Courier New" w:hAnsi="Courier New" w:cs="Courier New"/>
+                <w:color w:val="1A1A1A"/>
+                <w:sz w:val="18"/>
+                <w:szCs w:val="18"/>
+              </w:rPr>
+              <w:t>"</w:t>
+            </w:r>
+            <w:proofErr w:type="spellStart"/>
+            <w:r>
+              <w:rPr>
+                <w:rFonts w:ascii="Courier New" w:eastAsia="Courier New" w:hAnsi="Courier New" w:cs="Courier New"/>
+                <w:color w:val="1A1A1A"/>
+                <w:sz w:val="18"/>
+                <w:szCs w:val="18"/>
+              </w:rPr>
+              <w:t>topleft</w:t>
+            </w:r>
+            <w:proofErr w:type="spellEnd"/>
+            <w:r>
+              <w:rPr>
+                <w:rFonts w:ascii="Courier New" w:eastAsia="Courier New" w:hAnsi="Courier New" w:cs="Courier New"/>
+                <w:color w:val="1A1A1A"/>
+                <w:sz w:val="18"/>
+                <w:szCs w:val="18"/>
+              </w:rPr>
+              <w:t>",</w:t>
             </w:r>
           </w:p>
           <w:p>
@@ -1550,7 +2465,47 @@
                 <w:sz w:val="18"/>
                 <w:szCs w:val="18"/>
               </w:rPr>
-              <w:t xml:space="preserve">       legend=c("Actual Price","SMA (3)","SMA (6)","SMA (12)"),</w:t>
+              <w:t xml:space="preserve">       legend=</w:t>
+            </w:r>
+            <w:proofErr w:type="gramStart"/>
+            <w:r>
+              <w:rPr>
+                <w:rFonts w:ascii="Courier New" w:eastAsia="Courier New" w:hAnsi="Courier New" w:cs="Courier New"/>
+                <w:color w:val="1A1A1A"/>
+                <w:sz w:val="18"/>
+                <w:szCs w:val="18"/>
+              </w:rPr>
+              <w:t>c(</w:t>
+            </w:r>
+            <w:proofErr w:type="gramEnd"/>
+            <w:r>
+              <w:rPr>
+                <w:rFonts w:ascii="Courier New" w:eastAsia="Courier New" w:hAnsi="Courier New" w:cs="Courier New"/>
+                <w:color w:val="1A1A1A"/>
+                <w:sz w:val="18"/>
+                <w:szCs w:val="18"/>
+              </w:rPr>
+              <w:t xml:space="preserve">"Actual </w:t>
+            </w:r>
+            <w:proofErr w:type="spellStart"/>
+            <w:r>
+              <w:rPr>
+                <w:rFonts w:ascii="Courier New" w:eastAsia="Courier New" w:hAnsi="Courier New" w:cs="Courier New"/>
+                <w:color w:val="1A1A1A"/>
+                <w:sz w:val="18"/>
+                <w:szCs w:val="18"/>
+              </w:rPr>
+              <w:t>Price","SMA</w:t>
+            </w:r>
+            <w:proofErr w:type="spellEnd"/>
+            <w:r>
+              <w:rPr>
+                <w:rFonts w:ascii="Courier New" w:eastAsia="Courier New" w:hAnsi="Courier New" w:cs="Courier New"/>
+                <w:color w:val="1A1A1A"/>
+                <w:sz w:val="18"/>
+                <w:szCs w:val="18"/>
+              </w:rPr>
+              <w:t xml:space="preserve"> (3)","SMA (6)","SMA (12)"),</w:t>
             </w:r>
           </w:p>
           <w:p>
@@ -1564,7 +2519,47 @@
                 <w:sz w:val="18"/>
                 <w:szCs w:val="18"/>
               </w:rPr>
-              <w:t xml:space="preserve">       col=c("grey60","dodgerblue","darkgreen","firebrick"), lwd=2, cex=0.8)</w:t>
+              <w:t xml:space="preserve">       col=c("grey60","dodgerblue","darkgreen","firebrick"), </w:t>
+            </w:r>
+            <w:proofErr w:type="spellStart"/>
+            <w:r>
+              <w:rPr>
+                <w:rFonts w:ascii="Courier New" w:eastAsia="Courier New" w:hAnsi="Courier New" w:cs="Courier New"/>
+                <w:color w:val="1A1A1A"/>
+                <w:sz w:val="18"/>
+                <w:szCs w:val="18"/>
+              </w:rPr>
+              <w:t>lwd</w:t>
+            </w:r>
+            <w:proofErr w:type="spellEnd"/>
+            <w:r>
+              <w:rPr>
+                <w:rFonts w:ascii="Courier New" w:eastAsia="Courier New" w:hAnsi="Courier New" w:cs="Courier New"/>
+                <w:color w:val="1A1A1A"/>
+                <w:sz w:val="18"/>
+                <w:szCs w:val="18"/>
+              </w:rPr>
+              <w:t xml:space="preserve">=2, </w:t>
+            </w:r>
+            <w:proofErr w:type="spellStart"/>
+            <w:r>
+              <w:rPr>
+                <w:rFonts w:ascii="Courier New" w:eastAsia="Courier New" w:hAnsi="Courier New" w:cs="Courier New"/>
+                <w:color w:val="1A1A1A"/>
+                <w:sz w:val="18"/>
+                <w:szCs w:val="18"/>
+              </w:rPr>
+              <w:t>cex</w:t>
+            </w:r>
+            <w:proofErr w:type="spellEnd"/>
+            <w:r>
+              <w:rPr>
+                <w:rFonts w:ascii="Courier New" w:eastAsia="Courier New" w:hAnsi="Courier New" w:cs="Courier New"/>
+                <w:color w:val="1A1A1A"/>
+                <w:sz w:val="18"/>
+                <w:szCs w:val="18"/>
+              </w:rPr>
+              <w:t>=0.8)</w:t>
             </w:r>
           </w:p>
         </w:tc>
@@ -1665,12 +2660,6 @@
         <w:gridCol w:w="9360"/>
       </w:tblGrid>
       <w:tr>
-        <w:tblPrEx>
-          <w:tblCellMar>
-            <w:top w:w="0" w:type="dxa"/>
-            <w:bottom w:w="0" w:type="dxa"/>
-          </w:tblCellMar>
-        </w:tblPrEx>
         <w:tc>
           <w:tcPr>
             <w:tcW w:w="9360" w:type="dxa"/>
@@ -1699,7 +2688,58 @@
                 <w:sz w:val="18"/>
                 <w:szCs w:val="18"/>
               </w:rPr>
-              <w:t>ema3  &lt;- EMA(monthly_vector, n=3)</w:t>
+              <w:t>ema</w:t>
+            </w:r>
+            <w:proofErr w:type="gramStart"/>
+            <w:r>
+              <w:rPr>
+                <w:rFonts w:ascii="Courier New" w:eastAsia="Courier New" w:hAnsi="Courier New" w:cs="Courier New"/>
+                <w:color w:val="1A1A1A"/>
+                <w:sz w:val="18"/>
+                <w:szCs w:val="18"/>
+              </w:rPr>
+              <w:t>3  &lt;</w:t>
+            </w:r>
+            <w:proofErr w:type="gramEnd"/>
+            <w:r>
+              <w:rPr>
+                <w:rFonts w:ascii="Courier New" w:eastAsia="Courier New" w:hAnsi="Courier New" w:cs="Courier New"/>
+                <w:color w:val="1A1A1A"/>
+                <w:sz w:val="18"/>
+                <w:szCs w:val="18"/>
+              </w:rPr>
+              <w:t xml:space="preserve">- </w:t>
+            </w:r>
+            <w:proofErr w:type="gramStart"/>
+            <w:r>
+              <w:rPr>
+                <w:rFonts w:ascii="Courier New" w:eastAsia="Courier New" w:hAnsi="Courier New" w:cs="Courier New"/>
+                <w:color w:val="1A1A1A"/>
+                <w:sz w:val="18"/>
+                <w:szCs w:val="18"/>
+              </w:rPr>
+              <w:t>EMA(</w:t>
+            </w:r>
+            <w:proofErr w:type="spellStart"/>
+            <w:proofErr w:type="gramEnd"/>
+            <w:r>
+              <w:rPr>
+                <w:rFonts w:ascii="Courier New" w:eastAsia="Courier New" w:hAnsi="Courier New" w:cs="Courier New"/>
+                <w:color w:val="1A1A1A"/>
+                <w:sz w:val="18"/>
+                <w:szCs w:val="18"/>
+              </w:rPr>
+              <w:t>monthly_vector</w:t>
+            </w:r>
+            <w:proofErr w:type="spellEnd"/>
+            <w:r>
+              <w:rPr>
+                <w:rFonts w:ascii="Courier New" w:eastAsia="Courier New" w:hAnsi="Courier New" w:cs="Courier New"/>
+                <w:color w:val="1A1A1A"/>
+                <w:sz w:val="18"/>
+                <w:szCs w:val="18"/>
+              </w:rPr>
+              <w:t>, n=3)</w:t>
             </w:r>
           </w:p>
           <w:p>
@@ -1713,7 +2753,58 @@
                 <w:sz w:val="18"/>
                 <w:szCs w:val="18"/>
               </w:rPr>
-              <w:t>ema6  &lt;- EMA(monthly_vector, n=6)</w:t>
+              <w:t>ema</w:t>
+            </w:r>
+            <w:proofErr w:type="gramStart"/>
+            <w:r>
+              <w:rPr>
+                <w:rFonts w:ascii="Courier New" w:eastAsia="Courier New" w:hAnsi="Courier New" w:cs="Courier New"/>
+                <w:color w:val="1A1A1A"/>
+                <w:sz w:val="18"/>
+                <w:szCs w:val="18"/>
+              </w:rPr>
+              <w:t>6  &lt;</w:t>
+            </w:r>
+            <w:proofErr w:type="gramEnd"/>
+            <w:r>
+              <w:rPr>
+                <w:rFonts w:ascii="Courier New" w:eastAsia="Courier New" w:hAnsi="Courier New" w:cs="Courier New"/>
+                <w:color w:val="1A1A1A"/>
+                <w:sz w:val="18"/>
+                <w:szCs w:val="18"/>
+              </w:rPr>
+              <w:t xml:space="preserve">- </w:t>
+            </w:r>
+            <w:proofErr w:type="gramStart"/>
+            <w:r>
+              <w:rPr>
+                <w:rFonts w:ascii="Courier New" w:eastAsia="Courier New" w:hAnsi="Courier New" w:cs="Courier New"/>
+                <w:color w:val="1A1A1A"/>
+                <w:sz w:val="18"/>
+                <w:szCs w:val="18"/>
+              </w:rPr>
+              <w:t>EMA(</w:t>
+            </w:r>
+            <w:proofErr w:type="spellStart"/>
+            <w:proofErr w:type="gramEnd"/>
+            <w:r>
+              <w:rPr>
+                <w:rFonts w:ascii="Courier New" w:eastAsia="Courier New" w:hAnsi="Courier New" w:cs="Courier New"/>
+                <w:color w:val="1A1A1A"/>
+                <w:sz w:val="18"/>
+                <w:szCs w:val="18"/>
+              </w:rPr>
+              <w:t>monthly_vector</w:t>
+            </w:r>
+            <w:proofErr w:type="spellEnd"/>
+            <w:r>
+              <w:rPr>
+                <w:rFonts w:ascii="Courier New" w:eastAsia="Courier New" w:hAnsi="Courier New" w:cs="Courier New"/>
+                <w:color w:val="1A1A1A"/>
+                <w:sz w:val="18"/>
+                <w:szCs w:val="18"/>
+              </w:rPr>
+              <w:t>, n=6)</w:t>
             </w:r>
           </w:p>
           <w:p>
@@ -1727,7 +2818,38 @@
                 <w:sz w:val="18"/>
                 <w:szCs w:val="18"/>
               </w:rPr>
-              <w:t>ema12 &lt;- EMA(monthly_vector, n=12)</w:t>
+              <w:t xml:space="preserve">ema12 &lt;- </w:t>
+            </w:r>
+            <w:proofErr w:type="gramStart"/>
+            <w:r>
+              <w:rPr>
+                <w:rFonts w:ascii="Courier New" w:eastAsia="Courier New" w:hAnsi="Courier New" w:cs="Courier New"/>
+                <w:color w:val="1A1A1A"/>
+                <w:sz w:val="18"/>
+                <w:szCs w:val="18"/>
+              </w:rPr>
+              <w:t>EMA(</w:t>
+            </w:r>
+            <w:proofErr w:type="spellStart"/>
+            <w:proofErr w:type="gramEnd"/>
+            <w:r>
+              <w:rPr>
+                <w:rFonts w:ascii="Courier New" w:eastAsia="Courier New" w:hAnsi="Courier New" w:cs="Courier New"/>
+                <w:color w:val="1A1A1A"/>
+                <w:sz w:val="18"/>
+                <w:szCs w:val="18"/>
+              </w:rPr>
+              <w:t>monthly_vector</w:t>
+            </w:r>
+            <w:proofErr w:type="spellEnd"/>
+            <w:r>
+              <w:rPr>
+                <w:rFonts w:ascii="Courier New" w:eastAsia="Courier New" w:hAnsi="Courier New" w:cs="Courier New"/>
+                <w:color w:val="1A1A1A"/>
+                <w:sz w:val="18"/>
+                <w:szCs w:val="18"/>
+              </w:rPr>
+              <w:t>, n=12)</w:t>
             </w:r>
           </w:p>
           <w:p>
@@ -1739,14 +2861,56 @@
             <w:pPr>
               <w:shd w:val="clear" w:color="auto" w:fill="F2F2F2"/>
             </w:pPr>
-            <w:r>
-              <w:rPr>
-                <w:rFonts w:ascii="Courier New" w:eastAsia="Courier New" w:hAnsi="Courier New" w:cs="Courier New"/>
-                <w:color w:val="1A1A1A"/>
-                <w:sz w:val="18"/>
-                <w:szCs w:val="18"/>
-              </w:rPr>
-              <w:t>plot(monthly_vector, type="l", col="grey60", lwd=1,</w:t>
+            <w:proofErr w:type="gramStart"/>
+            <w:r>
+              <w:rPr>
+                <w:rFonts w:ascii="Courier New" w:eastAsia="Courier New" w:hAnsi="Courier New" w:cs="Courier New"/>
+                <w:color w:val="1A1A1A"/>
+                <w:sz w:val="18"/>
+                <w:szCs w:val="18"/>
+              </w:rPr>
+              <w:t>plot(</w:t>
+            </w:r>
+            <w:proofErr w:type="spellStart"/>
+            <w:proofErr w:type="gramEnd"/>
+            <w:r>
+              <w:rPr>
+                <w:rFonts w:ascii="Courier New" w:eastAsia="Courier New" w:hAnsi="Courier New" w:cs="Courier New"/>
+                <w:color w:val="1A1A1A"/>
+                <w:sz w:val="18"/>
+                <w:szCs w:val="18"/>
+              </w:rPr>
+              <w:t>monthly_vector</w:t>
+            </w:r>
+            <w:proofErr w:type="spellEnd"/>
+            <w:r>
+              <w:rPr>
+                <w:rFonts w:ascii="Courier New" w:eastAsia="Courier New" w:hAnsi="Courier New" w:cs="Courier New"/>
+                <w:color w:val="1A1A1A"/>
+                <w:sz w:val="18"/>
+                <w:szCs w:val="18"/>
+              </w:rPr>
+              <w:t xml:space="preserve">, type="l", col="grey60", </w:t>
+            </w:r>
+            <w:proofErr w:type="spellStart"/>
+            <w:r>
+              <w:rPr>
+                <w:rFonts w:ascii="Courier New" w:eastAsia="Courier New" w:hAnsi="Courier New" w:cs="Courier New"/>
+                <w:color w:val="1A1A1A"/>
+                <w:sz w:val="18"/>
+                <w:szCs w:val="18"/>
+              </w:rPr>
+              <w:t>lwd</w:t>
+            </w:r>
+            <w:proofErr w:type="spellEnd"/>
+            <w:r>
+              <w:rPr>
+                <w:rFonts w:ascii="Courier New" w:eastAsia="Courier New" w:hAnsi="Courier New" w:cs="Courier New"/>
+                <w:color w:val="1A1A1A"/>
+                <w:sz w:val="18"/>
+                <w:szCs w:val="18"/>
+              </w:rPr>
+              <w:t>=1,</w:t>
             </w:r>
           </w:p>
           <w:p>
@@ -1774,49 +2938,295 @@
                 <w:sz w:val="18"/>
                 <w:szCs w:val="18"/>
               </w:rPr>
-              <w:t xml:space="preserve">     xlab="Time (Months)", ylab="Closing Price (USD)", xaxt="n")</w:t>
+              <w:t xml:space="preserve">     </w:t>
+            </w:r>
+            <w:proofErr w:type="spellStart"/>
+            <w:r>
+              <w:rPr>
+                <w:rFonts w:ascii="Courier New" w:eastAsia="Courier New" w:hAnsi="Courier New" w:cs="Courier New"/>
+                <w:color w:val="1A1A1A"/>
+                <w:sz w:val="18"/>
+                <w:szCs w:val="18"/>
+              </w:rPr>
+              <w:t>xlab</w:t>
+            </w:r>
+            <w:proofErr w:type="spellEnd"/>
+            <w:r>
+              <w:rPr>
+                <w:rFonts w:ascii="Courier New" w:eastAsia="Courier New" w:hAnsi="Courier New" w:cs="Courier New"/>
+                <w:color w:val="1A1A1A"/>
+                <w:sz w:val="18"/>
+                <w:szCs w:val="18"/>
+              </w:rPr>
+              <w:t xml:space="preserve">="Time (Months)", </w:t>
+            </w:r>
+            <w:proofErr w:type="spellStart"/>
+            <w:r>
+              <w:rPr>
+                <w:rFonts w:ascii="Courier New" w:eastAsia="Courier New" w:hAnsi="Courier New" w:cs="Courier New"/>
+                <w:color w:val="1A1A1A"/>
+                <w:sz w:val="18"/>
+                <w:szCs w:val="18"/>
+              </w:rPr>
+              <w:t>ylab</w:t>
+            </w:r>
+            <w:proofErr w:type="spellEnd"/>
+            <w:r>
+              <w:rPr>
+                <w:rFonts w:ascii="Courier New" w:eastAsia="Courier New" w:hAnsi="Courier New" w:cs="Courier New"/>
+                <w:color w:val="1A1A1A"/>
+                <w:sz w:val="18"/>
+                <w:szCs w:val="18"/>
+              </w:rPr>
+              <w:t xml:space="preserve">="Closing Price (USD)", </w:t>
+            </w:r>
+            <w:proofErr w:type="spellStart"/>
+            <w:r>
+              <w:rPr>
+                <w:rFonts w:ascii="Courier New" w:eastAsia="Courier New" w:hAnsi="Courier New" w:cs="Courier New"/>
+                <w:color w:val="1A1A1A"/>
+                <w:sz w:val="18"/>
+                <w:szCs w:val="18"/>
+              </w:rPr>
+              <w:t>xaxt</w:t>
+            </w:r>
+            <w:proofErr w:type="spellEnd"/>
+            <w:r>
+              <w:rPr>
+                <w:rFonts w:ascii="Courier New" w:eastAsia="Courier New" w:hAnsi="Courier New" w:cs="Courier New"/>
+                <w:color w:val="1A1A1A"/>
+                <w:sz w:val="18"/>
+                <w:szCs w:val="18"/>
+              </w:rPr>
+              <w:t>="n")</w:t>
             </w:r>
           </w:p>
           <w:p>
             <w:pPr>
               <w:shd w:val="clear" w:color="auto" w:fill="F2F2F2"/>
             </w:pPr>
-            <w:r>
-              <w:rPr>
-                <w:rFonts w:ascii="Courier New" w:eastAsia="Courier New" w:hAnsi="Courier New" w:cs="Courier New"/>
-                <w:color w:val="1A1A1A"/>
-                <w:sz w:val="18"/>
-                <w:szCs w:val="18"/>
-              </w:rPr>
-              <w:t>lines(ema3,  col="dodgerblue", lwd=2)</w:t>
+            <w:proofErr w:type="gramStart"/>
+            <w:r>
+              <w:rPr>
+                <w:rFonts w:ascii="Courier New" w:eastAsia="Courier New" w:hAnsi="Courier New" w:cs="Courier New"/>
+                <w:color w:val="1A1A1A"/>
+                <w:sz w:val="18"/>
+                <w:szCs w:val="18"/>
+              </w:rPr>
+              <w:t>lines(</w:t>
+            </w:r>
+            <w:proofErr w:type="gramEnd"/>
+            <w:r>
+              <w:rPr>
+                <w:rFonts w:ascii="Courier New" w:eastAsia="Courier New" w:hAnsi="Courier New" w:cs="Courier New"/>
+                <w:color w:val="1A1A1A"/>
+                <w:sz w:val="18"/>
+                <w:szCs w:val="18"/>
+              </w:rPr>
+              <w:t>ema</w:t>
+            </w:r>
+            <w:proofErr w:type="gramStart"/>
+            <w:r>
+              <w:rPr>
+                <w:rFonts w:ascii="Courier New" w:eastAsia="Courier New" w:hAnsi="Courier New" w:cs="Courier New"/>
+                <w:color w:val="1A1A1A"/>
+                <w:sz w:val="18"/>
+                <w:szCs w:val="18"/>
+              </w:rPr>
+              <w:t>3,  col</w:t>
+            </w:r>
+            <w:proofErr w:type="gramEnd"/>
+            <w:r>
+              <w:rPr>
+                <w:rFonts w:ascii="Courier New" w:eastAsia="Courier New" w:hAnsi="Courier New" w:cs="Courier New"/>
+                <w:color w:val="1A1A1A"/>
+                <w:sz w:val="18"/>
+                <w:szCs w:val="18"/>
+              </w:rPr>
+              <w:t>="</w:t>
+            </w:r>
+            <w:proofErr w:type="spellStart"/>
+            <w:r>
+              <w:rPr>
+                <w:rFonts w:ascii="Courier New" w:eastAsia="Courier New" w:hAnsi="Courier New" w:cs="Courier New"/>
+                <w:color w:val="1A1A1A"/>
+                <w:sz w:val="18"/>
+                <w:szCs w:val="18"/>
+              </w:rPr>
+              <w:t>dodgerblue</w:t>
+            </w:r>
+            <w:proofErr w:type="spellEnd"/>
+            <w:r>
+              <w:rPr>
+                <w:rFonts w:ascii="Courier New" w:eastAsia="Courier New" w:hAnsi="Courier New" w:cs="Courier New"/>
+                <w:color w:val="1A1A1A"/>
+                <w:sz w:val="18"/>
+                <w:szCs w:val="18"/>
+              </w:rPr>
+              <w:t xml:space="preserve">", </w:t>
+            </w:r>
+            <w:proofErr w:type="spellStart"/>
+            <w:r>
+              <w:rPr>
+                <w:rFonts w:ascii="Courier New" w:eastAsia="Courier New" w:hAnsi="Courier New" w:cs="Courier New"/>
+                <w:color w:val="1A1A1A"/>
+                <w:sz w:val="18"/>
+                <w:szCs w:val="18"/>
+              </w:rPr>
+              <w:t>lwd</w:t>
+            </w:r>
+            <w:proofErr w:type="spellEnd"/>
+            <w:r>
+              <w:rPr>
+                <w:rFonts w:ascii="Courier New" w:eastAsia="Courier New" w:hAnsi="Courier New" w:cs="Courier New"/>
+                <w:color w:val="1A1A1A"/>
+                <w:sz w:val="18"/>
+                <w:szCs w:val="18"/>
+              </w:rPr>
+              <w:t>=2)</w:t>
             </w:r>
           </w:p>
           <w:p>
             <w:pPr>
               <w:shd w:val="clear" w:color="auto" w:fill="F2F2F2"/>
             </w:pPr>
-            <w:r>
-              <w:rPr>
-                <w:rFonts w:ascii="Courier New" w:eastAsia="Courier New" w:hAnsi="Courier New" w:cs="Courier New"/>
-                <w:color w:val="1A1A1A"/>
-                <w:sz w:val="18"/>
-                <w:szCs w:val="18"/>
-              </w:rPr>
-              <w:t>lines(ema6,  col="darkgreen",  lwd=2)</w:t>
+            <w:proofErr w:type="gramStart"/>
+            <w:r>
+              <w:rPr>
+                <w:rFonts w:ascii="Courier New" w:eastAsia="Courier New" w:hAnsi="Courier New" w:cs="Courier New"/>
+                <w:color w:val="1A1A1A"/>
+                <w:sz w:val="18"/>
+                <w:szCs w:val="18"/>
+              </w:rPr>
+              <w:t>lines(</w:t>
+            </w:r>
+            <w:proofErr w:type="gramEnd"/>
+            <w:r>
+              <w:rPr>
+                <w:rFonts w:ascii="Courier New" w:eastAsia="Courier New" w:hAnsi="Courier New" w:cs="Courier New"/>
+                <w:color w:val="1A1A1A"/>
+                <w:sz w:val="18"/>
+                <w:szCs w:val="18"/>
+              </w:rPr>
+              <w:t>ema</w:t>
+            </w:r>
+            <w:proofErr w:type="gramStart"/>
+            <w:r>
+              <w:rPr>
+                <w:rFonts w:ascii="Courier New" w:eastAsia="Courier New" w:hAnsi="Courier New" w:cs="Courier New"/>
+                <w:color w:val="1A1A1A"/>
+                <w:sz w:val="18"/>
+                <w:szCs w:val="18"/>
+              </w:rPr>
+              <w:t>6,  col</w:t>
+            </w:r>
+            <w:proofErr w:type="gramEnd"/>
+            <w:r>
+              <w:rPr>
+                <w:rFonts w:ascii="Courier New" w:eastAsia="Courier New" w:hAnsi="Courier New" w:cs="Courier New"/>
+                <w:color w:val="1A1A1A"/>
+                <w:sz w:val="18"/>
+                <w:szCs w:val="18"/>
+              </w:rPr>
+              <w:t>="</w:t>
+            </w:r>
+            <w:proofErr w:type="spellStart"/>
+            <w:r>
+              <w:rPr>
+                <w:rFonts w:ascii="Courier New" w:eastAsia="Courier New" w:hAnsi="Courier New" w:cs="Courier New"/>
+                <w:color w:val="1A1A1A"/>
+                <w:sz w:val="18"/>
+                <w:szCs w:val="18"/>
+              </w:rPr>
+              <w:t>darkgreen</w:t>
+            </w:r>
+            <w:proofErr w:type="spellEnd"/>
+            <w:proofErr w:type="gramStart"/>
+            <w:r>
+              <w:rPr>
+                <w:rFonts w:ascii="Courier New" w:eastAsia="Courier New" w:hAnsi="Courier New" w:cs="Courier New"/>
+                <w:color w:val="1A1A1A"/>
+                <w:sz w:val="18"/>
+                <w:szCs w:val="18"/>
+              </w:rPr>
+              <w:t xml:space="preserve">",  </w:t>
+            </w:r>
+            <w:proofErr w:type="spellStart"/>
+            <w:r>
+              <w:rPr>
+                <w:rFonts w:ascii="Courier New" w:eastAsia="Courier New" w:hAnsi="Courier New" w:cs="Courier New"/>
+                <w:color w:val="1A1A1A"/>
+                <w:sz w:val="18"/>
+                <w:szCs w:val="18"/>
+              </w:rPr>
+              <w:t>lwd</w:t>
+            </w:r>
+            <w:proofErr w:type="spellEnd"/>
+            <w:proofErr w:type="gramEnd"/>
+            <w:r>
+              <w:rPr>
+                <w:rFonts w:ascii="Courier New" w:eastAsia="Courier New" w:hAnsi="Courier New" w:cs="Courier New"/>
+                <w:color w:val="1A1A1A"/>
+                <w:sz w:val="18"/>
+                <w:szCs w:val="18"/>
+              </w:rPr>
+              <w:t>=2)</w:t>
             </w:r>
           </w:p>
           <w:p>
             <w:pPr>
               <w:shd w:val="clear" w:color="auto" w:fill="F2F2F2"/>
             </w:pPr>
-            <w:r>
-              <w:rPr>
-                <w:rFonts w:ascii="Courier New" w:eastAsia="Courier New" w:hAnsi="Courier New" w:cs="Courier New"/>
-                <w:color w:val="1A1A1A"/>
-                <w:sz w:val="18"/>
-                <w:szCs w:val="18"/>
-              </w:rPr>
-              <w:t>lines(ema12, col="firebrick",  lwd=2)</w:t>
+            <w:proofErr w:type="gramStart"/>
+            <w:r>
+              <w:rPr>
+                <w:rFonts w:ascii="Courier New" w:eastAsia="Courier New" w:hAnsi="Courier New" w:cs="Courier New"/>
+                <w:color w:val="1A1A1A"/>
+                <w:sz w:val="18"/>
+                <w:szCs w:val="18"/>
+              </w:rPr>
+              <w:t>lines(</w:t>
+            </w:r>
+            <w:proofErr w:type="gramEnd"/>
+            <w:r>
+              <w:rPr>
+                <w:rFonts w:ascii="Courier New" w:eastAsia="Courier New" w:hAnsi="Courier New" w:cs="Courier New"/>
+                <w:color w:val="1A1A1A"/>
+                <w:sz w:val="18"/>
+                <w:szCs w:val="18"/>
+              </w:rPr>
+              <w:t>ema12, col="firebrick</w:t>
+            </w:r>
+            <w:proofErr w:type="gramStart"/>
+            <w:r>
+              <w:rPr>
+                <w:rFonts w:ascii="Courier New" w:eastAsia="Courier New" w:hAnsi="Courier New" w:cs="Courier New"/>
+                <w:color w:val="1A1A1A"/>
+                <w:sz w:val="18"/>
+                <w:szCs w:val="18"/>
+              </w:rPr>
+              <w:t xml:space="preserve">",  </w:t>
+            </w:r>
+            <w:proofErr w:type="spellStart"/>
+            <w:r>
+              <w:rPr>
+                <w:rFonts w:ascii="Courier New" w:eastAsia="Courier New" w:hAnsi="Courier New" w:cs="Courier New"/>
+                <w:color w:val="1A1A1A"/>
+                <w:sz w:val="18"/>
+                <w:szCs w:val="18"/>
+              </w:rPr>
+              <w:t>lwd</w:t>
+            </w:r>
+            <w:proofErr w:type="spellEnd"/>
+            <w:proofErr w:type="gramEnd"/>
+            <w:r>
+              <w:rPr>
+                <w:rFonts w:ascii="Courier New" w:eastAsia="Courier New" w:hAnsi="Courier New" w:cs="Courier New"/>
+                <w:color w:val="1A1A1A"/>
+                <w:sz w:val="18"/>
+                <w:szCs w:val="18"/>
+              </w:rPr>
+              <w:t>=2)</w:t>
             </w:r>
           </w:p>
         </w:tc>
@@ -2162,12 +3572,6 @@
         <w:gridCol w:w="9360"/>
       </w:tblGrid>
       <w:tr>
-        <w:tblPrEx>
-          <w:tblCellMar>
-            <w:top w:w="0" w:type="dxa"/>
-            <w:bottom w:w="0" w:type="dxa"/>
-          </w:tblCellMar>
-        </w:tblPrEx>
         <w:tc>
           <w:tcPr>
             <w:tcW w:w="9360" w:type="dxa"/>
@@ -2196,7 +3600,27 @@
                 <w:sz w:val="18"/>
                 <w:szCs w:val="18"/>
               </w:rPr>
-              <w:t>monthly_vec_10_intervals_mean &lt;- c()</w:t>
+              <w:t xml:space="preserve">monthly_vec_10_intervals_mean &lt;- </w:t>
+            </w:r>
+            <w:proofErr w:type="gramStart"/>
+            <w:r>
+              <w:rPr>
+                <w:rFonts w:ascii="Courier New" w:eastAsia="Courier New" w:hAnsi="Courier New" w:cs="Courier New"/>
+                <w:color w:val="1A1A1A"/>
+                <w:sz w:val="18"/>
+                <w:szCs w:val="18"/>
+              </w:rPr>
+              <w:t>c(</w:t>
+            </w:r>
+            <w:proofErr w:type="gramEnd"/>
+            <w:r>
+              <w:rPr>
+                <w:rFonts w:ascii="Courier New" w:eastAsia="Courier New" w:hAnsi="Courier New" w:cs="Courier New"/>
+                <w:color w:val="1A1A1A"/>
+                <w:sz w:val="18"/>
+                <w:szCs w:val="18"/>
+              </w:rPr>
+              <w:t>)</w:t>
             </w:r>
           </w:p>
           <w:p>
@@ -2210,7 +3634,27 @@
                 <w:sz w:val="18"/>
                 <w:szCs w:val="18"/>
               </w:rPr>
-              <w:t>x &lt;- 1;  y &lt;- 10</w:t>
+              <w:t xml:space="preserve">x &lt;- </w:t>
+            </w:r>
+            <w:proofErr w:type="gramStart"/>
+            <w:r>
+              <w:rPr>
+                <w:rFonts w:ascii="Courier New" w:eastAsia="Courier New" w:hAnsi="Courier New" w:cs="Courier New"/>
+                <w:color w:val="1A1A1A"/>
+                <w:sz w:val="18"/>
+                <w:szCs w:val="18"/>
+              </w:rPr>
+              <w:t>1;  y</w:t>
+            </w:r>
+            <w:proofErr w:type="gramEnd"/>
+            <w:r>
+              <w:rPr>
+                <w:rFonts w:ascii="Courier New" w:eastAsia="Courier New" w:hAnsi="Courier New" w:cs="Courier New"/>
+                <w:color w:val="1A1A1A"/>
+                <w:sz w:val="18"/>
+                <w:szCs w:val="18"/>
+              </w:rPr>
+              <w:t xml:space="preserve"> &lt;- 10</w:t>
             </w:r>
           </w:p>
           <w:p>
@@ -2224,7 +3668,27 @@
                 <w:sz w:val="18"/>
                 <w:szCs w:val="18"/>
               </w:rPr>
-              <w:t>while (y &lt;= length(monthly_vector)) {</w:t>
+              <w:t>while (y &lt;= length(</w:t>
+            </w:r>
+            <w:proofErr w:type="spellStart"/>
+            <w:r>
+              <w:rPr>
+                <w:rFonts w:ascii="Courier New" w:eastAsia="Courier New" w:hAnsi="Courier New" w:cs="Courier New"/>
+                <w:color w:val="1A1A1A"/>
+                <w:sz w:val="18"/>
+                <w:szCs w:val="18"/>
+              </w:rPr>
+              <w:t>monthly_vector</w:t>
+            </w:r>
+            <w:proofErr w:type="spellEnd"/>
+            <w:r>
+              <w:rPr>
+                <w:rFonts w:ascii="Courier New" w:eastAsia="Courier New" w:hAnsi="Courier New" w:cs="Courier New"/>
+                <w:color w:val="1A1A1A"/>
+                <w:sz w:val="18"/>
+                <w:szCs w:val="18"/>
+              </w:rPr>
+              <w:t>)) {</w:t>
             </w:r>
           </w:p>
           <w:p>
@@ -2238,8 +3702,19 @@
                 <w:sz w:val="18"/>
                 <w:szCs w:val="18"/>
               </w:rPr>
-              <w:t xml:space="preserve">  monthly_vec_10_intervals_mean &lt;- append(</w:t>
-            </w:r>
+              <w:t xml:space="preserve">  monthly_vec_10_intervals_mean &lt;- </w:t>
+            </w:r>
+            <w:proofErr w:type="gramStart"/>
+            <w:r>
+              <w:rPr>
+                <w:rFonts w:ascii="Courier New" w:eastAsia="Courier New" w:hAnsi="Courier New" w:cs="Courier New"/>
+                <w:color w:val="1A1A1A"/>
+                <w:sz w:val="18"/>
+                <w:szCs w:val="18"/>
+              </w:rPr>
+              <w:t>append(</w:t>
+            </w:r>
+            <w:proofErr w:type="gramEnd"/>
           </w:p>
           <w:p>
             <w:pPr>
@@ -2252,7 +3727,49 @@
                 <w:sz w:val="18"/>
                 <w:szCs w:val="18"/>
               </w:rPr>
-              <w:t xml:space="preserve">    monthly_vec_10_intervals_mean, mean(monthly_vector[x:y]))</w:t>
+              <w:t xml:space="preserve">    monthly_vec_10_intervals_mean, mean(</w:t>
+            </w:r>
+            <w:proofErr w:type="spellStart"/>
+            <w:r>
+              <w:rPr>
+                <w:rFonts w:ascii="Courier New" w:eastAsia="Courier New" w:hAnsi="Courier New" w:cs="Courier New"/>
+                <w:color w:val="1A1A1A"/>
+                <w:sz w:val="18"/>
+                <w:szCs w:val="18"/>
+              </w:rPr>
+              <w:t>monthly_vector</w:t>
+            </w:r>
+            <w:proofErr w:type="spellEnd"/>
+            <w:r>
+              <w:rPr>
+                <w:rFonts w:ascii="Courier New" w:eastAsia="Courier New" w:hAnsi="Courier New" w:cs="Courier New"/>
+                <w:color w:val="1A1A1A"/>
+                <w:sz w:val="18"/>
+                <w:szCs w:val="18"/>
+              </w:rPr>
+              <w:t>[</w:t>
+            </w:r>
+            <w:proofErr w:type="spellStart"/>
+            <w:proofErr w:type="gramStart"/>
+            <w:r>
+              <w:rPr>
+                <w:rFonts w:ascii="Courier New" w:eastAsia="Courier New" w:hAnsi="Courier New" w:cs="Courier New"/>
+                <w:color w:val="1A1A1A"/>
+                <w:sz w:val="18"/>
+                <w:szCs w:val="18"/>
+              </w:rPr>
+              <w:t>x:y</w:t>
+            </w:r>
+            <w:proofErr w:type="spellEnd"/>
+            <w:proofErr w:type="gramEnd"/>
+            <w:r>
+              <w:rPr>
+                <w:rFonts w:ascii="Courier New" w:eastAsia="Courier New" w:hAnsi="Courier New" w:cs="Courier New"/>
+                <w:color w:val="1A1A1A"/>
+                <w:sz w:val="18"/>
+                <w:szCs w:val="18"/>
+              </w:rPr>
+              <w:t>]))</w:t>
             </w:r>
           </w:p>
           <w:p>
@@ -2266,7 +3783,27 @@
                 <w:sz w:val="18"/>
                 <w:szCs w:val="18"/>
               </w:rPr>
-              <w:t xml:space="preserve">  x &lt;- x + 10;  y &lt;- y + 10</w:t>
+              <w:t xml:space="preserve">  x &lt;- x + </w:t>
+            </w:r>
+            <w:proofErr w:type="gramStart"/>
+            <w:r>
+              <w:rPr>
+                <w:rFonts w:ascii="Courier New" w:eastAsia="Courier New" w:hAnsi="Courier New" w:cs="Courier New"/>
+                <w:color w:val="1A1A1A"/>
+                <w:sz w:val="18"/>
+                <w:szCs w:val="18"/>
+              </w:rPr>
+              <w:t>10;  y</w:t>
+            </w:r>
+            <w:proofErr w:type="gramEnd"/>
+            <w:r>
+              <w:rPr>
+                <w:rFonts w:ascii="Courier New" w:eastAsia="Courier New" w:hAnsi="Courier New" w:cs="Courier New"/>
+                <w:color w:val="1A1A1A"/>
+                <w:sz w:val="18"/>
+                <w:szCs w:val="18"/>
+              </w:rPr>
+              <w:t xml:space="preserve"> &lt;- y + 10</w:t>
             </w:r>
           </w:p>
           <w:p>
@@ -2287,14 +3824,56 @@
             <w:pPr>
               <w:shd w:val="clear" w:color="auto" w:fill="F2F2F2"/>
             </w:pPr>
-            <w:r>
-              <w:rPr>
-                <w:rFonts w:ascii="Courier New" w:eastAsia="Courier New" w:hAnsi="Courier New" w:cs="Courier New"/>
-                <w:color w:val="1A1A1A"/>
-                <w:sz w:val="18"/>
-                <w:szCs w:val="18"/>
-              </w:rPr>
-              <w:t>barplot(monthly_vec_10_intervals_mean, col="royalblue",</w:t>
+            <w:proofErr w:type="spellStart"/>
+            <w:proofErr w:type="gramStart"/>
+            <w:r>
+              <w:rPr>
+                <w:rFonts w:ascii="Courier New" w:eastAsia="Courier New" w:hAnsi="Courier New" w:cs="Courier New"/>
+                <w:color w:val="1A1A1A"/>
+                <w:sz w:val="18"/>
+                <w:szCs w:val="18"/>
+              </w:rPr>
+              <w:t>barplot</w:t>
+            </w:r>
+            <w:proofErr w:type="spellEnd"/>
+            <w:r>
+              <w:rPr>
+                <w:rFonts w:ascii="Courier New" w:eastAsia="Courier New" w:hAnsi="Courier New" w:cs="Courier New"/>
+                <w:color w:val="1A1A1A"/>
+                <w:sz w:val="18"/>
+                <w:szCs w:val="18"/>
+              </w:rPr>
+              <w:t>(</w:t>
+            </w:r>
+            <w:proofErr w:type="gramEnd"/>
+            <w:r>
+              <w:rPr>
+                <w:rFonts w:ascii="Courier New" w:eastAsia="Courier New" w:hAnsi="Courier New" w:cs="Courier New"/>
+                <w:color w:val="1A1A1A"/>
+                <w:sz w:val="18"/>
+                <w:szCs w:val="18"/>
+              </w:rPr>
+              <w:t>monthly_vec_10_intervals_mean, col="</w:t>
+            </w:r>
+            <w:proofErr w:type="spellStart"/>
+            <w:r>
+              <w:rPr>
+                <w:rFonts w:ascii="Courier New" w:eastAsia="Courier New" w:hAnsi="Courier New" w:cs="Courier New"/>
+                <w:color w:val="1A1A1A"/>
+                <w:sz w:val="18"/>
+                <w:szCs w:val="18"/>
+              </w:rPr>
+              <w:t>royalblue</w:t>
+            </w:r>
+            <w:proofErr w:type="spellEnd"/>
+            <w:r>
+              <w:rPr>
+                <w:rFonts w:ascii="Courier New" w:eastAsia="Courier New" w:hAnsi="Courier New" w:cs="Courier New"/>
+                <w:color w:val="1A1A1A"/>
+                <w:sz w:val="18"/>
+                <w:szCs w:val="18"/>
+              </w:rPr>
+              <w:t>",</w:t>
             </w:r>
           </w:p>
           <w:p>
@@ -2322,7 +3901,47 @@
                 <w:sz w:val="18"/>
                 <w:szCs w:val="18"/>
               </w:rPr>
-              <w:t xml:space="preserve">        xlab="10-Month Time Blocks", ylab="Average Price (USD)")</w:t>
+              <w:t xml:space="preserve">        </w:t>
+            </w:r>
+            <w:proofErr w:type="spellStart"/>
+            <w:r>
+              <w:rPr>
+                <w:rFonts w:ascii="Courier New" w:eastAsia="Courier New" w:hAnsi="Courier New" w:cs="Courier New"/>
+                <w:color w:val="1A1A1A"/>
+                <w:sz w:val="18"/>
+                <w:szCs w:val="18"/>
+              </w:rPr>
+              <w:t>xlab</w:t>
+            </w:r>
+            <w:proofErr w:type="spellEnd"/>
+            <w:r>
+              <w:rPr>
+                <w:rFonts w:ascii="Courier New" w:eastAsia="Courier New" w:hAnsi="Courier New" w:cs="Courier New"/>
+                <w:color w:val="1A1A1A"/>
+                <w:sz w:val="18"/>
+                <w:szCs w:val="18"/>
+              </w:rPr>
+              <w:t xml:space="preserve">="10-Month Time Blocks", </w:t>
+            </w:r>
+            <w:proofErr w:type="spellStart"/>
+            <w:r>
+              <w:rPr>
+                <w:rFonts w:ascii="Courier New" w:eastAsia="Courier New" w:hAnsi="Courier New" w:cs="Courier New"/>
+                <w:color w:val="1A1A1A"/>
+                <w:sz w:val="18"/>
+                <w:szCs w:val="18"/>
+              </w:rPr>
+              <w:t>ylab</w:t>
+            </w:r>
+            <w:proofErr w:type="spellEnd"/>
+            <w:r>
+              <w:rPr>
+                <w:rFonts w:ascii="Courier New" w:eastAsia="Courier New" w:hAnsi="Courier New" w:cs="Courier New"/>
+                <w:color w:val="1A1A1A"/>
+                <w:sz w:val="18"/>
+                <w:szCs w:val="18"/>
+              </w:rPr>
+              <w:t>="Average Price (USD)")</w:t>
             </w:r>
           </w:p>
         </w:tc>
@@ -2529,12 +4148,6 @@
         <w:gridCol w:w="9360"/>
       </w:tblGrid>
       <w:tr>
-        <w:tblPrEx>
-          <w:tblCellMar>
-            <w:top w:w="0" w:type="dxa"/>
-            <w:bottom w:w="0" w:type="dxa"/>
-          </w:tblCellMar>
-        </w:tblPrEx>
         <w:tc>
           <w:tcPr>
             <w:tcW w:w="9360" w:type="dxa"/>
@@ -2556,14 +4169,45 @@
             <w:pPr>
               <w:shd w:val="clear" w:color="auto" w:fill="F2F2F2"/>
             </w:pPr>
-            <w:r>
-              <w:rPr>
-                <w:rFonts w:ascii="Courier New" w:eastAsia="Courier New" w:hAnsi="Courier New" w:cs="Courier New"/>
-                <w:color w:val="1A1A1A"/>
-                <w:sz w:val="18"/>
-                <w:szCs w:val="18"/>
-              </w:rPr>
-              <w:t>log_vec &lt;- log(monthly_vector)</w:t>
+            <w:proofErr w:type="spellStart"/>
+            <w:r>
+              <w:rPr>
+                <w:rFonts w:ascii="Courier New" w:eastAsia="Courier New" w:hAnsi="Courier New" w:cs="Courier New"/>
+                <w:color w:val="1A1A1A"/>
+                <w:sz w:val="18"/>
+                <w:szCs w:val="18"/>
+              </w:rPr>
+              <w:t>log_vec</w:t>
+            </w:r>
+            <w:proofErr w:type="spellEnd"/>
+            <w:r>
+              <w:rPr>
+                <w:rFonts w:ascii="Courier New" w:eastAsia="Courier New" w:hAnsi="Courier New" w:cs="Courier New"/>
+                <w:color w:val="1A1A1A"/>
+                <w:sz w:val="18"/>
+                <w:szCs w:val="18"/>
+              </w:rPr>
+              <w:t xml:space="preserve"> &lt;- log(</w:t>
+            </w:r>
+            <w:proofErr w:type="spellStart"/>
+            <w:r>
+              <w:rPr>
+                <w:rFonts w:ascii="Courier New" w:eastAsia="Courier New" w:hAnsi="Courier New" w:cs="Courier New"/>
+                <w:color w:val="1A1A1A"/>
+                <w:sz w:val="18"/>
+                <w:szCs w:val="18"/>
+              </w:rPr>
+              <w:t>monthly_vector</w:t>
+            </w:r>
+            <w:proofErr w:type="spellEnd"/>
+            <w:r>
+              <w:rPr>
+                <w:rFonts w:ascii="Courier New" w:eastAsia="Courier New" w:hAnsi="Courier New" w:cs="Courier New"/>
+                <w:color w:val="1A1A1A"/>
+                <w:sz w:val="18"/>
+                <w:szCs w:val="18"/>
+              </w:rPr>
+              <w:t>)</w:t>
             </w:r>
           </w:p>
           <w:p>
@@ -2575,14 +4219,76 @@
             <w:pPr>
               <w:shd w:val="clear" w:color="auto" w:fill="F2F2F2"/>
             </w:pPr>
-            <w:r>
-              <w:rPr>
-                <w:rFonts w:ascii="Courier New" w:eastAsia="Courier New" w:hAnsi="Courier New" w:cs="Courier New"/>
-                <w:color w:val="1A1A1A"/>
-                <w:sz w:val="18"/>
-                <w:szCs w:val="18"/>
-              </w:rPr>
-              <w:t>plot(log_vec, type="l", col="darkcyan", lwd=2,</w:t>
+            <w:proofErr w:type="gramStart"/>
+            <w:r>
+              <w:rPr>
+                <w:rFonts w:ascii="Courier New" w:eastAsia="Courier New" w:hAnsi="Courier New" w:cs="Courier New"/>
+                <w:color w:val="1A1A1A"/>
+                <w:sz w:val="18"/>
+                <w:szCs w:val="18"/>
+              </w:rPr>
+              <w:t>plot(</w:t>
+            </w:r>
+            <w:proofErr w:type="spellStart"/>
+            <w:proofErr w:type="gramEnd"/>
+            <w:r>
+              <w:rPr>
+                <w:rFonts w:ascii="Courier New" w:eastAsia="Courier New" w:hAnsi="Courier New" w:cs="Courier New"/>
+                <w:color w:val="1A1A1A"/>
+                <w:sz w:val="18"/>
+                <w:szCs w:val="18"/>
+              </w:rPr>
+              <w:t>log_vec</w:t>
+            </w:r>
+            <w:proofErr w:type="spellEnd"/>
+            <w:r>
+              <w:rPr>
+                <w:rFonts w:ascii="Courier New" w:eastAsia="Courier New" w:hAnsi="Courier New" w:cs="Courier New"/>
+                <w:color w:val="1A1A1A"/>
+                <w:sz w:val="18"/>
+                <w:szCs w:val="18"/>
+              </w:rPr>
+              <w:t>, type="l", col="</w:t>
+            </w:r>
+            <w:proofErr w:type="spellStart"/>
+            <w:r>
+              <w:rPr>
+                <w:rFonts w:ascii="Courier New" w:eastAsia="Courier New" w:hAnsi="Courier New" w:cs="Courier New"/>
+                <w:color w:val="1A1A1A"/>
+                <w:sz w:val="18"/>
+                <w:szCs w:val="18"/>
+              </w:rPr>
+              <w:t>darkcyan</w:t>
+            </w:r>
+            <w:proofErr w:type="spellEnd"/>
+            <w:r>
+              <w:rPr>
+                <w:rFonts w:ascii="Courier New" w:eastAsia="Courier New" w:hAnsi="Courier New" w:cs="Courier New"/>
+                <w:color w:val="1A1A1A"/>
+                <w:sz w:val="18"/>
+                <w:szCs w:val="18"/>
+              </w:rPr>
+              <w:t xml:space="preserve">", </w:t>
+            </w:r>
+            <w:proofErr w:type="spellStart"/>
+            <w:r>
+              <w:rPr>
+                <w:rFonts w:ascii="Courier New" w:eastAsia="Courier New" w:hAnsi="Courier New" w:cs="Courier New"/>
+                <w:color w:val="1A1A1A"/>
+                <w:sz w:val="18"/>
+                <w:szCs w:val="18"/>
+              </w:rPr>
+              <w:t>lwd</w:t>
+            </w:r>
+            <w:proofErr w:type="spellEnd"/>
+            <w:r>
+              <w:rPr>
+                <w:rFonts w:ascii="Courier New" w:eastAsia="Courier New" w:hAnsi="Courier New" w:cs="Courier New"/>
+                <w:color w:val="1A1A1A"/>
+                <w:sz w:val="18"/>
+                <w:szCs w:val="18"/>
+              </w:rPr>
+              <w:t>=2,</w:t>
             </w:r>
           </w:p>
           <w:p>
@@ -2610,7 +4316,47 @@
                 <w:sz w:val="18"/>
                 <w:szCs w:val="18"/>
               </w:rPr>
-              <w:t xml:space="preserve">     xlab="Time (Months)", ylab="Log of Average Closing Price")</w:t>
+              <w:t xml:space="preserve">     </w:t>
+            </w:r>
+            <w:proofErr w:type="spellStart"/>
+            <w:r>
+              <w:rPr>
+                <w:rFonts w:ascii="Courier New" w:eastAsia="Courier New" w:hAnsi="Courier New" w:cs="Courier New"/>
+                <w:color w:val="1A1A1A"/>
+                <w:sz w:val="18"/>
+                <w:szCs w:val="18"/>
+              </w:rPr>
+              <w:t>xlab</w:t>
+            </w:r>
+            <w:proofErr w:type="spellEnd"/>
+            <w:r>
+              <w:rPr>
+                <w:rFonts w:ascii="Courier New" w:eastAsia="Courier New" w:hAnsi="Courier New" w:cs="Courier New"/>
+                <w:color w:val="1A1A1A"/>
+                <w:sz w:val="18"/>
+                <w:szCs w:val="18"/>
+              </w:rPr>
+              <w:t xml:space="preserve">="Time (Months)", </w:t>
+            </w:r>
+            <w:proofErr w:type="spellStart"/>
+            <w:r>
+              <w:rPr>
+                <w:rFonts w:ascii="Courier New" w:eastAsia="Courier New" w:hAnsi="Courier New" w:cs="Courier New"/>
+                <w:color w:val="1A1A1A"/>
+                <w:sz w:val="18"/>
+                <w:szCs w:val="18"/>
+              </w:rPr>
+              <w:t>ylab</w:t>
+            </w:r>
+            <w:proofErr w:type="spellEnd"/>
+            <w:r>
+              <w:rPr>
+                <w:rFonts w:ascii="Courier New" w:eastAsia="Courier New" w:hAnsi="Courier New" w:cs="Courier New"/>
+                <w:color w:val="1A1A1A"/>
+                <w:sz w:val="18"/>
+                <w:szCs w:val="18"/>
+              </w:rPr>
+              <w:t>="Log of Average Closing Price")</w:t>
             </w:r>
           </w:p>
         </w:tc>
@@ -2710,12 +4456,6 @@
         <w:gridCol w:w="9360"/>
       </w:tblGrid>
       <w:tr>
-        <w:tblPrEx>
-          <w:tblCellMar>
-            <w:top w:w="0" w:type="dxa"/>
-            <w:bottom w:w="0" w:type="dxa"/>
-          </w:tblCellMar>
-        </w:tblPrEx>
         <w:tc>
           <w:tcPr>
             <w:tcW w:w="9360" w:type="dxa"/>
@@ -2737,14 +4477,45 @@
             <w:pPr>
               <w:shd w:val="clear" w:color="auto" w:fill="F2F2F2"/>
             </w:pPr>
-            <w:r>
-              <w:rPr>
-                <w:rFonts w:ascii="Courier New" w:eastAsia="Courier New" w:hAnsi="Courier New" w:cs="Courier New"/>
-                <w:color w:val="1A1A1A"/>
-                <w:sz w:val="18"/>
-                <w:szCs w:val="18"/>
-              </w:rPr>
-              <w:t>diff_vec &lt;- diff(log_vec)</w:t>
+            <w:proofErr w:type="spellStart"/>
+            <w:r>
+              <w:rPr>
+                <w:rFonts w:ascii="Courier New" w:eastAsia="Courier New" w:hAnsi="Courier New" w:cs="Courier New"/>
+                <w:color w:val="1A1A1A"/>
+                <w:sz w:val="18"/>
+                <w:szCs w:val="18"/>
+              </w:rPr>
+              <w:t>diff_vec</w:t>
+            </w:r>
+            <w:proofErr w:type="spellEnd"/>
+            <w:r>
+              <w:rPr>
+                <w:rFonts w:ascii="Courier New" w:eastAsia="Courier New" w:hAnsi="Courier New" w:cs="Courier New"/>
+                <w:color w:val="1A1A1A"/>
+                <w:sz w:val="18"/>
+                <w:szCs w:val="18"/>
+              </w:rPr>
+              <w:t xml:space="preserve"> &lt;- diff(</w:t>
+            </w:r>
+            <w:proofErr w:type="spellStart"/>
+            <w:r>
+              <w:rPr>
+                <w:rFonts w:ascii="Courier New" w:eastAsia="Courier New" w:hAnsi="Courier New" w:cs="Courier New"/>
+                <w:color w:val="1A1A1A"/>
+                <w:sz w:val="18"/>
+                <w:szCs w:val="18"/>
+              </w:rPr>
+              <w:t>log_vec</w:t>
+            </w:r>
+            <w:proofErr w:type="spellEnd"/>
+            <w:r>
+              <w:rPr>
+                <w:rFonts w:ascii="Courier New" w:eastAsia="Courier New" w:hAnsi="Courier New" w:cs="Courier New"/>
+                <w:color w:val="1A1A1A"/>
+                <w:sz w:val="18"/>
+                <w:szCs w:val="18"/>
+              </w:rPr>
+              <w:t>)</w:t>
             </w:r>
           </w:p>
           <w:p>
@@ -2756,14 +4527,76 @@
             <w:pPr>
               <w:shd w:val="clear" w:color="auto" w:fill="F2F2F2"/>
             </w:pPr>
-            <w:r>
-              <w:rPr>
-                <w:rFonts w:ascii="Courier New" w:eastAsia="Courier New" w:hAnsi="Courier New" w:cs="Courier New"/>
-                <w:color w:val="1A1A1A"/>
-                <w:sz w:val="18"/>
-                <w:szCs w:val="18"/>
-              </w:rPr>
-              <w:t>plot(diff_vec, type="l", col="darkred", lwd=2,</w:t>
+            <w:proofErr w:type="gramStart"/>
+            <w:r>
+              <w:rPr>
+                <w:rFonts w:ascii="Courier New" w:eastAsia="Courier New" w:hAnsi="Courier New" w:cs="Courier New"/>
+                <w:color w:val="1A1A1A"/>
+                <w:sz w:val="18"/>
+                <w:szCs w:val="18"/>
+              </w:rPr>
+              <w:t>plot(</w:t>
+            </w:r>
+            <w:proofErr w:type="spellStart"/>
+            <w:proofErr w:type="gramEnd"/>
+            <w:r>
+              <w:rPr>
+                <w:rFonts w:ascii="Courier New" w:eastAsia="Courier New" w:hAnsi="Courier New" w:cs="Courier New"/>
+                <w:color w:val="1A1A1A"/>
+                <w:sz w:val="18"/>
+                <w:szCs w:val="18"/>
+              </w:rPr>
+              <w:t>diff_vec</w:t>
+            </w:r>
+            <w:proofErr w:type="spellEnd"/>
+            <w:r>
+              <w:rPr>
+                <w:rFonts w:ascii="Courier New" w:eastAsia="Courier New" w:hAnsi="Courier New" w:cs="Courier New"/>
+                <w:color w:val="1A1A1A"/>
+                <w:sz w:val="18"/>
+                <w:szCs w:val="18"/>
+              </w:rPr>
+              <w:t>, type="l", col="</w:t>
+            </w:r>
+            <w:proofErr w:type="spellStart"/>
+            <w:r>
+              <w:rPr>
+                <w:rFonts w:ascii="Courier New" w:eastAsia="Courier New" w:hAnsi="Courier New" w:cs="Courier New"/>
+                <w:color w:val="1A1A1A"/>
+                <w:sz w:val="18"/>
+                <w:szCs w:val="18"/>
+              </w:rPr>
+              <w:t>darkred</w:t>
+            </w:r>
+            <w:proofErr w:type="spellEnd"/>
+            <w:r>
+              <w:rPr>
+                <w:rFonts w:ascii="Courier New" w:eastAsia="Courier New" w:hAnsi="Courier New" w:cs="Courier New"/>
+                <w:color w:val="1A1A1A"/>
+                <w:sz w:val="18"/>
+                <w:szCs w:val="18"/>
+              </w:rPr>
+              <w:t xml:space="preserve">", </w:t>
+            </w:r>
+            <w:proofErr w:type="spellStart"/>
+            <w:r>
+              <w:rPr>
+                <w:rFonts w:ascii="Courier New" w:eastAsia="Courier New" w:hAnsi="Courier New" w:cs="Courier New"/>
+                <w:color w:val="1A1A1A"/>
+                <w:sz w:val="18"/>
+                <w:szCs w:val="18"/>
+              </w:rPr>
+              <w:t>lwd</w:t>
+            </w:r>
+            <w:proofErr w:type="spellEnd"/>
+            <w:r>
+              <w:rPr>
+                <w:rFonts w:ascii="Courier New" w:eastAsia="Courier New" w:hAnsi="Courier New" w:cs="Courier New"/>
+                <w:color w:val="1A1A1A"/>
+                <w:sz w:val="18"/>
+                <w:szCs w:val="18"/>
+              </w:rPr>
+              <w:t>=2,</w:t>
             </w:r>
           </w:p>
           <w:p>
@@ -2791,7 +4624,47 @@
                 <w:sz w:val="18"/>
                 <w:szCs w:val="18"/>
               </w:rPr>
-              <w:t xml:space="preserve">     xlab="Time (Months)", ylab="Differenced Log Price")</w:t>
+              <w:t xml:space="preserve">     </w:t>
+            </w:r>
+            <w:proofErr w:type="spellStart"/>
+            <w:r>
+              <w:rPr>
+                <w:rFonts w:ascii="Courier New" w:eastAsia="Courier New" w:hAnsi="Courier New" w:cs="Courier New"/>
+                <w:color w:val="1A1A1A"/>
+                <w:sz w:val="18"/>
+                <w:szCs w:val="18"/>
+              </w:rPr>
+              <w:t>xlab</w:t>
+            </w:r>
+            <w:proofErr w:type="spellEnd"/>
+            <w:r>
+              <w:rPr>
+                <w:rFonts w:ascii="Courier New" w:eastAsia="Courier New" w:hAnsi="Courier New" w:cs="Courier New"/>
+                <w:color w:val="1A1A1A"/>
+                <w:sz w:val="18"/>
+                <w:szCs w:val="18"/>
+              </w:rPr>
+              <w:t xml:space="preserve">="Time (Months)", </w:t>
+            </w:r>
+            <w:proofErr w:type="spellStart"/>
+            <w:r>
+              <w:rPr>
+                <w:rFonts w:ascii="Courier New" w:eastAsia="Courier New" w:hAnsi="Courier New" w:cs="Courier New"/>
+                <w:color w:val="1A1A1A"/>
+                <w:sz w:val="18"/>
+                <w:szCs w:val="18"/>
+              </w:rPr>
+              <w:t>ylab</w:t>
+            </w:r>
+            <w:proofErr w:type="spellEnd"/>
+            <w:r>
+              <w:rPr>
+                <w:rFonts w:ascii="Courier New" w:eastAsia="Courier New" w:hAnsi="Courier New" w:cs="Courier New"/>
+                <w:color w:val="1A1A1A"/>
+                <w:sz w:val="18"/>
+                <w:szCs w:val="18"/>
+              </w:rPr>
+              <w:t>="Differenced Log Price")</w:t>
             </w:r>
           </w:p>
         </w:tc>
@@ -2868,7 +4741,15 @@
         <w:spacing w:after="100" w:line="276" w:lineRule="auto"/>
       </w:pPr>
       <w:r>
-        <w:t>Even after applying both log transformation and first-order differencing, the plot reveals one isolated spike standing prominently in approximately the 40–60 month interval of the series. This outlier corresponds to the March–April 2020 period — the onset of the COVID-19 pandemic — during which global equity markets experienced an unprecedented sudden crash followed by an equally sharp recovery within a matter of weeks.</w:t>
+        <w:t>Even after applying both log transformation and first-order differencing, the plot reveals one isolated spike standing prominently in approximately the 40–</w:t>
+      </w:r>
+      <w:proofErr w:type="gramStart"/>
+      <w:r>
+        <w:t>60 month</w:t>
+      </w:r>
+      <w:proofErr w:type="gramEnd"/>
+      <w:r>
+        <w:t xml:space="preserve"> interval of the series. This outlier corresponds to the March–April 2020 period — the onset of the COVID-19 pandemic — during which global equity markets experienced an unprecedented sudden crash followed by an equally sharp recovery within a matter of weeks.</w:t>
       </w:r>
     </w:p>
     <w:p>
@@ -3000,12 +4881,6 @@
         <w:gridCol w:w="9360"/>
       </w:tblGrid>
       <w:tr>
-        <w:tblPrEx>
-          <w:tblCellMar>
-            <w:top w:w="0" w:type="dxa"/>
-            <w:bottom w:w="0" w:type="dxa"/>
-          </w:tblCellMar>
-        </w:tblPrEx>
         <w:tc>
           <w:tcPr>
             <w:tcW w:w="9360" w:type="dxa"/>
@@ -3334,12 +5209,6 @@
         <w:gridCol w:w="7200"/>
       </w:tblGrid>
       <w:tr>
-        <w:tblPrEx>
-          <w:tblCellMar>
-            <w:top w:w="0" w:type="dxa"/>
-            <w:bottom w:w="0" w:type="dxa"/>
-          </w:tblCellMar>
-        </w:tblPrEx>
         <w:tc>
           <w:tcPr>
             <w:tcW w:w="7200" w:type="dxa"/>
@@ -3362,6 +5231,7 @@
               <w:spacing w:before="60" w:after="60"/>
               <w:jc w:val="center"/>
             </w:pPr>
+            <w:proofErr w:type="spellStart"/>
             <w:r>
               <w:rPr>
                 <w:rFonts w:ascii="Cambria Math" w:eastAsia="Cambria Math" w:hAnsi="Cambria Math" w:cs="Cambria Math"/>
@@ -3369,7 +5239,77 @@
                 <w:sz w:val="24"/>
                 <w:szCs w:val="24"/>
               </w:rPr>
-              <w:t>Price_t  =  β₀  +  β₁ · t  +  εₜ</w:t>
+              <w:t>Price_</w:t>
+            </w:r>
+            <w:proofErr w:type="gramStart"/>
+            <w:r>
+              <w:rPr>
+                <w:rFonts w:ascii="Cambria Math" w:eastAsia="Cambria Math" w:hAnsi="Cambria Math" w:cs="Cambria Math"/>
+                <w:color w:val="1F3864"/>
+                <w:sz w:val="24"/>
+                <w:szCs w:val="24"/>
+              </w:rPr>
+              <w:t>t</w:t>
+            </w:r>
+            <w:proofErr w:type="spellEnd"/>
+            <w:r>
+              <w:rPr>
+                <w:rFonts w:ascii="Cambria Math" w:eastAsia="Cambria Math" w:hAnsi="Cambria Math" w:cs="Cambria Math"/>
+                <w:color w:val="1F3864"/>
+                <w:sz w:val="24"/>
+                <w:szCs w:val="24"/>
+              </w:rPr>
+              <w:t xml:space="preserve">  =</w:t>
+            </w:r>
+            <w:proofErr w:type="gramEnd"/>
+            <w:r>
+              <w:rPr>
+                <w:rFonts w:ascii="Cambria Math" w:eastAsia="Cambria Math" w:hAnsi="Cambria Math" w:cs="Cambria Math"/>
+                <w:color w:val="1F3864"/>
+                <w:sz w:val="24"/>
+                <w:szCs w:val="24"/>
+              </w:rPr>
+              <w:t xml:space="preserve">  β</w:t>
+            </w:r>
+            <w:proofErr w:type="gramStart"/>
+            <w:r>
+              <w:rPr>
+                <w:rFonts w:ascii="Cambria Math" w:eastAsia="Cambria Math" w:hAnsi="Cambria Math" w:cs="Cambria Math"/>
+                <w:color w:val="1F3864"/>
+                <w:sz w:val="24"/>
+                <w:szCs w:val="24"/>
+              </w:rPr>
+              <w:t>₀  +</w:t>
+            </w:r>
+            <w:proofErr w:type="gramEnd"/>
+            <w:r>
+              <w:rPr>
+                <w:rFonts w:ascii="Cambria Math" w:eastAsia="Cambria Math" w:hAnsi="Cambria Math" w:cs="Cambria Math"/>
+                <w:color w:val="1F3864"/>
+                <w:sz w:val="24"/>
+                <w:szCs w:val="24"/>
+              </w:rPr>
+              <w:t xml:space="preserve">  β₁ · </w:t>
+            </w:r>
+            <w:proofErr w:type="gramStart"/>
+            <w:r>
+              <w:rPr>
+                <w:rFonts w:ascii="Cambria Math" w:eastAsia="Cambria Math" w:hAnsi="Cambria Math" w:cs="Cambria Math"/>
+                <w:color w:val="1F3864"/>
+                <w:sz w:val="24"/>
+                <w:szCs w:val="24"/>
+              </w:rPr>
+              <w:t>t  +</w:t>
+            </w:r>
+            <w:proofErr w:type="gramEnd"/>
+            <w:r>
+              <w:rPr>
+                <w:rFonts w:ascii="Cambria Math" w:eastAsia="Cambria Math" w:hAnsi="Cambria Math" w:cs="Cambria Math"/>
+                <w:color w:val="1F3864"/>
+                <w:sz w:val="24"/>
+                <w:szCs w:val="24"/>
+              </w:rPr>
+              <w:t xml:space="preserve">  εₜ</w:t>
             </w:r>
           </w:p>
         </w:tc>
@@ -3388,7 +5328,117 @@
           <w:sz w:val="19"/>
           <w:szCs w:val="19"/>
         </w:rPr>
-        <w:t>Where:  Price_t = monthly mean closing price at time t,   t = time index (1, 2, ..., 120),   β₀ = intercept,   β₁ = slope (price change per month),   εₜ = error term</w:t>
+        <w:t xml:space="preserve">Where:  </w:t>
+      </w:r>
+      <w:proofErr w:type="spellStart"/>
+      <w:r>
+        <w:rPr>
+          <w:i/>
+          <w:iCs/>
+          <w:color w:val="666666"/>
+          <w:sz w:val="19"/>
+          <w:szCs w:val="19"/>
+        </w:rPr>
+        <w:t>Price_t</w:t>
+      </w:r>
+      <w:proofErr w:type="spellEnd"/>
+      <w:r>
+        <w:rPr>
+          <w:i/>
+          <w:iCs/>
+          <w:color w:val="666666"/>
+          <w:sz w:val="19"/>
+          <w:szCs w:val="19"/>
+        </w:rPr>
+        <w:t xml:space="preserve"> = monthly mean closing price at time </w:t>
+      </w:r>
+      <w:proofErr w:type="gramStart"/>
+      <w:r>
+        <w:rPr>
+          <w:i/>
+          <w:iCs/>
+          <w:color w:val="666666"/>
+          <w:sz w:val="19"/>
+          <w:szCs w:val="19"/>
+        </w:rPr>
+        <w:t xml:space="preserve">t,   </w:t>
+      </w:r>
+      <w:proofErr w:type="gramEnd"/>
+      <w:r>
+        <w:rPr>
+          <w:i/>
+          <w:iCs/>
+          <w:color w:val="666666"/>
+          <w:sz w:val="19"/>
+          <w:szCs w:val="19"/>
+        </w:rPr>
+        <w:t>t = time index (1, 2, ..., 120</w:t>
+      </w:r>
+      <w:proofErr w:type="gramStart"/>
+      <w:r>
+        <w:rPr>
+          <w:i/>
+          <w:iCs/>
+          <w:color w:val="666666"/>
+          <w:sz w:val="19"/>
+          <w:szCs w:val="19"/>
+        </w:rPr>
+        <w:t xml:space="preserve">),   </w:t>
+      </w:r>
+      <w:proofErr w:type="gramEnd"/>
+      <w:r>
+        <w:rPr>
+          <w:i/>
+          <w:iCs/>
+          <w:color w:val="666666"/>
+          <w:sz w:val="19"/>
+          <w:szCs w:val="19"/>
+        </w:rPr>
+        <w:t xml:space="preserve">β₀ = </w:t>
+      </w:r>
+      <w:proofErr w:type="gramStart"/>
+      <w:r>
+        <w:rPr>
+          <w:i/>
+          <w:iCs/>
+          <w:color w:val="666666"/>
+          <w:sz w:val="19"/>
+          <w:szCs w:val="19"/>
+        </w:rPr>
+        <w:t xml:space="preserve">intercept,   </w:t>
+      </w:r>
+      <w:proofErr w:type="gramEnd"/>
+      <w:r>
+        <w:rPr>
+          <w:i/>
+          <w:iCs/>
+          <w:color w:val="666666"/>
+          <w:sz w:val="19"/>
+          <w:szCs w:val="19"/>
+        </w:rPr>
+        <w:t>β₁ = slope (price change per month</w:t>
+      </w:r>
+      <w:proofErr w:type="gramStart"/>
+      <w:r>
+        <w:rPr>
+          <w:i/>
+          <w:iCs/>
+          <w:color w:val="666666"/>
+          <w:sz w:val="19"/>
+          <w:szCs w:val="19"/>
+        </w:rPr>
+        <w:t xml:space="preserve">),   </w:t>
+      </w:r>
+      <w:proofErr w:type="gramEnd"/>
+      <w:r>
+        <w:rPr>
+          <w:i/>
+          <w:iCs/>
+          <w:color w:val="666666"/>
+          <w:sz w:val="19"/>
+          <w:szCs w:val="19"/>
+        </w:rPr>
+        <w:t>εₜ = error term</w:t>
       </w:r>
     </w:p>
     <w:p>
@@ -3420,12 +5470,6 @@
         <w:gridCol w:w="7200"/>
       </w:tblGrid>
       <w:tr>
-        <w:tblPrEx>
-          <w:tblCellMar>
-            <w:top w:w="0" w:type="dxa"/>
-            <w:bottom w:w="0" w:type="dxa"/>
-          </w:tblCellMar>
-        </w:tblPrEx>
         <w:tc>
           <w:tcPr>
             <w:tcW w:w="7200" w:type="dxa"/>
@@ -3448,6 +5492,7 @@
               <w:spacing w:before="60" w:after="60"/>
               <w:jc w:val="center"/>
             </w:pPr>
+            <w:proofErr w:type="spellStart"/>
             <w:r>
               <w:rPr>
                 <w:rFonts w:ascii="Cambria Math" w:eastAsia="Cambria Math" w:hAnsi="Cambria Math" w:cs="Cambria Math"/>
@@ -3455,7 +5500,57 @@
                 <w:sz w:val="24"/>
                 <w:szCs w:val="24"/>
               </w:rPr>
-              <w:t>Price_t  =  −7.492  +  2.112 · t</w:t>
+              <w:t>Price_</w:t>
+            </w:r>
+            <w:proofErr w:type="gramStart"/>
+            <w:r>
+              <w:rPr>
+                <w:rFonts w:ascii="Cambria Math" w:eastAsia="Cambria Math" w:hAnsi="Cambria Math" w:cs="Cambria Math"/>
+                <w:color w:val="1F3864"/>
+                <w:sz w:val="24"/>
+                <w:szCs w:val="24"/>
+              </w:rPr>
+              <w:t>t</w:t>
+            </w:r>
+            <w:proofErr w:type="spellEnd"/>
+            <w:r>
+              <w:rPr>
+                <w:rFonts w:ascii="Cambria Math" w:eastAsia="Cambria Math" w:hAnsi="Cambria Math" w:cs="Cambria Math"/>
+                <w:color w:val="1F3864"/>
+                <w:sz w:val="24"/>
+                <w:szCs w:val="24"/>
+              </w:rPr>
+              <w:t xml:space="preserve">  =</w:t>
+            </w:r>
+            <w:proofErr w:type="gramEnd"/>
+            <w:r>
+              <w:rPr>
+                <w:rFonts w:ascii="Cambria Math" w:eastAsia="Cambria Math" w:hAnsi="Cambria Math" w:cs="Cambria Math"/>
+                <w:color w:val="1F3864"/>
+                <w:sz w:val="24"/>
+                <w:szCs w:val="24"/>
+              </w:rPr>
+              <w:t xml:space="preserve">  −7.</w:t>
+            </w:r>
+            <w:proofErr w:type="gramStart"/>
+            <w:r>
+              <w:rPr>
+                <w:rFonts w:ascii="Cambria Math" w:eastAsia="Cambria Math" w:hAnsi="Cambria Math" w:cs="Cambria Math"/>
+                <w:color w:val="1F3864"/>
+                <w:sz w:val="24"/>
+                <w:szCs w:val="24"/>
+              </w:rPr>
+              <w:t>492  +</w:t>
+            </w:r>
+            <w:proofErr w:type="gramEnd"/>
+            <w:r>
+              <w:rPr>
+                <w:rFonts w:ascii="Cambria Math" w:eastAsia="Cambria Math" w:hAnsi="Cambria Math" w:cs="Cambria Math"/>
+                <w:color w:val="1F3864"/>
+                <w:sz w:val="24"/>
+                <w:szCs w:val="24"/>
+              </w:rPr>
+              <w:t xml:space="preserve">  2.112 · t</w:t>
             </w:r>
           </w:p>
         </w:tc>
@@ -3474,7 +5569,95 @@
           <w:sz w:val="19"/>
           <w:szCs w:val="19"/>
         </w:rPr>
-        <w:t>β₀ = −7.492  (p = 0.024),   β₁ = 2.112  (p &lt; 2.2×10⁻¹⁶),   Adj. R² = 0.9446</w:t>
+        <w:t>β₀ = −7.</w:t>
+      </w:r>
+      <w:proofErr w:type="gramStart"/>
+      <w:r>
+        <w:rPr>
+          <w:i/>
+          <w:iCs/>
+          <w:color w:val="666666"/>
+          <w:sz w:val="19"/>
+          <w:szCs w:val="19"/>
+        </w:rPr>
+        <w:t>492  (</w:t>
+      </w:r>
+      <w:proofErr w:type="gramEnd"/>
+      <w:r>
+        <w:rPr>
+          <w:i/>
+          <w:iCs/>
+          <w:color w:val="666666"/>
+          <w:sz w:val="19"/>
+          <w:szCs w:val="19"/>
+        </w:rPr>
+        <w:t>p = 0.024</w:t>
+      </w:r>
+      <w:proofErr w:type="gramStart"/>
+      <w:r>
+        <w:rPr>
+          <w:i/>
+          <w:iCs/>
+          <w:color w:val="666666"/>
+          <w:sz w:val="19"/>
+          <w:szCs w:val="19"/>
+        </w:rPr>
+        <w:t xml:space="preserve">),   </w:t>
+      </w:r>
+      <w:proofErr w:type="gramEnd"/>
+      <w:r>
+        <w:rPr>
+          <w:i/>
+          <w:iCs/>
+          <w:color w:val="666666"/>
+          <w:sz w:val="19"/>
+          <w:szCs w:val="19"/>
+        </w:rPr>
+        <w:t xml:space="preserve">β₁ = </w:t>
+      </w:r>
+      <w:proofErr w:type="gramStart"/>
+      <w:r>
+        <w:rPr>
+          <w:i/>
+          <w:iCs/>
+          <w:color w:val="666666"/>
+          <w:sz w:val="19"/>
+          <w:szCs w:val="19"/>
+        </w:rPr>
+        <w:t>2.112  (</w:t>
+      </w:r>
+      <w:proofErr w:type="gramEnd"/>
+      <w:r>
+        <w:rPr>
+          <w:i/>
+          <w:iCs/>
+          <w:color w:val="666666"/>
+          <w:sz w:val="19"/>
+          <w:szCs w:val="19"/>
+        </w:rPr>
+        <w:t>p &lt; 2.2×10⁻¹⁶</w:t>
+      </w:r>
+      <w:proofErr w:type="gramStart"/>
+      <w:r>
+        <w:rPr>
+          <w:i/>
+          <w:iCs/>
+          <w:color w:val="666666"/>
+          <w:sz w:val="19"/>
+          <w:szCs w:val="19"/>
+        </w:rPr>
+        <w:t xml:space="preserve">),   </w:t>
+      </w:r>
+      <w:proofErr w:type="gramEnd"/>
+      <w:r>
+        <w:rPr>
+          <w:i/>
+          <w:iCs/>
+          <w:color w:val="666666"/>
+          <w:sz w:val="19"/>
+          <w:szCs w:val="19"/>
+        </w:rPr>
+        <w:t>Adj. R² = 0.9446</w:t>
       </w:r>
     </w:p>
     <w:p>
@@ -3503,12 +5686,6 @@
         <w:gridCol w:w="9360"/>
       </w:tblGrid>
       <w:tr>
-        <w:tblPrEx>
-          <w:tblCellMar>
-            <w:top w:w="0" w:type="dxa"/>
-            <w:bottom w:w="0" w:type="dxa"/>
-          </w:tblCellMar>
-        </w:tblPrEx>
         <w:tc>
           <w:tcPr>
             <w:tcW w:w="9360" w:type="dxa"/>
@@ -3530,28 +5707,152 @@
             <w:pPr>
               <w:shd w:val="clear" w:color="auto" w:fill="F2F2F2"/>
             </w:pPr>
-            <w:r>
-              <w:rPr>
-                <w:rFonts w:ascii="Courier New" w:eastAsia="Courier New" w:hAnsi="Courier New" w:cs="Courier New"/>
-                <w:color w:val="1A1A1A"/>
-                <w:sz w:val="18"/>
-                <w:szCs w:val="18"/>
-              </w:rPr>
-              <w:t>time_index &lt;- c(1:length(monthly_vector))</w:t>
+            <w:proofErr w:type="spellStart"/>
+            <w:r>
+              <w:rPr>
+                <w:rFonts w:ascii="Courier New" w:eastAsia="Courier New" w:hAnsi="Courier New" w:cs="Courier New"/>
+                <w:color w:val="1A1A1A"/>
+                <w:sz w:val="18"/>
+                <w:szCs w:val="18"/>
+              </w:rPr>
+              <w:t>time_index</w:t>
+            </w:r>
+            <w:proofErr w:type="spellEnd"/>
+            <w:r>
+              <w:rPr>
+                <w:rFonts w:ascii="Courier New" w:eastAsia="Courier New" w:hAnsi="Courier New" w:cs="Courier New"/>
+                <w:color w:val="1A1A1A"/>
+                <w:sz w:val="18"/>
+                <w:szCs w:val="18"/>
+              </w:rPr>
+              <w:t xml:space="preserve"> &lt;- c(</w:t>
+            </w:r>
+            <w:proofErr w:type="gramStart"/>
+            <w:r>
+              <w:rPr>
+                <w:rFonts w:ascii="Courier New" w:eastAsia="Courier New" w:hAnsi="Courier New" w:cs="Courier New"/>
+                <w:color w:val="1A1A1A"/>
+                <w:sz w:val="18"/>
+                <w:szCs w:val="18"/>
+              </w:rPr>
+              <w:t>1:length</w:t>
+            </w:r>
+            <w:proofErr w:type="gramEnd"/>
+            <w:r>
+              <w:rPr>
+                <w:rFonts w:ascii="Courier New" w:eastAsia="Courier New" w:hAnsi="Courier New" w:cs="Courier New"/>
+                <w:color w:val="1A1A1A"/>
+                <w:sz w:val="18"/>
+                <w:szCs w:val="18"/>
+              </w:rPr>
+              <w:t>(</w:t>
+            </w:r>
+            <w:proofErr w:type="spellStart"/>
+            <w:r>
+              <w:rPr>
+                <w:rFonts w:ascii="Courier New" w:eastAsia="Courier New" w:hAnsi="Courier New" w:cs="Courier New"/>
+                <w:color w:val="1A1A1A"/>
+                <w:sz w:val="18"/>
+                <w:szCs w:val="18"/>
+              </w:rPr>
+              <w:t>monthly_vector</w:t>
+            </w:r>
+            <w:proofErr w:type="spellEnd"/>
+            <w:r>
+              <w:rPr>
+                <w:rFonts w:ascii="Courier New" w:eastAsia="Courier New" w:hAnsi="Courier New" w:cs="Courier New"/>
+                <w:color w:val="1A1A1A"/>
+                <w:sz w:val="18"/>
+                <w:szCs w:val="18"/>
+              </w:rPr>
+              <w:t>))</w:t>
             </w:r>
           </w:p>
           <w:p>
             <w:pPr>
               <w:shd w:val="clear" w:color="auto" w:fill="F2F2F2"/>
             </w:pPr>
-            <w:r>
-              <w:rPr>
-                <w:rFonts w:ascii="Courier New" w:eastAsia="Courier New" w:hAnsi="Courier New" w:cs="Courier New"/>
-                <w:color w:val="1A1A1A"/>
-                <w:sz w:val="18"/>
-                <w:szCs w:val="18"/>
-              </w:rPr>
-              <w:t>lr_model &lt;- lm(monthly_vector ~ time_index)</w:t>
+            <w:proofErr w:type="spellStart"/>
+            <w:r>
+              <w:rPr>
+                <w:rFonts w:ascii="Courier New" w:eastAsia="Courier New" w:hAnsi="Courier New" w:cs="Courier New"/>
+                <w:color w:val="1A1A1A"/>
+                <w:sz w:val="18"/>
+                <w:szCs w:val="18"/>
+              </w:rPr>
+              <w:t>lr_model</w:t>
+            </w:r>
+            <w:proofErr w:type="spellEnd"/>
+            <w:r>
+              <w:rPr>
+                <w:rFonts w:ascii="Courier New" w:eastAsia="Courier New" w:hAnsi="Courier New" w:cs="Courier New"/>
+                <w:color w:val="1A1A1A"/>
+                <w:sz w:val="18"/>
+                <w:szCs w:val="18"/>
+              </w:rPr>
+              <w:t xml:space="preserve"> &lt;- </w:t>
+            </w:r>
+            <w:proofErr w:type="spellStart"/>
+            <w:proofErr w:type="gramStart"/>
+            <w:r>
+              <w:rPr>
+                <w:rFonts w:ascii="Courier New" w:eastAsia="Courier New" w:hAnsi="Courier New" w:cs="Courier New"/>
+                <w:color w:val="1A1A1A"/>
+                <w:sz w:val="18"/>
+                <w:szCs w:val="18"/>
+              </w:rPr>
+              <w:t>lm</w:t>
+            </w:r>
+            <w:proofErr w:type="spellEnd"/>
+            <w:r>
+              <w:rPr>
+                <w:rFonts w:ascii="Courier New" w:eastAsia="Courier New" w:hAnsi="Courier New" w:cs="Courier New"/>
+                <w:color w:val="1A1A1A"/>
+                <w:sz w:val="18"/>
+                <w:szCs w:val="18"/>
+              </w:rPr>
+              <w:t>(</w:t>
+            </w:r>
+            <w:proofErr w:type="spellStart"/>
+            <w:proofErr w:type="gramEnd"/>
+            <w:r>
+              <w:rPr>
+                <w:rFonts w:ascii="Courier New" w:eastAsia="Courier New" w:hAnsi="Courier New" w:cs="Courier New"/>
+                <w:color w:val="1A1A1A"/>
+                <w:sz w:val="18"/>
+                <w:szCs w:val="18"/>
+              </w:rPr>
+              <w:t>monthly_vector</w:t>
+            </w:r>
+            <w:proofErr w:type="spellEnd"/>
+            <w:r>
+              <w:rPr>
+                <w:rFonts w:ascii="Courier New" w:eastAsia="Courier New" w:hAnsi="Courier New" w:cs="Courier New"/>
+                <w:color w:val="1A1A1A"/>
+                <w:sz w:val="18"/>
+                <w:szCs w:val="18"/>
+              </w:rPr>
+              <w:t xml:space="preserve"> ~ </w:t>
+            </w:r>
+            <w:proofErr w:type="spellStart"/>
+            <w:r>
+              <w:rPr>
+                <w:rFonts w:ascii="Courier New" w:eastAsia="Courier New" w:hAnsi="Courier New" w:cs="Courier New"/>
+                <w:color w:val="1A1A1A"/>
+                <w:sz w:val="18"/>
+                <w:szCs w:val="18"/>
+              </w:rPr>
+              <w:t>time_index</w:t>
+            </w:r>
+            <w:proofErr w:type="spellEnd"/>
+            <w:r>
+              <w:rPr>
+                <w:rFonts w:ascii="Courier New" w:eastAsia="Courier New" w:hAnsi="Courier New" w:cs="Courier New"/>
+                <w:color w:val="1A1A1A"/>
+                <w:sz w:val="18"/>
+                <w:szCs w:val="18"/>
+              </w:rPr>
+              <w:t>)</w:t>
             </w:r>
           </w:p>
           <w:p>
@@ -3565,18 +5866,32 @@
                 <w:sz w:val="18"/>
                 <w:szCs w:val="18"/>
               </w:rPr>
-              <w:t>summary(lr_model)</w:t>
+              <w:t>summary(</w:t>
+            </w:r>
+            <w:proofErr w:type="spellStart"/>
+            <w:r>
+              <w:rPr>
+                <w:rFonts w:ascii="Courier New" w:eastAsia="Courier New" w:hAnsi="Courier New" w:cs="Courier New"/>
+                <w:color w:val="1A1A1A"/>
+                <w:sz w:val="18"/>
+                <w:szCs w:val="18"/>
+              </w:rPr>
+              <w:t>lr_model</w:t>
+            </w:r>
+            <w:proofErr w:type="spellEnd"/>
+            <w:r>
+              <w:rPr>
+                <w:rFonts w:ascii="Courier New" w:eastAsia="Courier New" w:hAnsi="Courier New" w:cs="Courier New"/>
+                <w:color w:val="1A1A1A"/>
+                <w:sz w:val="18"/>
+                <w:szCs w:val="18"/>
+              </w:rPr>
+              <w:t>)</w:t>
             </w:r>
           </w:p>
         </w:tc>
       </w:tr>
       <w:tr>
-        <w:tblPrEx>
-          <w:tblCellMar>
-            <w:top w:w="0" w:type="dxa"/>
-            <w:bottom w:w="0" w:type="dxa"/>
-          </w:tblCellMar>
-        </w:tblPrEx>
         <w:tc>
           <w:tcPr>
             <w:tcW w:w="9360" w:type="dxa"/>
@@ -3604,11 +5919,10 @@
                 <w:sz w:val="17"/>
                 <w:szCs w:val="17"/>
               </w:rPr>
-              <w:t>Call:  lm(formula = monthly_vector ~ time_index)</w:t>
-            </w:r>
-          </w:p>
-          <w:p/>
-          <w:p>
+              <w:t xml:space="preserve">Call:  </w:t>
+            </w:r>
+            <w:proofErr w:type="spellStart"/>
+            <w:proofErr w:type="gramStart"/>
             <w:r>
               <w:rPr>
                 <w:rFonts w:ascii="Courier New" w:eastAsia="Courier New" w:hAnsi="Courier New" w:cs="Courier New"/>
@@ -3618,10 +5932,9 @@
                 <w:sz w:val="17"/>
                 <w:szCs w:val="17"/>
               </w:rPr>
-              <w:t>Residuals:</w:t>
-            </w:r>
-          </w:p>
-          <w:p>
+              <w:t>lm</w:t>
+            </w:r>
+            <w:proofErr w:type="spellEnd"/>
             <w:r>
               <w:rPr>
                 <w:rFonts w:ascii="Courier New" w:eastAsia="Courier New" w:hAnsi="Courier New" w:cs="Courier New"/>
@@ -3631,10 +5944,9 @@
                 <w:sz w:val="17"/>
                 <w:szCs w:val="17"/>
               </w:rPr>
-              <w:t xml:space="preserve">    Min      1Q  Median      3Q     Max</w:t>
-            </w:r>
-          </w:p>
-          <w:p>
+              <w:t>(</w:t>
+            </w:r>
+            <w:proofErr w:type="gramEnd"/>
             <w:r>
               <w:rPr>
                 <w:rFonts w:ascii="Courier New" w:eastAsia="Courier New" w:hAnsi="Courier New" w:cs="Courier New"/>
@@ -3644,11 +5956,9 @@
                 <w:sz w:val="17"/>
                 <w:szCs w:val="17"/>
               </w:rPr>
-              <w:t>-31.928 -15.095   1.566  14.520  36.698</w:t>
-            </w:r>
-          </w:p>
-          <w:p/>
-          <w:p>
+              <w:t xml:space="preserve">formula = </w:t>
+            </w:r>
+            <w:proofErr w:type="spellStart"/>
             <w:r>
               <w:rPr>
                 <w:rFonts w:ascii="Courier New" w:eastAsia="Courier New" w:hAnsi="Courier New" w:cs="Courier New"/>
@@ -3658,10 +5968,9 @@
                 <w:sz w:val="17"/>
                 <w:szCs w:val="17"/>
               </w:rPr>
-              <w:t>Coefficients:</w:t>
-            </w:r>
-          </w:p>
-          <w:p>
+              <w:t>monthly_vector</w:t>
+            </w:r>
+            <w:proofErr w:type="spellEnd"/>
             <w:r>
               <w:rPr>
                 <w:rFonts w:ascii="Courier New" w:eastAsia="Courier New" w:hAnsi="Courier New" w:cs="Courier New"/>
@@ -3671,10 +5980,9 @@
                 <w:sz w:val="17"/>
                 <w:szCs w:val="17"/>
               </w:rPr>
-              <w:t xml:space="preserve">            Estimate Std. Error t value Pr(&gt;|t|)</w:t>
-            </w:r>
-          </w:p>
-          <w:p>
+              <w:t xml:space="preserve"> ~ </w:t>
+            </w:r>
+            <w:proofErr w:type="spellStart"/>
             <w:r>
               <w:rPr>
                 <w:rFonts w:ascii="Courier New" w:eastAsia="Courier New" w:hAnsi="Courier New" w:cs="Courier New"/>
@@ -3684,10 +5992,9 @@
                 <w:sz w:val="17"/>
                 <w:szCs w:val="17"/>
               </w:rPr>
-              <w:t>(Intercept) -7.49174    3.26769  -2.293   0.0236 *</w:t>
-            </w:r>
-          </w:p>
-          <w:p>
+              <w:t>time_index</w:t>
+            </w:r>
+            <w:proofErr w:type="spellEnd"/>
             <w:r>
               <w:rPr>
                 <w:rFonts w:ascii="Courier New" w:eastAsia="Courier New" w:hAnsi="Courier New" w:cs="Courier New"/>
@@ -3697,7 +6004,7 @@
                 <w:sz w:val="17"/>
                 <w:szCs w:val="17"/>
               </w:rPr>
-              <w:t>time_index   2.11197    0.04687  45.058   &lt;2e-16 ***</w:t>
+              <w:t>)</w:t>
             </w:r>
           </w:p>
           <w:p/>
@@ -3711,7 +6018,7 @@
                 <w:sz w:val="17"/>
                 <w:szCs w:val="17"/>
               </w:rPr>
-              <w:t>Residual standard error: 17.79 on 118 degrees of freedom</w:t>
+              <w:t>Residuals:</w:t>
             </w:r>
           </w:p>
           <w:p>
@@ -3724,10 +6031,9 @@
                 <w:sz w:val="17"/>
                 <w:szCs w:val="17"/>
               </w:rPr>
-              <w:t>Multiple R-squared:  0.9451,  Adjusted R-squared:  0.9446</w:t>
-            </w:r>
-          </w:p>
-          <w:p>
+              <w:t xml:space="preserve">    Min      1</w:t>
+            </w:r>
+            <w:proofErr w:type="gramStart"/>
             <w:r>
               <w:rPr>
                 <w:rFonts w:ascii="Courier New" w:eastAsia="Courier New" w:hAnsi="Courier New" w:cs="Courier New"/>
@@ -3737,7 +6043,282 @@
                 <w:sz w:val="17"/>
                 <w:szCs w:val="17"/>
               </w:rPr>
-              <w:t>F-statistic: 2030 on 1 and 118 DF,  p-value: &lt; 2.2e-16</w:t>
+              <w:t>Q  Median</w:t>
+            </w:r>
+            <w:proofErr w:type="gramEnd"/>
+            <w:r>
+              <w:rPr>
+                <w:rFonts w:ascii="Courier New" w:eastAsia="Courier New" w:hAnsi="Courier New" w:cs="Courier New"/>
+                <w:i/>
+                <w:iCs/>
+                <w:color w:val="444444"/>
+                <w:sz w:val="17"/>
+                <w:szCs w:val="17"/>
+              </w:rPr>
+              <w:t xml:space="preserve">      3Q     Max</w:t>
+            </w:r>
+          </w:p>
+          <w:p>
+            <w:r>
+              <w:rPr>
+                <w:rFonts w:ascii="Courier New" w:eastAsia="Courier New" w:hAnsi="Courier New" w:cs="Courier New"/>
+                <w:i/>
+                <w:iCs/>
+                <w:color w:val="444444"/>
+                <w:sz w:val="17"/>
+                <w:szCs w:val="17"/>
+              </w:rPr>
+              <w:t xml:space="preserve">-31.928 -15.095   </w:t>
+            </w:r>
+            <w:proofErr w:type="gramStart"/>
+            <w:r>
+              <w:rPr>
+                <w:rFonts w:ascii="Courier New" w:eastAsia="Courier New" w:hAnsi="Courier New" w:cs="Courier New"/>
+                <w:i/>
+                <w:iCs/>
+                <w:color w:val="444444"/>
+                <w:sz w:val="17"/>
+                <w:szCs w:val="17"/>
+              </w:rPr>
+              <w:t>1.566  14.520</w:t>
+            </w:r>
+            <w:proofErr w:type="gramEnd"/>
+            <w:r>
+              <w:rPr>
+                <w:rFonts w:ascii="Courier New" w:eastAsia="Courier New" w:hAnsi="Courier New" w:cs="Courier New"/>
+                <w:i/>
+                <w:iCs/>
+                <w:color w:val="444444"/>
+                <w:sz w:val="17"/>
+                <w:szCs w:val="17"/>
+              </w:rPr>
+              <w:t xml:space="preserve">  36.698</w:t>
+            </w:r>
+          </w:p>
+          <w:p/>
+          <w:p>
+            <w:r>
+              <w:rPr>
+                <w:rFonts w:ascii="Courier New" w:eastAsia="Courier New" w:hAnsi="Courier New" w:cs="Courier New"/>
+                <w:i/>
+                <w:iCs/>
+                <w:color w:val="444444"/>
+                <w:sz w:val="17"/>
+                <w:szCs w:val="17"/>
+              </w:rPr>
+              <w:t>Coefficients:</w:t>
+            </w:r>
+          </w:p>
+          <w:p>
+            <w:r>
+              <w:rPr>
+                <w:rFonts w:ascii="Courier New" w:eastAsia="Courier New" w:hAnsi="Courier New" w:cs="Courier New"/>
+                <w:i/>
+                <w:iCs/>
+                <w:color w:val="444444"/>
+                <w:sz w:val="17"/>
+                <w:szCs w:val="17"/>
+              </w:rPr>
+              <w:t xml:space="preserve">            Estimate Std. Error t value </w:t>
+            </w:r>
+            <w:proofErr w:type="spellStart"/>
+            <w:r>
+              <w:rPr>
+                <w:rFonts w:ascii="Courier New" w:eastAsia="Courier New" w:hAnsi="Courier New" w:cs="Courier New"/>
+                <w:i/>
+                <w:iCs/>
+                <w:color w:val="444444"/>
+                <w:sz w:val="17"/>
+                <w:szCs w:val="17"/>
+              </w:rPr>
+              <w:t>Pr</w:t>
+            </w:r>
+            <w:proofErr w:type="spellEnd"/>
+            <w:r>
+              <w:rPr>
+                <w:rFonts w:ascii="Courier New" w:eastAsia="Courier New" w:hAnsi="Courier New" w:cs="Courier New"/>
+                <w:i/>
+                <w:iCs/>
+                <w:color w:val="444444"/>
+                <w:sz w:val="17"/>
+                <w:szCs w:val="17"/>
+              </w:rPr>
+              <w:t>(&gt;|t|)</w:t>
+            </w:r>
+          </w:p>
+          <w:p>
+            <w:r>
+              <w:rPr>
+                <w:rFonts w:ascii="Courier New" w:eastAsia="Courier New" w:hAnsi="Courier New" w:cs="Courier New"/>
+                <w:i/>
+                <w:iCs/>
+                <w:color w:val="444444"/>
+                <w:sz w:val="17"/>
+                <w:szCs w:val="17"/>
+              </w:rPr>
+              <w:t xml:space="preserve">(Intercept) -7.49174    </w:t>
+            </w:r>
+            <w:proofErr w:type="gramStart"/>
+            <w:r>
+              <w:rPr>
+                <w:rFonts w:ascii="Courier New" w:eastAsia="Courier New" w:hAnsi="Courier New" w:cs="Courier New"/>
+                <w:i/>
+                <w:iCs/>
+                <w:color w:val="444444"/>
+                <w:sz w:val="17"/>
+                <w:szCs w:val="17"/>
+              </w:rPr>
+              <w:t>3.26769  -</w:t>
+            </w:r>
+            <w:proofErr w:type="gramEnd"/>
+            <w:r>
+              <w:rPr>
+                <w:rFonts w:ascii="Courier New" w:eastAsia="Courier New" w:hAnsi="Courier New" w:cs="Courier New"/>
+                <w:i/>
+                <w:iCs/>
+                <w:color w:val="444444"/>
+                <w:sz w:val="17"/>
+                <w:szCs w:val="17"/>
+              </w:rPr>
+              <w:t>2.293   0.0236 *</w:t>
+            </w:r>
+          </w:p>
+          <w:p>
+            <w:proofErr w:type="spellStart"/>
+            <w:r>
+              <w:rPr>
+                <w:rFonts w:ascii="Courier New" w:eastAsia="Courier New" w:hAnsi="Courier New" w:cs="Courier New"/>
+                <w:i/>
+                <w:iCs/>
+                <w:color w:val="444444"/>
+                <w:sz w:val="17"/>
+                <w:szCs w:val="17"/>
+              </w:rPr>
+              <w:t>time_index</w:t>
+            </w:r>
+            <w:proofErr w:type="spellEnd"/>
+            <w:r>
+              <w:rPr>
+                <w:rFonts w:ascii="Courier New" w:eastAsia="Courier New" w:hAnsi="Courier New" w:cs="Courier New"/>
+                <w:i/>
+                <w:iCs/>
+                <w:color w:val="444444"/>
+                <w:sz w:val="17"/>
+                <w:szCs w:val="17"/>
+              </w:rPr>
+              <w:t xml:space="preserve">   2.11197    </w:t>
+            </w:r>
+            <w:proofErr w:type="gramStart"/>
+            <w:r>
+              <w:rPr>
+                <w:rFonts w:ascii="Courier New" w:eastAsia="Courier New" w:hAnsi="Courier New" w:cs="Courier New"/>
+                <w:i/>
+                <w:iCs/>
+                <w:color w:val="444444"/>
+                <w:sz w:val="17"/>
+                <w:szCs w:val="17"/>
+              </w:rPr>
+              <w:t>0.04687  45.058</w:t>
+            </w:r>
+            <w:proofErr w:type="gramEnd"/>
+            <w:r>
+              <w:rPr>
+                <w:rFonts w:ascii="Courier New" w:eastAsia="Courier New" w:hAnsi="Courier New" w:cs="Courier New"/>
+                <w:i/>
+                <w:iCs/>
+                <w:color w:val="444444"/>
+                <w:sz w:val="17"/>
+                <w:szCs w:val="17"/>
+              </w:rPr>
+              <w:t xml:space="preserve">   &lt;2e-16 ***</w:t>
+            </w:r>
+          </w:p>
+          <w:p/>
+          <w:p>
+            <w:r>
+              <w:rPr>
+                <w:rFonts w:ascii="Courier New" w:eastAsia="Courier New" w:hAnsi="Courier New" w:cs="Courier New"/>
+                <w:i/>
+                <w:iCs/>
+                <w:color w:val="444444"/>
+                <w:sz w:val="17"/>
+                <w:szCs w:val="17"/>
+              </w:rPr>
+              <w:t>Residual standard error: 17.79 on 118 degrees of freedom</w:t>
+            </w:r>
+          </w:p>
+          <w:p>
+            <w:r>
+              <w:rPr>
+                <w:rFonts w:ascii="Courier New" w:eastAsia="Courier New" w:hAnsi="Courier New" w:cs="Courier New"/>
+                <w:i/>
+                <w:iCs/>
+                <w:color w:val="444444"/>
+                <w:sz w:val="17"/>
+                <w:szCs w:val="17"/>
+              </w:rPr>
+              <w:t>Multiple R-squared:  0.9451</w:t>
+            </w:r>
+            <w:proofErr w:type="gramStart"/>
+            <w:r>
+              <w:rPr>
+                <w:rFonts w:ascii="Courier New" w:eastAsia="Courier New" w:hAnsi="Courier New" w:cs="Courier New"/>
+                <w:i/>
+                <w:iCs/>
+                <w:color w:val="444444"/>
+                <w:sz w:val="17"/>
+                <w:szCs w:val="17"/>
+              </w:rPr>
+              <w:t>,  Adjusted</w:t>
+            </w:r>
+            <w:proofErr w:type="gramEnd"/>
+            <w:r>
+              <w:rPr>
+                <w:rFonts w:ascii="Courier New" w:eastAsia="Courier New" w:hAnsi="Courier New" w:cs="Courier New"/>
+                <w:i/>
+                <w:iCs/>
+                <w:color w:val="444444"/>
+                <w:sz w:val="17"/>
+                <w:szCs w:val="17"/>
+              </w:rPr>
+              <w:t xml:space="preserve"> R-squared:  0.9446</w:t>
+            </w:r>
+          </w:p>
+          <w:p>
+            <w:r>
+              <w:rPr>
+                <w:rFonts w:ascii="Courier New" w:eastAsia="Courier New" w:hAnsi="Courier New" w:cs="Courier New"/>
+                <w:i/>
+                <w:iCs/>
+                <w:color w:val="444444"/>
+                <w:sz w:val="17"/>
+                <w:szCs w:val="17"/>
+              </w:rPr>
+              <w:t xml:space="preserve">F-statistic: 2030 on 1 and 118 </w:t>
+            </w:r>
+            <w:proofErr w:type="gramStart"/>
+            <w:r>
+              <w:rPr>
+                <w:rFonts w:ascii="Courier New" w:eastAsia="Courier New" w:hAnsi="Courier New" w:cs="Courier New"/>
+                <w:i/>
+                <w:iCs/>
+                <w:color w:val="444444"/>
+                <w:sz w:val="17"/>
+                <w:szCs w:val="17"/>
+              </w:rPr>
+              <w:t>DF,  p</w:t>
+            </w:r>
+            <w:proofErr w:type="gramEnd"/>
+            <w:r>
+              <w:rPr>
+                <w:rFonts w:ascii="Courier New" w:eastAsia="Courier New" w:hAnsi="Courier New" w:cs="Courier New"/>
+                <w:i/>
+                <w:iCs/>
+                <w:color w:val="444444"/>
+                <w:sz w:val="17"/>
+                <w:szCs w:val="17"/>
+              </w:rPr>
+              <w:t>-value: &lt; 2.2e-16</w:t>
             </w:r>
           </w:p>
         </w:tc>
@@ -3749,7 +6330,15 @@
       </w:pPr>
       <w:r>
         <w:lastRenderedPageBreak/>
-        <w:t>The model achieves an adjusted R² of 0.9446, indicating that approximately 94.5% of the variance in AAPL price is explained by the linear time trend alone. The coefficient on time_index is 2.112, meaning prices rise ~$2.11 per month on average.</w:t>
+        <w:t xml:space="preserve">The model achieves an adjusted R² of 0.9446, indicating that approximately 94.5% of the variance in AAPL price is explained by the linear time trend alone. The coefficient on </w:t>
+      </w:r>
+      <w:proofErr w:type="spellStart"/>
+      <w:r>
+        <w:t>time_index</w:t>
+      </w:r>
+      <w:proofErr w:type="spellEnd"/>
+      <w:r>
+        <w:t xml:space="preserve"> is 2.112, meaning prices rise ~$2.11 per month on average.</w:t>
       </w:r>
     </w:p>
     <w:p>
@@ -3822,7 +6411,15 @@
         <w:pStyle w:val="Heading2"/>
       </w:pPr>
       <w:r>
-        <w:t>8.2 Autoregressive Model — AR(1)</w:t>
+        <w:t xml:space="preserve">8.2 Autoregressive Model — </w:t>
+      </w:r>
+      <w:proofErr w:type="gramStart"/>
+      <w:r>
+        <w:t>AR(</w:t>
+      </w:r>
+      <w:proofErr w:type="gramEnd"/>
+      <w:r>
+        <w:t>1)</w:t>
       </w:r>
     </w:p>
     <w:p>
@@ -3830,7 +6427,15 @@
         <w:spacing w:after="100" w:line="276" w:lineRule="auto"/>
       </w:pPr>
       <w:r>
-        <w:t>An AR(1) model was fitted on the stationary differenced log series, with the first lag as predictor.</w:t>
+        <w:t xml:space="preserve">An </w:t>
+      </w:r>
+      <w:proofErr w:type="gramStart"/>
+      <w:r>
+        <w:t>AR(</w:t>
+      </w:r>
+      <w:proofErr w:type="gramEnd"/>
+      <w:r>
+        <w:t>1) model was fitted on the stationary differenced log series, with the first lag as predictor.</w:t>
       </w:r>
     </w:p>
     <w:p>
@@ -3867,12 +6472,6 @@
         <w:gridCol w:w="7200"/>
       </w:tblGrid>
       <w:tr>
-        <w:tblPrEx>
-          <w:tblCellMar>
-            <w:top w:w="0" w:type="dxa"/>
-            <w:bottom w:w="0" w:type="dxa"/>
-          </w:tblCellMar>
-        </w:tblPrEx>
         <w:tc>
           <w:tcPr>
             <w:tcW w:w="7200" w:type="dxa"/>
@@ -3895,6 +6494,7 @@
               <w:spacing w:before="60" w:after="60"/>
               <w:jc w:val="center"/>
             </w:pPr>
+            <w:proofErr w:type="gramStart"/>
             <w:r>
               <w:rPr>
                 <w:rFonts w:ascii="Cambria Math" w:eastAsia="Cambria Math" w:hAnsi="Cambria Math" w:cs="Cambria Math"/>
@@ -3902,7 +6502,57 @@
                 <w:sz w:val="24"/>
                 <w:szCs w:val="24"/>
               </w:rPr>
-              <w:t>yₜ  =  φ₀  +  φ₁ · yₜ₋₁  +  εₜ</w:t>
+              <w:t>yₜ  =</w:t>
+            </w:r>
+            <w:proofErr w:type="gramEnd"/>
+            <w:r>
+              <w:rPr>
+                <w:rFonts w:ascii="Cambria Math" w:eastAsia="Cambria Math" w:hAnsi="Cambria Math" w:cs="Cambria Math"/>
+                <w:color w:val="1F3864"/>
+                <w:sz w:val="24"/>
+                <w:szCs w:val="24"/>
+              </w:rPr>
+              <w:t xml:space="preserve">  φ</w:t>
+            </w:r>
+            <w:proofErr w:type="gramStart"/>
+            <w:r>
+              <w:rPr>
+                <w:rFonts w:ascii="Cambria Math" w:eastAsia="Cambria Math" w:hAnsi="Cambria Math" w:cs="Cambria Math"/>
+                <w:color w:val="1F3864"/>
+                <w:sz w:val="24"/>
+                <w:szCs w:val="24"/>
+              </w:rPr>
+              <w:t>₀  +</w:t>
+            </w:r>
+            <w:proofErr w:type="gramEnd"/>
+            <w:r>
+              <w:rPr>
+                <w:rFonts w:ascii="Cambria Math" w:eastAsia="Cambria Math" w:hAnsi="Cambria Math" w:cs="Cambria Math"/>
+                <w:color w:val="1F3864"/>
+                <w:sz w:val="24"/>
+                <w:szCs w:val="24"/>
+              </w:rPr>
+              <w:t xml:space="preserve">  φ₁ · yₜ₋</w:t>
+            </w:r>
+            <w:proofErr w:type="gramStart"/>
+            <w:r>
+              <w:rPr>
+                <w:rFonts w:ascii="Cambria Math" w:eastAsia="Cambria Math" w:hAnsi="Cambria Math" w:cs="Cambria Math"/>
+                <w:color w:val="1F3864"/>
+                <w:sz w:val="24"/>
+                <w:szCs w:val="24"/>
+              </w:rPr>
+              <w:t>₁  +</w:t>
+            </w:r>
+            <w:proofErr w:type="gramEnd"/>
+            <w:r>
+              <w:rPr>
+                <w:rFonts w:ascii="Cambria Math" w:eastAsia="Cambria Math" w:hAnsi="Cambria Math" w:cs="Cambria Math"/>
+                <w:color w:val="1F3864"/>
+                <w:sz w:val="24"/>
+                <w:szCs w:val="24"/>
+              </w:rPr>
+              <w:t xml:space="preserve">  εₜ</w:t>
             </w:r>
           </w:p>
         </w:tc>
@@ -3921,7 +6571,151 @@
           <w:sz w:val="19"/>
           <w:szCs w:val="19"/>
         </w:rPr>
-        <w:t>Where:  yₜ = diff(log(Price_t)),   φ₀ = intercept,   φ₁ = AR(1) coefficient,   εₜ ~ WN(0, σ²)</w:t>
+        <w:t>Where:  yₜ = diff(</w:t>
+      </w:r>
+      <w:proofErr w:type="gramStart"/>
+      <w:r>
+        <w:rPr>
+          <w:i/>
+          <w:iCs/>
+          <w:color w:val="666666"/>
+          <w:sz w:val="19"/>
+          <w:szCs w:val="19"/>
+        </w:rPr>
+        <w:t>log(</w:t>
+      </w:r>
+      <w:proofErr w:type="spellStart"/>
+      <w:proofErr w:type="gramEnd"/>
+      <w:r>
+        <w:rPr>
+          <w:i/>
+          <w:iCs/>
+          <w:color w:val="666666"/>
+          <w:sz w:val="19"/>
+          <w:szCs w:val="19"/>
+        </w:rPr>
+        <w:t>Price_t</w:t>
+      </w:r>
+      <w:proofErr w:type="spellEnd"/>
+      <w:r>
+        <w:rPr>
+          <w:i/>
+          <w:iCs/>
+          <w:color w:val="666666"/>
+          <w:sz w:val="19"/>
+          <w:szCs w:val="19"/>
+        </w:rPr>
+        <w:t>)</w:t>
+      </w:r>
+      <w:proofErr w:type="gramStart"/>
+      <w:r>
+        <w:rPr>
+          <w:i/>
+          <w:iCs/>
+          <w:color w:val="666666"/>
+          <w:sz w:val="19"/>
+          <w:szCs w:val="19"/>
+        </w:rPr>
+        <w:t xml:space="preserve">),   </w:t>
+      </w:r>
+      <w:proofErr w:type="gramEnd"/>
+      <w:r>
+        <w:rPr>
+          <w:i/>
+          <w:iCs/>
+          <w:color w:val="666666"/>
+          <w:sz w:val="19"/>
+          <w:szCs w:val="19"/>
+        </w:rPr>
+        <w:t xml:space="preserve">φ₀ = </w:t>
+      </w:r>
+      <w:proofErr w:type="gramStart"/>
+      <w:r>
+        <w:rPr>
+          <w:i/>
+          <w:iCs/>
+          <w:color w:val="666666"/>
+          <w:sz w:val="19"/>
+          <w:szCs w:val="19"/>
+        </w:rPr>
+        <w:t xml:space="preserve">intercept,   </w:t>
+      </w:r>
+      <w:proofErr w:type="gramEnd"/>
+      <w:r>
+        <w:rPr>
+          <w:i/>
+          <w:iCs/>
+          <w:color w:val="666666"/>
+          <w:sz w:val="19"/>
+          <w:szCs w:val="19"/>
+        </w:rPr>
+        <w:t xml:space="preserve">φ₁ = </w:t>
+      </w:r>
+      <w:proofErr w:type="gramStart"/>
+      <w:r>
+        <w:rPr>
+          <w:i/>
+          <w:iCs/>
+          <w:color w:val="666666"/>
+          <w:sz w:val="19"/>
+          <w:szCs w:val="19"/>
+        </w:rPr>
+        <w:t>AR(</w:t>
+      </w:r>
+      <w:proofErr w:type="gramEnd"/>
+      <w:r>
+        <w:rPr>
+          <w:i/>
+          <w:iCs/>
+          <w:color w:val="666666"/>
+          <w:sz w:val="19"/>
+          <w:szCs w:val="19"/>
+        </w:rPr>
+        <w:t xml:space="preserve">1) </w:t>
+      </w:r>
+      <w:proofErr w:type="gramStart"/>
+      <w:r>
+        <w:rPr>
+          <w:i/>
+          <w:iCs/>
+          <w:color w:val="666666"/>
+          <w:sz w:val="19"/>
+          <w:szCs w:val="19"/>
+        </w:rPr>
+        <w:t xml:space="preserve">coefficient,   </w:t>
+      </w:r>
+      <w:proofErr w:type="gramEnd"/>
+      <w:r>
+        <w:rPr>
+          <w:i/>
+          <w:iCs/>
+          <w:color w:val="666666"/>
+          <w:sz w:val="19"/>
+          <w:szCs w:val="19"/>
+        </w:rPr>
+        <w:t xml:space="preserve">εₜ ~ </w:t>
+      </w:r>
+      <w:proofErr w:type="gramStart"/>
+      <w:r>
+        <w:rPr>
+          <w:i/>
+          <w:iCs/>
+          <w:color w:val="666666"/>
+          <w:sz w:val="19"/>
+          <w:szCs w:val="19"/>
+        </w:rPr>
+        <w:t>WN(</w:t>
+      </w:r>
+      <w:proofErr w:type="gramEnd"/>
+      <w:r>
+        <w:rPr>
+          <w:i/>
+          <w:iCs/>
+          <w:color w:val="666666"/>
+          <w:sz w:val="19"/>
+          <w:szCs w:val="19"/>
+        </w:rPr>
+        <w:t>0, σ²)</w:t>
       </w:r>
     </w:p>
     <w:p>
@@ -3953,12 +6747,6 @@
         <w:gridCol w:w="7200"/>
       </w:tblGrid>
       <w:tr>
-        <w:tblPrEx>
-          <w:tblCellMar>
-            <w:top w:w="0" w:type="dxa"/>
-            <w:bottom w:w="0" w:type="dxa"/>
-          </w:tblCellMar>
-        </w:tblPrEx>
         <w:tc>
           <w:tcPr>
             <w:tcW w:w="7200" w:type="dxa"/>
@@ -3981,6 +6769,7 @@
               <w:spacing w:before="60" w:after="60"/>
               <w:jc w:val="center"/>
             </w:pPr>
+            <w:proofErr w:type="gramStart"/>
             <w:r>
               <w:rPr>
                 <w:rFonts w:ascii="Cambria Math" w:eastAsia="Cambria Math" w:hAnsi="Cambria Math" w:cs="Cambria Math"/>
@@ -3989,7 +6778,37 @@
                 <w:szCs w:val="24"/>
               </w:rPr>
               <w:lastRenderedPageBreak/>
-              <w:t>yₜ  =  0.01655  +  0.2184 · yₜ₋₁</w:t>
+              <w:t>yₜ  =</w:t>
+            </w:r>
+            <w:proofErr w:type="gramEnd"/>
+            <w:r>
+              <w:rPr>
+                <w:rFonts w:ascii="Cambria Math" w:eastAsia="Cambria Math" w:hAnsi="Cambria Math" w:cs="Cambria Math"/>
+                <w:color w:val="1F3864"/>
+                <w:sz w:val="24"/>
+                <w:szCs w:val="24"/>
+              </w:rPr>
+              <w:t xml:space="preserve">  </w:t>
+            </w:r>
+            <w:proofErr w:type="gramStart"/>
+            <w:r>
+              <w:rPr>
+                <w:rFonts w:ascii="Cambria Math" w:eastAsia="Cambria Math" w:hAnsi="Cambria Math" w:cs="Cambria Math"/>
+                <w:color w:val="1F3864"/>
+                <w:sz w:val="24"/>
+                <w:szCs w:val="24"/>
+              </w:rPr>
+              <w:t>0.01655  +</w:t>
+            </w:r>
+            <w:proofErr w:type="gramEnd"/>
+            <w:r>
+              <w:rPr>
+                <w:rFonts w:ascii="Cambria Math" w:eastAsia="Cambria Math" w:hAnsi="Cambria Math" w:cs="Cambria Math"/>
+                <w:color w:val="1F3864"/>
+                <w:sz w:val="24"/>
+                <w:szCs w:val="24"/>
+              </w:rPr>
+              <w:t xml:space="preserve">  0.2184 · yₜ₋₁</w:t>
             </w:r>
           </w:p>
         </w:tc>
@@ -4008,7 +6827,95 @@
           <w:sz w:val="19"/>
           <w:szCs w:val="19"/>
         </w:rPr>
-        <w:t>φ₀ = 0.01655  (p = 0.008),   φ₁ = 0.2184  (p = 0.016),   Adj. R² = 0.0407</w:t>
+        <w:t xml:space="preserve">φ₀ = </w:t>
+      </w:r>
+      <w:proofErr w:type="gramStart"/>
+      <w:r>
+        <w:rPr>
+          <w:i/>
+          <w:iCs/>
+          <w:color w:val="666666"/>
+          <w:sz w:val="19"/>
+          <w:szCs w:val="19"/>
+        </w:rPr>
+        <w:t>0.01655  (</w:t>
+      </w:r>
+      <w:proofErr w:type="gramEnd"/>
+      <w:r>
+        <w:rPr>
+          <w:i/>
+          <w:iCs/>
+          <w:color w:val="666666"/>
+          <w:sz w:val="19"/>
+          <w:szCs w:val="19"/>
+        </w:rPr>
+        <w:t>p = 0.008</w:t>
+      </w:r>
+      <w:proofErr w:type="gramStart"/>
+      <w:r>
+        <w:rPr>
+          <w:i/>
+          <w:iCs/>
+          <w:color w:val="666666"/>
+          <w:sz w:val="19"/>
+          <w:szCs w:val="19"/>
+        </w:rPr>
+        <w:t xml:space="preserve">),   </w:t>
+      </w:r>
+      <w:proofErr w:type="gramEnd"/>
+      <w:r>
+        <w:rPr>
+          <w:i/>
+          <w:iCs/>
+          <w:color w:val="666666"/>
+          <w:sz w:val="19"/>
+          <w:szCs w:val="19"/>
+        </w:rPr>
+        <w:t xml:space="preserve">φ₁ = </w:t>
+      </w:r>
+      <w:proofErr w:type="gramStart"/>
+      <w:r>
+        <w:rPr>
+          <w:i/>
+          <w:iCs/>
+          <w:color w:val="666666"/>
+          <w:sz w:val="19"/>
+          <w:szCs w:val="19"/>
+        </w:rPr>
+        <w:t>0.2184  (</w:t>
+      </w:r>
+      <w:proofErr w:type="gramEnd"/>
+      <w:r>
+        <w:rPr>
+          <w:i/>
+          <w:iCs/>
+          <w:color w:val="666666"/>
+          <w:sz w:val="19"/>
+          <w:szCs w:val="19"/>
+        </w:rPr>
+        <w:t>p = 0.016</w:t>
+      </w:r>
+      <w:proofErr w:type="gramStart"/>
+      <w:r>
+        <w:rPr>
+          <w:i/>
+          <w:iCs/>
+          <w:color w:val="666666"/>
+          <w:sz w:val="19"/>
+          <w:szCs w:val="19"/>
+        </w:rPr>
+        <w:t xml:space="preserve">),   </w:t>
+      </w:r>
+      <w:proofErr w:type="gramEnd"/>
+      <w:r>
+        <w:rPr>
+          <w:i/>
+          <w:iCs/>
+          <w:color w:val="666666"/>
+          <w:sz w:val="19"/>
+          <w:szCs w:val="19"/>
+        </w:rPr>
+        <w:t>Adj. R² = 0.0407</w:t>
       </w:r>
     </w:p>
     <w:p>
@@ -4037,12 +6944,6 @@
         <w:gridCol w:w="9360"/>
       </w:tblGrid>
       <w:tr>
-        <w:tblPrEx>
-          <w:tblCellMar>
-            <w:top w:w="0" w:type="dxa"/>
-            <w:bottom w:w="0" w:type="dxa"/>
-          </w:tblCellMar>
-        </w:tblPrEx>
         <w:tc>
           <w:tcPr>
             <w:tcW w:w="9360" w:type="dxa"/>
@@ -4071,7 +6972,47 @@
                 <w:sz w:val="18"/>
                 <w:szCs w:val="18"/>
               </w:rPr>
-              <w:t>lag1 &lt;- diff_vec[1:(length(diff_vec)-1)]</w:t>
+              <w:t xml:space="preserve">lag1 &lt;- </w:t>
+            </w:r>
+            <w:proofErr w:type="spellStart"/>
+            <w:r>
+              <w:rPr>
+                <w:rFonts w:ascii="Courier New" w:eastAsia="Courier New" w:hAnsi="Courier New" w:cs="Courier New"/>
+                <w:color w:val="1A1A1A"/>
+                <w:sz w:val="18"/>
+                <w:szCs w:val="18"/>
+              </w:rPr>
+              <w:t>diff_vec</w:t>
+            </w:r>
+            <w:proofErr w:type="spellEnd"/>
+            <w:r>
+              <w:rPr>
+                <w:rFonts w:ascii="Courier New" w:eastAsia="Courier New" w:hAnsi="Courier New" w:cs="Courier New"/>
+                <w:color w:val="1A1A1A"/>
+                <w:sz w:val="18"/>
+                <w:szCs w:val="18"/>
+              </w:rPr>
+              <w:t>[1:(length(</w:t>
+            </w:r>
+            <w:proofErr w:type="spellStart"/>
+            <w:r>
+              <w:rPr>
+                <w:rFonts w:ascii="Courier New" w:eastAsia="Courier New" w:hAnsi="Courier New" w:cs="Courier New"/>
+                <w:color w:val="1A1A1A"/>
+                <w:sz w:val="18"/>
+                <w:szCs w:val="18"/>
+              </w:rPr>
+              <w:t>diff_vec</w:t>
+            </w:r>
+            <w:proofErr w:type="spellEnd"/>
+            <w:r>
+              <w:rPr>
+                <w:rFonts w:ascii="Courier New" w:eastAsia="Courier New" w:hAnsi="Courier New" w:cs="Courier New"/>
+                <w:color w:val="1A1A1A"/>
+                <w:sz w:val="18"/>
+                <w:szCs w:val="18"/>
+              </w:rPr>
+              <w:t>)-1)]</w:t>
             </w:r>
           </w:p>
           <w:p>
@@ -4085,7 +7026,67 @@
                 <w:sz w:val="18"/>
                 <w:szCs w:val="18"/>
               </w:rPr>
-              <w:t>y    &lt;- diff_vec[2:length(diff_vec)]</w:t>
+              <w:t xml:space="preserve">y    &lt;- </w:t>
+            </w:r>
+            <w:proofErr w:type="spellStart"/>
+            <w:r>
+              <w:rPr>
+                <w:rFonts w:ascii="Courier New" w:eastAsia="Courier New" w:hAnsi="Courier New" w:cs="Courier New"/>
+                <w:color w:val="1A1A1A"/>
+                <w:sz w:val="18"/>
+                <w:szCs w:val="18"/>
+              </w:rPr>
+              <w:t>diff_vec</w:t>
+            </w:r>
+            <w:proofErr w:type="spellEnd"/>
+            <w:r>
+              <w:rPr>
+                <w:rFonts w:ascii="Courier New" w:eastAsia="Courier New" w:hAnsi="Courier New" w:cs="Courier New"/>
+                <w:color w:val="1A1A1A"/>
+                <w:sz w:val="18"/>
+                <w:szCs w:val="18"/>
+              </w:rPr>
+              <w:t>[</w:t>
+            </w:r>
+            <w:proofErr w:type="gramStart"/>
+            <w:r>
+              <w:rPr>
+                <w:rFonts w:ascii="Courier New" w:eastAsia="Courier New" w:hAnsi="Courier New" w:cs="Courier New"/>
+                <w:color w:val="1A1A1A"/>
+                <w:sz w:val="18"/>
+                <w:szCs w:val="18"/>
+              </w:rPr>
+              <w:t>2:length</w:t>
+            </w:r>
+            <w:proofErr w:type="gramEnd"/>
+            <w:r>
+              <w:rPr>
+                <w:rFonts w:ascii="Courier New" w:eastAsia="Courier New" w:hAnsi="Courier New" w:cs="Courier New"/>
+                <w:color w:val="1A1A1A"/>
+                <w:sz w:val="18"/>
+                <w:szCs w:val="18"/>
+              </w:rPr>
+              <w:t>(</w:t>
+            </w:r>
+            <w:proofErr w:type="spellStart"/>
+            <w:r>
+              <w:rPr>
+                <w:rFonts w:ascii="Courier New" w:eastAsia="Courier New" w:hAnsi="Courier New" w:cs="Courier New"/>
+                <w:color w:val="1A1A1A"/>
+                <w:sz w:val="18"/>
+                <w:szCs w:val="18"/>
+              </w:rPr>
+              <w:t>diff_vec</w:t>
+            </w:r>
+            <w:proofErr w:type="spellEnd"/>
+            <w:r>
+              <w:rPr>
+                <w:rFonts w:ascii="Courier New" w:eastAsia="Courier New" w:hAnsi="Courier New" w:cs="Courier New"/>
+                <w:color w:val="1A1A1A"/>
+                <w:sz w:val="18"/>
+                <w:szCs w:val="18"/>
+              </w:rPr>
+              <w:t>)]</w:t>
             </w:r>
           </w:p>
           <w:p>
@@ -4099,7 +7100,38 @@
                 <w:sz w:val="18"/>
                 <w:szCs w:val="18"/>
               </w:rPr>
-              <w:t>ar1_model &lt;- lm(y ~ lag1)</w:t>
+              <w:t xml:space="preserve">ar1_model &lt;- </w:t>
+            </w:r>
+            <w:proofErr w:type="spellStart"/>
+            <w:proofErr w:type="gramStart"/>
+            <w:r>
+              <w:rPr>
+                <w:rFonts w:ascii="Courier New" w:eastAsia="Courier New" w:hAnsi="Courier New" w:cs="Courier New"/>
+                <w:color w:val="1A1A1A"/>
+                <w:sz w:val="18"/>
+                <w:szCs w:val="18"/>
+              </w:rPr>
+              <w:t>lm</w:t>
+            </w:r>
+            <w:proofErr w:type="spellEnd"/>
+            <w:r>
+              <w:rPr>
+                <w:rFonts w:ascii="Courier New" w:eastAsia="Courier New" w:hAnsi="Courier New" w:cs="Courier New"/>
+                <w:color w:val="1A1A1A"/>
+                <w:sz w:val="18"/>
+                <w:szCs w:val="18"/>
+              </w:rPr>
+              <w:t>(</w:t>
+            </w:r>
+            <w:proofErr w:type="gramEnd"/>
+            <w:r>
+              <w:rPr>
+                <w:rFonts w:ascii="Courier New" w:eastAsia="Courier New" w:hAnsi="Courier New" w:cs="Courier New"/>
+                <w:color w:val="1A1A1A"/>
+                <w:sz w:val="18"/>
+                <w:szCs w:val="18"/>
+              </w:rPr>
+              <w:t>y ~ lag1)</w:t>
             </w:r>
           </w:p>
           <w:p>
@@ -4119,12 +7151,6 @@
         </w:tc>
       </w:tr>
       <w:tr>
-        <w:tblPrEx>
-          <w:tblCellMar>
-            <w:top w:w="0" w:type="dxa"/>
-            <w:bottom w:w="0" w:type="dxa"/>
-          </w:tblCellMar>
-        </w:tblPrEx>
         <w:tc>
           <w:tcPr>
             <w:tcW w:w="9360" w:type="dxa"/>
@@ -4165,10 +7191,9 @@
                 <w:sz w:val="17"/>
                 <w:szCs w:val="17"/>
               </w:rPr>
-              <w:t xml:space="preserve">            Estimate Std. Error t value Pr(&gt;|t|)</w:t>
-            </w:r>
-          </w:p>
-          <w:p>
+              <w:t xml:space="preserve">            Estimate Std. Error t value </w:t>
+            </w:r>
+            <w:proofErr w:type="spellStart"/>
             <w:r>
               <w:rPr>
                 <w:rFonts w:ascii="Courier New" w:eastAsia="Courier New" w:hAnsi="Courier New" w:cs="Courier New"/>
@@ -4178,10 +7203,9 @@
                 <w:sz w:val="17"/>
                 <w:szCs w:val="17"/>
               </w:rPr>
-              <w:t>(Intercept) 0.016552   0.006085   2.720  0.00753 **</w:t>
-            </w:r>
-          </w:p>
-          <w:p>
+              <w:t>Pr</w:t>
+            </w:r>
+            <w:proofErr w:type="spellEnd"/>
             <w:r>
               <w:rPr>
                 <w:rFonts w:ascii="Courier New" w:eastAsia="Courier New" w:hAnsi="Courier New" w:cs="Courier New"/>
@@ -4191,10 +7215,9 @@
                 <w:sz w:val="17"/>
                 <w:szCs w:val="17"/>
               </w:rPr>
-              <w:t>lag1        0.218402   0.089416   2.443  0.01609 *</w:t>
-            </w:r>
-          </w:p>
-          <w:p/>
+              <w:t>(&gt;|t|)</w:t>
+            </w:r>
+          </w:p>
           <w:p>
             <w:r>
               <w:rPr>
@@ -4205,10 +7228,9 @@
                 <w:sz w:val="17"/>
                 <w:szCs w:val="17"/>
               </w:rPr>
-              <w:t>Multiple R-squared:  0.04891,   Adjusted R-squared:  0.04072</w:t>
-            </w:r>
-          </w:p>
-          <w:p>
+              <w:t xml:space="preserve">(Intercept) 0.016552   0.006085   </w:t>
+            </w:r>
+            <w:proofErr w:type="gramStart"/>
             <w:r>
               <w:rPr>
                 <w:rFonts w:ascii="Courier New" w:eastAsia="Courier New" w:hAnsi="Courier New" w:cs="Courier New"/>
@@ -4218,7 +7240,107 @@
                 <w:sz w:val="17"/>
                 <w:szCs w:val="17"/>
               </w:rPr>
-              <w:t>F-statistic: 5.966 on 1 and 116 DF,  p-value: 0.01609</w:t>
+              <w:t>2.720  0.00753</w:t>
+            </w:r>
+            <w:proofErr w:type="gramEnd"/>
+            <w:r>
+              <w:rPr>
+                <w:rFonts w:ascii="Courier New" w:eastAsia="Courier New" w:hAnsi="Courier New" w:cs="Courier New"/>
+                <w:i/>
+                <w:iCs/>
+                <w:color w:val="444444"/>
+                <w:sz w:val="17"/>
+                <w:szCs w:val="17"/>
+              </w:rPr>
+              <w:t xml:space="preserve"> **</w:t>
+            </w:r>
+          </w:p>
+          <w:p>
+            <w:r>
+              <w:rPr>
+                <w:rFonts w:ascii="Courier New" w:eastAsia="Courier New" w:hAnsi="Courier New" w:cs="Courier New"/>
+                <w:i/>
+                <w:iCs/>
+                <w:color w:val="444444"/>
+                <w:sz w:val="17"/>
+                <w:szCs w:val="17"/>
+              </w:rPr>
+              <w:t xml:space="preserve">lag1        0.218402   0.089416   </w:t>
+            </w:r>
+            <w:proofErr w:type="gramStart"/>
+            <w:r>
+              <w:rPr>
+                <w:rFonts w:ascii="Courier New" w:eastAsia="Courier New" w:hAnsi="Courier New" w:cs="Courier New"/>
+                <w:i/>
+                <w:iCs/>
+                <w:color w:val="444444"/>
+                <w:sz w:val="17"/>
+                <w:szCs w:val="17"/>
+              </w:rPr>
+              <w:t>2.443  0.01609</w:t>
+            </w:r>
+            <w:proofErr w:type="gramEnd"/>
+            <w:r>
+              <w:rPr>
+                <w:rFonts w:ascii="Courier New" w:eastAsia="Courier New" w:hAnsi="Courier New" w:cs="Courier New"/>
+                <w:i/>
+                <w:iCs/>
+                <w:color w:val="444444"/>
+                <w:sz w:val="17"/>
+                <w:szCs w:val="17"/>
+              </w:rPr>
+              <w:t xml:space="preserve"> *</w:t>
+            </w:r>
+          </w:p>
+          <w:p/>
+          <w:p>
+            <w:r>
+              <w:rPr>
+                <w:rFonts w:ascii="Courier New" w:eastAsia="Courier New" w:hAnsi="Courier New" w:cs="Courier New"/>
+                <w:i/>
+                <w:iCs/>
+                <w:color w:val="444444"/>
+                <w:sz w:val="17"/>
+                <w:szCs w:val="17"/>
+              </w:rPr>
+              <w:t>Multiple R-squared:  0.04891,   Adjusted R-squared:  0.04072</w:t>
+            </w:r>
+          </w:p>
+          <w:p>
+            <w:r>
+              <w:rPr>
+                <w:rFonts w:ascii="Courier New" w:eastAsia="Courier New" w:hAnsi="Courier New" w:cs="Courier New"/>
+                <w:i/>
+                <w:iCs/>
+                <w:color w:val="444444"/>
+                <w:sz w:val="17"/>
+                <w:szCs w:val="17"/>
+              </w:rPr>
+              <w:t xml:space="preserve">F-statistic: 5.966 on 1 and 116 </w:t>
+            </w:r>
+            <w:proofErr w:type="gramStart"/>
+            <w:r>
+              <w:rPr>
+                <w:rFonts w:ascii="Courier New" w:eastAsia="Courier New" w:hAnsi="Courier New" w:cs="Courier New"/>
+                <w:i/>
+                <w:iCs/>
+                <w:color w:val="444444"/>
+                <w:sz w:val="17"/>
+                <w:szCs w:val="17"/>
+              </w:rPr>
+              <w:t>DF,  p</w:t>
+            </w:r>
+            <w:proofErr w:type="gramEnd"/>
+            <w:r>
+              <w:rPr>
+                <w:rFonts w:ascii="Courier New" w:eastAsia="Courier New" w:hAnsi="Courier New" w:cs="Courier New"/>
+                <w:i/>
+                <w:iCs/>
+                <w:color w:val="444444"/>
+                <w:sz w:val="17"/>
+                <w:szCs w:val="17"/>
+              </w:rPr>
+              <w:t>-value: 0.01609</w:t>
             </w:r>
           </w:p>
         </w:tc>
@@ -4229,7 +7351,15 @@
         <w:spacing w:after="100" w:line="276" w:lineRule="auto"/>
       </w:pPr>
       <w:r>
-        <w:t>The AR(1) coefficient (0.218) is statistically significant (p = 0.016), but the model explains only ~4.9% of variance in the differenced series — consistent with the near-white-noise behaviour observed in the ACF.</w:t>
+        <w:t xml:space="preserve">The </w:t>
+      </w:r>
+      <w:proofErr w:type="gramStart"/>
+      <w:r>
+        <w:t>AR(</w:t>
+      </w:r>
+      <w:proofErr w:type="gramEnd"/>
+      <w:r>
+        <w:t>1) coefficient (0.218) is statistically significant (p = 0.016), but the model explains only ~4.9% of variance in the differenced series — consistent with the near-white-noise behaviour observed in the ACF.</w:t>
       </w:r>
     </w:p>
     <w:p>
@@ -4242,9 +7372,9 @@
           <w:noProof/>
         </w:rPr>
         <w:drawing>
-          <wp:inline distT="0" distB="0" distL="0" distR="0" wp14:anchorId="7D4CBC5C" wp14:editId="03E30F69">
-            <wp:extent cx="4572000" cy="3657600"/>
-            <wp:effectExtent l="0" t="0" r="0" b="0"/>
+          <wp:inline distT="0" distB="0" distL="0" distR="0" wp14:anchorId="7D4CBC5C" wp14:editId="381009BE">
+            <wp:extent cx="4869180" cy="3192780"/>
+            <wp:effectExtent l="0" t="0" r="7620" b="7620"/>
             <wp:docPr id="1945757473" name="Picture 1945757473"/>
             <wp:cNvGraphicFramePr>
               <a:graphicFrameLocks xmlns:a="http://schemas.openxmlformats.org/drawingml/2006/main" noChangeAspect="1"/>
@@ -4259,7 +7389,13 @@
                     </pic:cNvPicPr>
                   </pic:nvPicPr>
                   <pic:blipFill>
-                    <a:blip r:embed="rId22"/>
+                    <a:blip r:embed="rId22">
+                      <a:extLst>
+                        <a:ext uri="{28A0092B-C50C-407E-A947-70E740481C1C}">
+                          <a14:useLocalDpi xmlns:a14="http://schemas.microsoft.com/office/drawing/2010/main" val="0"/>
+                        </a:ext>
+                      </a:extLst>
+                    </a:blip>
                     <a:srcRect/>
                     <a:stretch>
                       <a:fillRect/>
@@ -4268,7 +7404,7 @@
                   <pic:spPr bwMode="auto">
                     <a:xfrm>
                       <a:off x="0" y="0"/>
-                      <a:ext cx="4572000" cy="3657600"/>
+                      <a:ext cx="4869180" cy="3192780"/>
                     </a:xfrm>
                     <a:prstGeom prst="rect">
                       <a:avLst/>
@@ -4285,8 +7421,6 @@
       <w:pPr>
         <w:spacing w:after="240"/>
         <w:jc w:val="center"/>
-      </w:pPr>
-      <w:r>
         <w:rPr>
           <w:i/>
           <w:iCs/>
@@ -4294,7 +7428,148 @@
           <w:sz w:val="18"/>
           <w:szCs w:val="18"/>
         </w:rPr>
-        <w:t>Figure 16: AR(1) Model Fit on Differenced Log Series</w:t>
+      </w:pPr>
+      <w:r>
+        <w:rPr>
+          <w:i/>
+          <w:iCs/>
+          <w:color w:val="555555"/>
+          <w:sz w:val="18"/>
+          <w:szCs w:val="18"/>
+        </w:rPr>
+        <w:t xml:space="preserve">Figure 16: </w:t>
+      </w:r>
+      <w:proofErr w:type="gramStart"/>
+      <w:r>
+        <w:rPr>
+          <w:i/>
+          <w:iCs/>
+          <w:color w:val="555555"/>
+          <w:sz w:val="18"/>
+          <w:szCs w:val="18"/>
+        </w:rPr>
+        <w:t>AR(</w:t>
+      </w:r>
+      <w:proofErr w:type="gramEnd"/>
+      <w:r>
+        <w:rPr>
+          <w:i/>
+          <w:iCs/>
+          <w:color w:val="555555"/>
+          <w:sz w:val="18"/>
+          <w:szCs w:val="18"/>
+        </w:rPr>
+        <w:t>1) Model Fit on Differenced Log Series</w:t>
+      </w:r>
+    </w:p>
+    <w:p>
+      <w:pPr>
+        <w:spacing w:after="240"/>
+        <w:jc w:val="center"/>
+        <w:rPr>
+          <w:i/>
+          <w:iCs/>
+          <w:color w:val="555555"/>
+          <w:sz w:val="18"/>
+          <w:szCs w:val="18"/>
+        </w:rPr>
+      </w:pPr>
+      <w:r>
+        <w:rPr>
+          <w:i/>
+          <w:iCs/>
+          <w:noProof/>
+          <w:color w:val="555555"/>
+          <w:sz w:val="18"/>
+          <w:szCs w:val="18"/>
+        </w:rPr>
+        <w:lastRenderedPageBreak/>
+        <w:drawing>
+          <wp:inline distT="0" distB="0" distL="0" distR="0" wp14:anchorId="3E4B762B" wp14:editId="6D66543A">
+            <wp:extent cx="4747260" cy="3063240"/>
+            <wp:effectExtent l="0" t="0" r="0" b="3810"/>
+            <wp:docPr id="168834982" name="Picture 3"/>
+            <wp:cNvGraphicFramePr>
+              <a:graphicFrameLocks xmlns:a="http://schemas.openxmlformats.org/drawingml/2006/main" noChangeAspect="1"/>
+            </wp:cNvGraphicFramePr>
+            <a:graphic xmlns:a="http://schemas.openxmlformats.org/drawingml/2006/main">
+              <a:graphicData uri="http://schemas.openxmlformats.org/drawingml/2006/picture">
+                <pic:pic xmlns:pic="http://schemas.openxmlformats.org/drawingml/2006/picture">
+                  <pic:nvPicPr>
+                    <pic:cNvPr id="168834982" name="Picture 168834982"/>
+                    <pic:cNvPicPr/>
+                  </pic:nvPicPr>
+                  <pic:blipFill>
+                    <a:blip r:embed="rId23">
+                      <a:extLst>
+                        <a:ext uri="{28A0092B-C50C-407E-A947-70E740481C1C}">
+                          <a14:useLocalDpi xmlns:a14="http://schemas.microsoft.com/office/drawing/2010/main" val="0"/>
+                        </a:ext>
+                      </a:extLst>
+                    </a:blip>
+                    <a:stretch>
+                      <a:fillRect/>
+                    </a:stretch>
+                  </pic:blipFill>
+                  <pic:spPr>
+                    <a:xfrm>
+                      <a:off x="0" y="0"/>
+                      <a:ext cx="4747260" cy="3063240"/>
+                    </a:xfrm>
+                    <a:prstGeom prst="rect">
+                      <a:avLst/>
+                    </a:prstGeom>
+                  </pic:spPr>
+                </pic:pic>
+              </a:graphicData>
+            </a:graphic>
+          </wp:inline>
+        </w:drawing>
+      </w:r>
+    </w:p>
+    <w:p>
+      <w:pPr>
+        <w:spacing w:after="240"/>
+        <w:jc w:val="center"/>
+        <w:rPr>
+          <w:i/>
+          <w:iCs/>
+          <w:color w:val="555555"/>
+          <w:sz w:val="18"/>
+          <w:szCs w:val="18"/>
+        </w:rPr>
+      </w:pPr>
+      <w:r>
+        <w:rPr>
+          <w:i/>
+          <w:iCs/>
+          <w:color w:val="555555"/>
+          <w:sz w:val="18"/>
+          <w:szCs w:val="18"/>
+        </w:rPr>
+        <w:t xml:space="preserve">(Code was generated from chat </w:t>
+      </w:r>
+      <w:proofErr w:type="spellStart"/>
+      <w:r>
+        <w:rPr>
+          <w:i/>
+          <w:iCs/>
+          <w:color w:val="555555"/>
+          <w:sz w:val="18"/>
+          <w:szCs w:val="18"/>
+        </w:rPr>
+        <w:t>gpt</w:t>
+      </w:r>
+      <w:proofErr w:type="spellEnd"/>
+      <w:r>
+        <w:rPr>
+          <w:i/>
+          <w:iCs/>
+          <w:color w:val="555555"/>
+          <w:sz w:val="18"/>
+          <w:szCs w:val="18"/>
+        </w:rPr>
+        <w:t xml:space="preserve"> to plot this)</w:t>
       </w:r>
     </w:p>
     <w:p>
@@ -4302,15 +7577,36 @@
         <w:pStyle w:val="Heading2"/>
       </w:pPr>
       <w:r>
-        <w:t>8.3 Autoregressive Model — AR(2)</w:t>
-      </w:r>
+        <w:t xml:space="preserve">8.3 Autoregressive Model — </w:t>
+      </w:r>
+      <w:proofErr w:type="gramStart"/>
+      <w:r>
+        <w:t>AR(</w:t>
+      </w:r>
+      <w:proofErr w:type="gramEnd"/>
+      <w:r>
+        <w:t>2)</w:t>
+      </w:r>
+    </w:p>
+    <w:p>
+      <w:pPr>
+        <w:pStyle w:val="Heading2"/>
+      </w:pPr>
     </w:p>
     <w:p>
       <w:pPr>
         <w:spacing w:after="100" w:line="276" w:lineRule="auto"/>
       </w:pPr>
       <w:r>
-        <w:t>An AR(2) extension was fitted by including both the first and second lags. The second lag coefficient was not statistically significant.</w:t>
+        <w:t xml:space="preserve">An </w:t>
+      </w:r>
+      <w:proofErr w:type="gramStart"/>
+      <w:r>
+        <w:t>AR(</w:t>
+      </w:r>
+      <w:proofErr w:type="gramEnd"/>
+      <w:r>
+        <w:t>2) extension was fitted by including both the first and second lags. The second lag coefficient was not statistically significant.</w:t>
       </w:r>
     </w:p>
     <w:p>
@@ -4347,12 +7643,6 @@
         <w:gridCol w:w="7200"/>
       </w:tblGrid>
       <w:tr>
-        <w:tblPrEx>
-          <w:tblCellMar>
-            <w:top w:w="0" w:type="dxa"/>
-            <w:bottom w:w="0" w:type="dxa"/>
-          </w:tblCellMar>
-        </w:tblPrEx>
         <w:tc>
           <w:tcPr>
             <w:tcW w:w="7200" w:type="dxa"/>
@@ -4375,6 +7665,7 @@
               <w:spacing w:before="60" w:after="60"/>
               <w:jc w:val="center"/>
             </w:pPr>
+            <w:proofErr w:type="gramStart"/>
             <w:r>
               <w:rPr>
                 <w:rFonts w:ascii="Cambria Math" w:eastAsia="Cambria Math" w:hAnsi="Cambria Math" w:cs="Cambria Math"/>
@@ -4382,8 +7673,77 @@
                 <w:sz w:val="24"/>
                 <w:szCs w:val="24"/>
               </w:rPr>
-              <w:lastRenderedPageBreak/>
-              <w:t>yₜ  =  φ₀  +  φ₁ · yₜ₋₁  +  φ₂ · yₜ₋₂  +  εₜ</w:t>
+              <w:t>yₜ  =</w:t>
+            </w:r>
+            <w:proofErr w:type="gramEnd"/>
+            <w:r>
+              <w:rPr>
+                <w:rFonts w:ascii="Cambria Math" w:eastAsia="Cambria Math" w:hAnsi="Cambria Math" w:cs="Cambria Math"/>
+                <w:color w:val="1F3864"/>
+                <w:sz w:val="24"/>
+                <w:szCs w:val="24"/>
+              </w:rPr>
+              <w:t xml:space="preserve">  φ</w:t>
+            </w:r>
+            <w:proofErr w:type="gramStart"/>
+            <w:r>
+              <w:rPr>
+                <w:rFonts w:ascii="Cambria Math" w:eastAsia="Cambria Math" w:hAnsi="Cambria Math" w:cs="Cambria Math"/>
+                <w:color w:val="1F3864"/>
+                <w:sz w:val="24"/>
+                <w:szCs w:val="24"/>
+              </w:rPr>
+              <w:t>₀  +</w:t>
+            </w:r>
+            <w:proofErr w:type="gramEnd"/>
+            <w:r>
+              <w:rPr>
+                <w:rFonts w:ascii="Cambria Math" w:eastAsia="Cambria Math" w:hAnsi="Cambria Math" w:cs="Cambria Math"/>
+                <w:color w:val="1F3864"/>
+                <w:sz w:val="24"/>
+                <w:szCs w:val="24"/>
+              </w:rPr>
+              <w:t xml:space="preserve">  φ₁ · yₜ₋</w:t>
+            </w:r>
+            <w:proofErr w:type="gramStart"/>
+            <w:r>
+              <w:rPr>
+                <w:rFonts w:ascii="Cambria Math" w:eastAsia="Cambria Math" w:hAnsi="Cambria Math" w:cs="Cambria Math"/>
+                <w:color w:val="1F3864"/>
+                <w:sz w:val="24"/>
+                <w:szCs w:val="24"/>
+              </w:rPr>
+              <w:t>₁  +</w:t>
+            </w:r>
+            <w:proofErr w:type="gramEnd"/>
+            <w:r>
+              <w:rPr>
+                <w:rFonts w:ascii="Cambria Math" w:eastAsia="Cambria Math" w:hAnsi="Cambria Math" w:cs="Cambria Math"/>
+                <w:color w:val="1F3864"/>
+                <w:sz w:val="24"/>
+                <w:szCs w:val="24"/>
+              </w:rPr>
+              <w:t xml:space="preserve">  φ₂ · yₜ₋</w:t>
+            </w:r>
+            <w:proofErr w:type="gramStart"/>
+            <w:r>
+              <w:rPr>
+                <w:rFonts w:ascii="Cambria Math" w:eastAsia="Cambria Math" w:hAnsi="Cambria Math" w:cs="Cambria Math"/>
+                <w:color w:val="1F3864"/>
+                <w:sz w:val="24"/>
+                <w:szCs w:val="24"/>
+              </w:rPr>
+              <w:t>₂  +</w:t>
+            </w:r>
+            <w:proofErr w:type="gramEnd"/>
+            <w:r>
+              <w:rPr>
+                <w:rFonts w:ascii="Cambria Math" w:eastAsia="Cambria Math" w:hAnsi="Cambria Math" w:cs="Cambria Math"/>
+                <w:color w:val="1F3864"/>
+                <w:sz w:val="24"/>
+                <w:szCs w:val="24"/>
+              </w:rPr>
+              <w:t xml:space="preserve">  εₜ</w:t>
             </w:r>
           </w:p>
         </w:tc>
@@ -4402,7 +7762,107 @@
           <w:sz w:val="19"/>
           <w:szCs w:val="19"/>
         </w:rPr>
-        <w:t>Where:  yₜ = diff(log(Price_t)),   φ₁, φ₂ = autoregressive coefficients at lag 1 and lag 2,   εₜ ~ WN(0, σ²)</w:t>
+        <w:t>Where:  yₜ = diff(</w:t>
+      </w:r>
+      <w:proofErr w:type="gramStart"/>
+      <w:r>
+        <w:rPr>
+          <w:i/>
+          <w:iCs/>
+          <w:color w:val="666666"/>
+          <w:sz w:val="19"/>
+          <w:szCs w:val="19"/>
+        </w:rPr>
+        <w:t>log(</w:t>
+      </w:r>
+      <w:proofErr w:type="spellStart"/>
+      <w:proofErr w:type="gramEnd"/>
+      <w:r>
+        <w:rPr>
+          <w:i/>
+          <w:iCs/>
+          <w:color w:val="666666"/>
+          <w:sz w:val="19"/>
+          <w:szCs w:val="19"/>
+        </w:rPr>
+        <w:t>Price_t</w:t>
+      </w:r>
+      <w:proofErr w:type="spellEnd"/>
+      <w:r>
+        <w:rPr>
+          <w:i/>
+          <w:iCs/>
+          <w:color w:val="666666"/>
+          <w:sz w:val="19"/>
+          <w:szCs w:val="19"/>
+        </w:rPr>
+        <w:t>)</w:t>
+      </w:r>
+      <w:proofErr w:type="gramStart"/>
+      <w:r>
+        <w:rPr>
+          <w:i/>
+          <w:iCs/>
+          <w:color w:val="666666"/>
+          <w:sz w:val="19"/>
+          <w:szCs w:val="19"/>
+        </w:rPr>
+        <w:t xml:space="preserve">),   </w:t>
+      </w:r>
+      <w:proofErr w:type="gramEnd"/>
+      <w:r>
+        <w:rPr>
+          <w:i/>
+          <w:iCs/>
+          <w:color w:val="666666"/>
+          <w:sz w:val="19"/>
+          <w:szCs w:val="19"/>
+        </w:rPr>
+        <w:t xml:space="preserve">φ₁, φ₂ = autoregressive coefficients at lag 1 and lag </w:t>
+      </w:r>
+      <w:proofErr w:type="gramStart"/>
+      <w:r>
+        <w:rPr>
+          <w:i/>
+          <w:iCs/>
+          <w:color w:val="666666"/>
+          <w:sz w:val="19"/>
+          <w:szCs w:val="19"/>
+        </w:rPr>
+        <w:t xml:space="preserve">2,   </w:t>
+      </w:r>
+      <w:proofErr w:type="gramEnd"/>
+      <w:r>
+        <w:rPr>
+          <w:i/>
+          <w:iCs/>
+          <w:color w:val="666666"/>
+          <w:sz w:val="19"/>
+          <w:szCs w:val="19"/>
+        </w:rPr>
+        <w:t xml:space="preserve">εₜ ~ </w:t>
+      </w:r>
+      <w:proofErr w:type="gramStart"/>
+      <w:r>
+        <w:rPr>
+          <w:i/>
+          <w:iCs/>
+          <w:color w:val="666666"/>
+          <w:sz w:val="19"/>
+          <w:szCs w:val="19"/>
+        </w:rPr>
+        <w:t>WN(</w:t>
+      </w:r>
+      <w:proofErr w:type="gramEnd"/>
+      <w:r>
+        <w:rPr>
+          <w:i/>
+          <w:iCs/>
+          <w:color w:val="666666"/>
+          <w:sz w:val="19"/>
+          <w:szCs w:val="19"/>
+        </w:rPr>
+        <w:t>0, σ²)</w:t>
       </w:r>
     </w:p>
     <w:p>
@@ -4434,12 +7894,6 @@
         <w:gridCol w:w="7200"/>
       </w:tblGrid>
       <w:tr>
-        <w:tblPrEx>
-          <w:tblCellMar>
-            <w:top w:w="0" w:type="dxa"/>
-            <w:bottom w:w="0" w:type="dxa"/>
-          </w:tblCellMar>
-        </w:tblPrEx>
         <w:tc>
           <w:tcPr>
             <w:tcW w:w="7200" w:type="dxa"/>
@@ -4462,6 +7916,7 @@
               <w:spacing w:before="60" w:after="60"/>
               <w:jc w:val="center"/>
             </w:pPr>
+            <w:proofErr w:type="gramStart"/>
             <w:r>
               <w:rPr>
                 <w:rFonts w:ascii="Cambria Math" w:eastAsia="Cambria Math" w:hAnsi="Cambria Math" w:cs="Cambria Math"/>
@@ -4469,7 +7924,57 @@
                 <w:sz w:val="24"/>
                 <w:szCs w:val="24"/>
               </w:rPr>
-              <w:t>yₜ  =  0.01773  +  0.2478 · yₜ₋₁  −  0.0998 · yₜ₋₂</w:t>
+              <w:t>yₜ  =</w:t>
+            </w:r>
+            <w:proofErr w:type="gramEnd"/>
+            <w:r>
+              <w:rPr>
+                <w:rFonts w:ascii="Cambria Math" w:eastAsia="Cambria Math" w:hAnsi="Cambria Math" w:cs="Cambria Math"/>
+                <w:color w:val="1F3864"/>
+                <w:sz w:val="24"/>
+                <w:szCs w:val="24"/>
+              </w:rPr>
+              <w:t xml:space="preserve">  </w:t>
+            </w:r>
+            <w:proofErr w:type="gramStart"/>
+            <w:r>
+              <w:rPr>
+                <w:rFonts w:ascii="Cambria Math" w:eastAsia="Cambria Math" w:hAnsi="Cambria Math" w:cs="Cambria Math"/>
+                <w:color w:val="1F3864"/>
+                <w:sz w:val="24"/>
+                <w:szCs w:val="24"/>
+              </w:rPr>
+              <w:t>0.01773  +</w:t>
+            </w:r>
+            <w:proofErr w:type="gramEnd"/>
+            <w:r>
+              <w:rPr>
+                <w:rFonts w:ascii="Cambria Math" w:eastAsia="Cambria Math" w:hAnsi="Cambria Math" w:cs="Cambria Math"/>
+                <w:color w:val="1F3864"/>
+                <w:sz w:val="24"/>
+                <w:szCs w:val="24"/>
+              </w:rPr>
+              <w:t xml:space="preserve">  0.2478 · yₜ₋</w:t>
+            </w:r>
+            <w:proofErr w:type="gramStart"/>
+            <w:r>
+              <w:rPr>
+                <w:rFonts w:ascii="Cambria Math" w:eastAsia="Cambria Math" w:hAnsi="Cambria Math" w:cs="Cambria Math"/>
+                <w:color w:val="1F3864"/>
+                <w:sz w:val="24"/>
+                <w:szCs w:val="24"/>
+              </w:rPr>
+              <w:t>₁  −</w:t>
+            </w:r>
+            <w:proofErr w:type="gramEnd"/>
+            <w:r>
+              <w:rPr>
+                <w:rFonts w:ascii="Cambria Math" w:eastAsia="Cambria Math" w:hAnsi="Cambria Math" w:cs="Cambria Math"/>
+                <w:color w:val="1F3864"/>
+                <w:sz w:val="24"/>
+                <w:szCs w:val="24"/>
+              </w:rPr>
+              <w:t xml:space="preserve">  0.0998 · yₜ₋₂</w:t>
             </w:r>
           </w:p>
         </w:tc>
@@ -4488,7 +7993,95 @@
           <w:sz w:val="19"/>
           <w:szCs w:val="19"/>
         </w:rPr>
-        <w:t>φ₁ = 0.2478  (p = 0.009),   φ₂ = −0.0998  (p = 0.281, not significant),   Adj. R² = 0.0434</w:t>
+        <w:t xml:space="preserve">φ₁ = </w:t>
+      </w:r>
+      <w:proofErr w:type="gramStart"/>
+      <w:r>
+        <w:rPr>
+          <w:i/>
+          <w:iCs/>
+          <w:color w:val="666666"/>
+          <w:sz w:val="19"/>
+          <w:szCs w:val="19"/>
+        </w:rPr>
+        <w:t>0.2478  (</w:t>
+      </w:r>
+      <w:proofErr w:type="gramEnd"/>
+      <w:r>
+        <w:rPr>
+          <w:i/>
+          <w:iCs/>
+          <w:color w:val="666666"/>
+          <w:sz w:val="19"/>
+          <w:szCs w:val="19"/>
+        </w:rPr>
+        <w:t>p = 0.009</w:t>
+      </w:r>
+      <w:proofErr w:type="gramStart"/>
+      <w:r>
+        <w:rPr>
+          <w:i/>
+          <w:iCs/>
+          <w:color w:val="666666"/>
+          <w:sz w:val="19"/>
+          <w:szCs w:val="19"/>
+        </w:rPr>
+        <w:t xml:space="preserve">),   </w:t>
+      </w:r>
+      <w:proofErr w:type="gramEnd"/>
+      <w:r>
+        <w:rPr>
+          <w:i/>
+          <w:iCs/>
+          <w:color w:val="666666"/>
+          <w:sz w:val="19"/>
+          <w:szCs w:val="19"/>
+        </w:rPr>
+        <w:t>φ₂ = −0.</w:t>
+      </w:r>
+      <w:proofErr w:type="gramStart"/>
+      <w:r>
+        <w:rPr>
+          <w:i/>
+          <w:iCs/>
+          <w:color w:val="666666"/>
+          <w:sz w:val="19"/>
+          <w:szCs w:val="19"/>
+        </w:rPr>
+        <w:t>0998  (</w:t>
+      </w:r>
+      <w:proofErr w:type="gramEnd"/>
+      <w:r>
+        <w:rPr>
+          <w:i/>
+          <w:iCs/>
+          <w:color w:val="666666"/>
+          <w:sz w:val="19"/>
+          <w:szCs w:val="19"/>
+        </w:rPr>
+        <w:t>p = 0.281, not significant</w:t>
+      </w:r>
+      <w:proofErr w:type="gramStart"/>
+      <w:r>
+        <w:rPr>
+          <w:i/>
+          <w:iCs/>
+          <w:color w:val="666666"/>
+          <w:sz w:val="19"/>
+          <w:szCs w:val="19"/>
+        </w:rPr>
+        <w:t xml:space="preserve">),   </w:t>
+      </w:r>
+      <w:proofErr w:type="gramEnd"/>
+      <w:r>
+        <w:rPr>
+          <w:i/>
+          <w:iCs/>
+          <w:color w:val="666666"/>
+          <w:sz w:val="19"/>
+          <w:szCs w:val="19"/>
+        </w:rPr>
+        <w:t>Adj. R² = 0.0434</w:t>
       </w:r>
     </w:p>
     <w:p>
@@ -4517,12 +8110,6 @@
         <w:gridCol w:w="9360"/>
       </w:tblGrid>
       <w:tr>
-        <w:tblPrEx>
-          <w:tblCellMar>
-            <w:top w:w="0" w:type="dxa"/>
-            <w:bottom w:w="0" w:type="dxa"/>
-          </w:tblCellMar>
-        </w:tblPrEx>
         <w:tc>
           <w:tcPr>
             <w:tcW w:w="9360" w:type="dxa"/>
@@ -4551,7 +8138,47 @@
                 <w:sz w:val="18"/>
                 <w:szCs w:val="18"/>
               </w:rPr>
-              <w:t>lag1 &lt;- diff_vec[2:(length(diff_vec)-1)]</w:t>
+              <w:t xml:space="preserve">lag1 &lt;- </w:t>
+            </w:r>
+            <w:proofErr w:type="spellStart"/>
+            <w:r>
+              <w:rPr>
+                <w:rFonts w:ascii="Courier New" w:eastAsia="Courier New" w:hAnsi="Courier New" w:cs="Courier New"/>
+                <w:color w:val="1A1A1A"/>
+                <w:sz w:val="18"/>
+                <w:szCs w:val="18"/>
+              </w:rPr>
+              <w:t>diff_vec</w:t>
+            </w:r>
+            <w:proofErr w:type="spellEnd"/>
+            <w:r>
+              <w:rPr>
+                <w:rFonts w:ascii="Courier New" w:eastAsia="Courier New" w:hAnsi="Courier New" w:cs="Courier New"/>
+                <w:color w:val="1A1A1A"/>
+                <w:sz w:val="18"/>
+                <w:szCs w:val="18"/>
+              </w:rPr>
+              <w:t>[2:(length(</w:t>
+            </w:r>
+            <w:proofErr w:type="spellStart"/>
+            <w:r>
+              <w:rPr>
+                <w:rFonts w:ascii="Courier New" w:eastAsia="Courier New" w:hAnsi="Courier New" w:cs="Courier New"/>
+                <w:color w:val="1A1A1A"/>
+                <w:sz w:val="18"/>
+                <w:szCs w:val="18"/>
+              </w:rPr>
+              <w:t>diff_vec</w:t>
+            </w:r>
+            <w:proofErr w:type="spellEnd"/>
+            <w:r>
+              <w:rPr>
+                <w:rFonts w:ascii="Courier New" w:eastAsia="Courier New" w:hAnsi="Courier New" w:cs="Courier New"/>
+                <w:color w:val="1A1A1A"/>
+                <w:sz w:val="18"/>
+                <w:szCs w:val="18"/>
+              </w:rPr>
+              <w:t>)-1)]</w:t>
             </w:r>
           </w:p>
           <w:p>
@@ -4565,7 +8192,47 @@
                 <w:sz w:val="18"/>
                 <w:szCs w:val="18"/>
               </w:rPr>
-              <w:t>lag2 &lt;- diff_vec[1:(length(diff_vec)-2)]</w:t>
+              <w:t xml:space="preserve">lag2 &lt;- </w:t>
+            </w:r>
+            <w:proofErr w:type="spellStart"/>
+            <w:r>
+              <w:rPr>
+                <w:rFonts w:ascii="Courier New" w:eastAsia="Courier New" w:hAnsi="Courier New" w:cs="Courier New"/>
+                <w:color w:val="1A1A1A"/>
+                <w:sz w:val="18"/>
+                <w:szCs w:val="18"/>
+              </w:rPr>
+              <w:t>diff_vec</w:t>
+            </w:r>
+            <w:proofErr w:type="spellEnd"/>
+            <w:r>
+              <w:rPr>
+                <w:rFonts w:ascii="Courier New" w:eastAsia="Courier New" w:hAnsi="Courier New" w:cs="Courier New"/>
+                <w:color w:val="1A1A1A"/>
+                <w:sz w:val="18"/>
+                <w:szCs w:val="18"/>
+              </w:rPr>
+              <w:t>[1:(length(</w:t>
+            </w:r>
+            <w:proofErr w:type="spellStart"/>
+            <w:r>
+              <w:rPr>
+                <w:rFonts w:ascii="Courier New" w:eastAsia="Courier New" w:hAnsi="Courier New" w:cs="Courier New"/>
+                <w:color w:val="1A1A1A"/>
+                <w:sz w:val="18"/>
+                <w:szCs w:val="18"/>
+              </w:rPr>
+              <w:t>diff_vec</w:t>
+            </w:r>
+            <w:proofErr w:type="spellEnd"/>
+            <w:r>
+              <w:rPr>
+                <w:rFonts w:ascii="Courier New" w:eastAsia="Courier New" w:hAnsi="Courier New" w:cs="Courier New"/>
+                <w:color w:val="1A1A1A"/>
+                <w:sz w:val="18"/>
+                <w:szCs w:val="18"/>
+              </w:rPr>
+              <w:t>)-2)]</w:t>
             </w:r>
           </w:p>
           <w:p>
@@ -4579,7 +8246,67 @@
                 <w:sz w:val="18"/>
                 <w:szCs w:val="18"/>
               </w:rPr>
-              <w:t>y    &lt;- diff_vec[3:length(diff_vec)]</w:t>
+              <w:t xml:space="preserve">y    &lt;- </w:t>
+            </w:r>
+            <w:proofErr w:type="spellStart"/>
+            <w:r>
+              <w:rPr>
+                <w:rFonts w:ascii="Courier New" w:eastAsia="Courier New" w:hAnsi="Courier New" w:cs="Courier New"/>
+                <w:color w:val="1A1A1A"/>
+                <w:sz w:val="18"/>
+                <w:szCs w:val="18"/>
+              </w:rPr>
+              <w:t>diff_vec</w:t>
+            </w:r>
+            <w:proofErr w:type="spellEnd"/>
+            <w:r>
+              <w:rPr>
+                <w:rFonts w:ascii="Courier New" w:eastAsia="Courier New" w:hAnsi="Courier New" w:cs="Courier New"/>
+                <w:color w:val="1A1A1A"/>
+                <w:sz w:val="18"/>
+                <w:szCs w:val="18"/>
+              </w:rPr>
+              <w:t>[</w:t>
+            </w:r>
+            <w:proofErr w:type="gramStart"/>
+            <w:r>
+              <w:rPr>
+                <w:rFonts w:ascii="Courier New" w:eastAsia="Courier New" w:hAnsi="Courier New" w:cs="Courier New"/>
+                <w:color w:val="1A1A1A"/>
+                <w:sz w:val="18"/>
+                <w:szCs w:val="18"/>
+              </w:rPr>
+              <w:t>3:length</w:t>
+            </w:r>
+            <w:proofErr w:type="gramEnd"/>
+            <w:r>
+              <w:rPr>
+                <w:rFonts w:ascii="Courier New" w:eastAsia="Courier New" w:hAnsi="Courier New" w:cs="Courier New"/>
+                <w:color w:val="1A1A1A"/>
+                <w:sz w:val="18"/>
+                <w:szCs w:val="18"/>
+              </w:rPr>
+              <w:t>(</w:t>
+            </w:r>
+            <w:proofErr w:type="spellStart"/>
+            <w:r>
+              <w:rPr>
+                <w:rFonts w:ascii="Courier New" w:eastAsia="Courier New" w:hAnsi="Courier New" w:cs="Courier New"/>
+                <w:color w:val="1A1A1A"/>
+                <w:sz w:val="18"/>
+                <w:szCs w:val="18"/>
+              </w:rPr>
+              <w:t>diff_vec</w:t>
+            </w:r>
+            <w:proofErr w:type="spellEnd"/>
+            <w:r>
+              <w:rPr>
+                <w:rFonts w:ascii="Courier New" w:eastAsia="Courier New" w:hAnsi="Courier New" w:cs="Courier New"/>
+                <w:color w:val="1A1A1A"/>
+                <w:sz w:val="18"/>
+                <w:szCs w:val="18"/>
+              </w:rPr>
+              <w:t>)]</w:t>
             </w:r>
           </w:p>
           <w:p>
@@ -4593,7 +8320,38 @@
                 <w:sz w:val="18"/>
                 <w:szCs w:val="18"/>
               </w:rPr>
-              <w:t>ar2_model &lt;- lm(y ~ lag1 + lag2)</w:t>
+              <w:t xml:space="preserve">ar2_model &lt;- </w:t>
+            </w:r>
+            <w:proofErr w:type="spellStart"/>
+            <w:proofErr w:type="gramStart"/>
+            <w:r>
+              <w:rPr>
+                <w:rFonts w:ascii="Courier New" w:eastAsia="Courier New" w:hAnsi="Courier New" w:cs="Courier New"/>
+                <w:color w:val="1A1A1A"/>
+                <w:sz w:val="18"/>
+                <w:szCs w:val="18"/>
+              </w:rPr>
+              <w:t>lm</w:t>
+            </w:r>
+            <w:proofErr w:type="spellEnd"/>
+            <w:r>
+              <w:rPr>
+                <w:rFonts w:ascii="Courier New" w:eastAsia="Courier New" w:hAnsi="Courier New" w:cs="Courier New"/>
+                <w:color w:val="1A1A1A"/>
+                <w:sz w:val="18"/>
+                <w:szCs w:val="18"/>
+              </w:rPr>
+              <w:t>(</w:t>
+            </w:r>
+            <w:proofErr w:type="gramEnd"/>
+            <w:r>
+              <w:rPr>
+                <w:rFonts w:ascii="Courier New" w:eastAsia="Courier New" w:hAnsi="Courier New" w:cs="Courier New"/>
+                <w:color w:val="1A1A1A"/>
+                <w:sz w:val="18"/>
+                <w:szCs w:val="18"/>
+              </w:rPr>
+              <w:t>y ~ lag1 + lag2)</w:t>
             </w:r>
           </w:p>
           <w:p>
@@ -4613,12 +8371,6 @@
         </w:tc>
       </w:tr>
       <w:tr>
-        <w:tblPrEx>
-          <w:tblCellMar>
-            <w:top w:w="0" w:type="dxa"/>
-            <w:bottom w:w="0" w:type="dxa"/>
-          </w:tblCellMar>
-        </w:tblPrEx>
         <w:tc>
           <w:tcPr>
             <w:tcW w:w="9360" w:type="dxa"/>
@@ -4659,10 +8411,9 @@
                 <w:sz w:val="17"/>
                 <w:szCs w:val="17"/>
               </w:rPr>
-              <w:t xml:space="preserve">             Estimate Std. Error t value Pr(&gt;|t|)</w:t>
-            </w:r>
-          </w:p>
-          <w:p>
+              <w:t xml:space="preserve">             Estimate Std. Error t value </w:t>
+            </w:r>
+            <w:proofErr w:type="spellStart"/>
             <w:r>
               <w:rPr>
                 <w:rFonts w:ascii="Courier New" w:eastAsia="Courier New" w:hAnsi="Courier New" w:cs="Courier New"/>
@@ -4672,10 +8423,9 @@
                 <w:sz w:val="17"/>
                 <w:szCs w:val="17"/>
               </w:rPr>
-              <w:t>(Intercept)  0.017730   0.006326   2.803  0.00595 **</w:t>
-            </w:r>
-          </w:p>
-          <w:p>
+              <w:t>Pr</w:t>
+            </w:r>
+            <w:proofErr w:type="spellEnd"/>
             <w:r>
               <w:rPr>
                 <w:rFonts w:ascii="Courier New" w:eastAsia="Courier New" w:hAnsi="Courier New" w:cs="Courier New"/>
@@ -4685,7 +8435,7 @@
                 <w:sz w:val="17"/>
                 <w:szCs w:val="17"/>
               </w:rPr>
-              <w:t>lag1         0.247770   0.093567   2.648  0.00924 **</w:t>
+              <w:t>(&gt;|t|)</w:t>
             </w:r>
           </w:p>
           <w:p>
@@ -4698,11 +8448,9 @@
                 <w:sz w:val="17"/>
                 <w:szCs w:val="17"/>
               </w:rPr>
-              <w:t>lag2        -0.099756   0.092088  -1.083  0.28097</w:t>
-            </w:r>
-          </w:p>
-          <w:p/>
-          <w:p>
+              <w:t>(</w:t>
+            </w:r>
+            <w:proofErr w:type="gramStart"/>
             <w:r>
               <w:rPr>
                 <w:rFonts w:ascii="Courier New" w:eastAsia="Courier New" w:hAnsi="Courier New" w:cs="Courier New"/>
@@ -4712,10 +8460,9 @@
                 <w:sz w:val="17"/>
                 <w:szCs w:val="17"/>
               </w:rPr>
-              <w:t>Multiple R-squared:  0.05989,   Adjusted R-squared:  0.04339</w:t>
-            </w:r>
-          </w:p>
-          <w:p>
+              <w:t>Intercept)  0.017730</w:t>
+            </w:r>
+            <w:proofErr w:type="gramEnd"/>
             <w:r>
               <w:rPr>
                 <w:rFonts w:ascii="Courier New" w:eastAsia="Courier New" w:hAnsi="Courier New" w:cs="Courier New"/>
@@ -4725,7 +8472,170 @@
                 <w:sz w:val="17"/>
                 <w:szCs w:val="17"/>
               </w:rPr>
-              <w:t>F-statistic: 3.631 on 2 and 114 DF,  p-value: 0.0296</w:t>
+              <w:t xml:space="preserve">   0.006326   </w:t>
+            </w:r>
+            <w:proofErr w:type="gramStart"/>
+            <w:r>
+              <w:rPr>
+                <w:rFonts w:ascii="Courier New" w:eastAsia="Courier New" w:hAnsi="Courier New" w:cs="Courier New"/>
+                <w:i/>
+                <w:iCs/>
+                <w:color w:val="444444"/>
+                <w:sz w:val="17"/>
+                <w:szCs w:val="17"/>
+              </w:rPr>
+              <w:t>2.803  0.00595</w:t>
+            </w:r>
+            <w:proofErr w:type="gramEnd"/>
+            <w:r>
+              <w:rPr>
+                <w:rFonts w:ascii="Courier New" w:eastAsia="Courier New" w:hAnsi="Courier New" w:cs="Courier New"/>
+                <w:i/>
+                <w:iCs/>
+                <w:color w:val="444444"/>
+                <w:sz w:val="17"/>
+                <w:szCs w:val="17"/>
+              </w:rPr>
+              <w:t xml:space="preserve"> **</w:t>
+            </w:r>
+          </w:p>
+          <w:p>
+            <w:r>
+              <w:rPr>
+                <w:rFonts w:ascii="Courier New" w:eastAsia="Courier New" w:hAnsi="Courier New" w:cs="Courier New"/>
+                <w:i/>
+                <w:iCs/>
+                <w:color w:val="444444"/>
+                <w:sz w:val="17"/>
+                <w:szCs w:val="17"/>
+              </w:rPr>
+              <w:t xml:space="preserve">lag1         0.247770   0.093567   </w:t>
+            </w:r>
+            <w:proofErr w:type="gramStart"/>
+            <w:r>
+              <w:rPr>
+                <w:rFonts w:ascii="Courier New" w:eastAsia="Courier New" w:hAnsi="Courier New" w:cs="Courier New"/>
+                <w:i/>
+                <w:iCs/>
+                <w:color w:val="444444"/>
+                <w:sz w:val="17"/>
+                <w:szCs w:val="17"/>
+              </w:rPr>
+              <w:t>2.648  0.00924</w:t>
+            </w:r>
+            <w:proofErr w:type="gramEnd"/>
+            <w:r>
+              <w:rPr>
+                <w:rFonts w:ascii="Courier New" w:eastAsia="Courier New" w:hAnsi="Courier New" w:cs="Courier New"/>
+                <w:i/>
+                <w:iCs/>
+                <w:color w:val="444444"/>
+                <w:sz w:val="17"/>
+                <w:szCs w:val="17"/>
+              </w:rPr>
+              <w:t xml:space="preserve"> **</w:t>
+            </w:r>
+          </w:p>
+          <w:p>
+            <w:r>
+              <w:rPr>
+                <w:rFonts w:ascii="Courier New" w:eastAsia="Courier New" w:hAnsi="Courier New" w:cs="Courier New"/>
+                <w:i/>
+                <w:iCs/>
+                <w:color w:val="444444"/>
+                <w:sz w:val="17"/>
+                <w:szCs w:val="17"/>
+              </w:rPr>
+              <w:t xml:space="preserve">lag2        -0.099756   </w:t>
+            </w:r>
+            <w:proofErr w:type="gramStart"/>
+            <w:r>
+              <w:rPr>
+                <w:rFonts w:ascii="Courier New" w:eastAsia="Courier New" w:hAnsi="Courier New" w:cs="Courier New"/>
+                <w:i/>
+                <w:iCs/>
+                <w:color w:val="444444"/>
+                <w:sz w:val="17"/>
+                <w:szCs w:val="17"/>
+              </w:rPr>
+              <w:t>0.092088  -</w:t>
+            </w:r>
+            <w:proofErr w:type="gramEnd"/>
+            <w:r>
+              <w:rPr>
+                <w:rFonts w:ascii="Courier New" w:eastAsia="Courier New" w:hAnsi="Courier New" w:cs="Courier New"/>
+                <w:i/>
+                <w:iCs/>
+                <w:color w:val="444444"/>
+                <w:sz w:val="17"/>
+                <w:szCs w:val="17"/>
+              </w:rPr>
+              <w:t>1.</w:t>
+            </w:r>
+            <w:proofErr w:type="gramStart"/>
+            <w:r>
+              <w:rPr>
+                <w:rFonts w:ascii="Courier New" w:eastAsia="Courier New" w:hAnsi="Courier New" w:cs="Courier New"/>
+                <w:i/>
+                <w:iCs/>
+                <w:color w:val="444444"/>
+                <w:sz w:val="17"/>
+                <w:szCs w:val="17"/>
+              </w:rPr>
+              <w:t>083  0.28097</w:t>
+            </w:r>
+            <w:proofErr w:type="gramEnd"/>
+          </w:p>
+          <w:p/>
+          <w:p>
+            <w:r>
+              <w:rPr>
+                <w:rFonts w:ascii="Courier New" w:eastAsia="Courier New" w:hAnsi="Courier New" w:cs="Courier New"/>
+                <w:i/>
+                <w:iCs/>
+                <w:color w:val="444444"/>
+                <w:sz w:val="17"/>
+                <w:szCs w:val="17"/>
+              </w:rPr>
+              <w:lastRenderedPageBreak/>
+              <w:t>Multiple R-squared:  0.05989,   Adjusted R-squared:  0.04339</w:t>
+            </w:r>
+          </w:p>
+          <w:p>
+            <w:r>
+              <w:rPr>
+                <w:rFonts w:ascii="Courier New" w:eastAsia="Courier New" w:hAnsi="Courier New" w:cs="Courier New"/>
+                <w:i/>
+                <w:iCs/>
+                <w:color w:val="444444"/>
+                <w:sz w:val="17"/>
+                <w:szCs w:val="17"/>
+              </w:rPr>
+              <w:t xml:space="preserve">F-statistic: 3.631 on 2 and 114 </w:t>
+            </w:r>
+            <w:proofErr w:type="gramStart"/>
+            <w:r>
+              <w:rPr>
+                <w:rFonts w:ascii="Courier New" w:eastAsia="Courier New" w:hAnsi="Courier New" w:cs="Courier New"/>
+                <w:i/>
+                <w:iCs/>
+                <w:color w:val="444444"/>
+                <w:sz w:val="17"/>
+                <w:szCs w:val="17"/>
+              </w:rPr>
+              <w:t>DF,  p</w:t>
+            </w:r>
+            <w:proofErr w:type="gramEnd"/>
+            <w:r>
+              <w:rPr>
+                <w:rFonts w:ascii="Courier New" w:eastAsia="Courier New" w:hAnsi="Courier New" w:cs="Courier New"/>
+                <w:i/>
+                <w:iCs/>
+                <w:color w:val="444444"/>
+                <w:sz w:val="17"/>
+                <w:szCs w:val="17"/>
+              </w:rPr>
+              <w:t>-value: 0.0296</w:t>
             </w:r>
           </w:p>
         </w:tc>
@@ -4736,7 +8646,32 @@
         <w:spacing w:after="100" w:line="276" w:lineRule="auto"/>
       </w:pPr>
       <w:r>
-        <w:t>The lag-2 coefficient (−0.100) has p = 0.281 and is not statistically significant. The AR(2) model offers only marginal improvement over AR(1) (adj. R² = 4.3% vs. 4.1%), suggesting AR(1) is the more parsimonious choice.</w:t>
+        <w:lastRenderedPageBreak/>
+        <w:t xml:space="preserve">The lag-2 coefficient (−0.100) has p = 0.281 and is not statistically significant. The </w:t>
+      </w:r>
+      <w:proofErr w:type="gramStart"/>
+      <w:r>
+        <w:t>AR(</w:t>
+      </w:r>
+      <w:proofErr w:type="gramEnd"/>
+      <w:r>
+        <w:t xml:space="preserve">2) model offers only marginal improvement over </w:t>
+      </w:r>
+      <w:proofErr w:type="gramStart"/>
+      <w:r>
+        <w:t>AR(</w:t>
+      </w:r>
+      <w:proofErr w:type="gramEnd"/>
+      <w:r>
+        <w:t xml:space="preserve">1) (adj. R² = 4.3% vs. 4.1%), suggesting </w:t>
+      </w:r>
+      <w:proofErr w:type="gramStart"/>
+      <w:r>
+        <w:t>AR(</w:t>
+      </w:r>
+      <w:proofErr w:type="gramEnd"/>
+      <w:r>
+        <w:t>1) is the more parsimonious choice.</w:t>
       </w:r>
     </w:p>
     <w:p>
@@ -4749,7 +8684,7 @@
           <w:noProof/>
         </w:rPr>
         <w:drawing>
-          <wp:inline distT="0" distB="0" distL="0" distR="0" wp14:anchorId="38D2D788" wp14:editId="0BA35294">
+          <wp:inline distT="0" distB="0" distL="0" distR="0" wp14:anchorId="38D2D788" wp14:editId="1CAAFE7D">
             <wp:extent cx="4572000" cy="3657600"/>
             <wp:effectExtent l="0" t="0" r="0" b="0"/>
             <wp:docPr id="238678474" name="Picture 238678474"/>
@@ -4766,7 +8701,7 @@
                     </pic:cNvPicPr>
                   </pic:nvPicPr>
                   <pic:blipFill>
-                    <a:blip r:embed="rId23"/>
+                    <a:blip r:embed="rId24"/>
                     <a:srcRect/>
                     <a:stretch>
                       <a:fillRect/>
@@ -4792,8 +8727,6 @@
       <w:pPr>
         <w:spacing w:after="240"/>
         <w:jc w:val="center"/>
-      </w:pPr>
-      <w:r>
         <w:rPr>
           <w:i/>
           <w:iCs/>
@@ -4801,8 +8734,234 @@
           <w:sz w:val="18"/>
           <w:szCs w:val="18"/>
         </w:rPr>
-        <w:t>Figure 17: AR(2) Model Fit on Differenced Log Series</w:t>
-      </w:r>
+      </w:pPr>
+      <w:r>
+        <w:rPr>
+          <w:i/>
+          <w:iCs/>
+          <w:noProof/>
+          <w:color w:val="555555"/>
+          <w:sz w:val="18"/>
+          <w:szCs w:val="18"/>
+        </w:rPr>
+        <w:drawing>
+          <wp:anchor distT="0" distB="0" distL="114300" distR="114300" simplePos="0" relativeHeight="251660288" behindDoc="0" locked="0" layoutInCell="1" allowOverlap="1" wp14:anchorId="1A900B5F" wp14:editId="55A4598E">
+            <wp:simplePos x="0" y="0"/>
+            <wp:positionH relativeFrom="column">
+              <wp:posOffset>853440</wp:posOffset>
+            </wp:positionH>
+            <wp:positionV relativeFrom="page">
+              <wp:posOffset>5471160</wp:posOffset>
+            </wp:positionV>
+            <wp:extent cx="4587240" cy="3451860"/>
+            <wp:effectExtent l="0" t="0" r="3810" b="0"/>
+            <wp:wrapSquare wrapText="bothSides"/>
+            <wp:docPr id="1369451110" name="Picture 4"/>
+            <wp:cNvGraphicFramePr>
+              <a:graphicFrameLocks xmlns:a="http://schemas.openxmlformats.org/drawingml/2006/main" noChangeAspect="1"/>
+            </wp:cNvGraphicFramePr>
+            <a:graphic xmlns:a="http://schemas.openxmlformats.org/drawingml/2006/main">
+              <a:graphicData uri="http://schemas.openxmlformats.org/drawingml/2006/picture">
+                <pic:pic xmlns:pic="http://schemas.openxmlformats.org/drawingml/2006/picture">
+                  <pic:nvPicPr>
+                    <pic:cNvPr id="1369451110" name="Picture 1369451110"/>
+                    <pic:cNvPicPr/>
+                  </pic:nvPicPr>
+                  <pic:blipFill>
+                    <a:blip r:embed="rId25">
+                      <a:extLst>
+                        <a:ext uri="{28A0092B-C50C-407E-A947-70E740481C1C}">
+                          <a14:useLocalDpi xmlns:a14="http://schemas.microsoft.com/office/drawing/2010/main" val="0"/>
+                        </a:ext>
+                      </a:extLst>
+                    </a:blip>
+                    <a:stretch>
+                      <a:fillRect/>
+                    </a:stretch>
+                  </pic:blipFill>
+                  <pic:spPr>
+                    <a:xfrm>
+                      <a:off x="0" y="0"/>
+                      <a:ext cx="4587240" cy="3451860"/>
+                    </a:xfrm>
+                    <a:prstGeom prst="rect">
+                      <a:avLst/>
+                    </a:prstGeom>
+                  </pic:spPr>
+                </pic:pic>
+              </a:graphicData>
+            </a:graphic>
+            <wp14:sizeRelH relativeFrom="margin">
+              <wp14:pctWidth>0</wp14:pctWidth>
+            </wp14:sizeRelH>
+            <wp14:sizeRelV relativeFrom="margin">
+              <wp14:pctHeight>0</wp14:pctHeight>
+            </wp14:sizeRelV>
+          </wp:anchor>
+        </w:drawing>
+      </w:r>
+    </w:p>
+    <w:p>
+      <w:pPr>
+        <w:spacing w:after="240"/>
+        <w:jc w:val="center"/>
+        <w:rPr>
+          <w:i/>
+          <w:iCs/>
+          <w:color w:val="555555"/>
+          <w:sz w:val="18"/>
+          <w:szCs w:val="18"/>
+        </w:rPr>
+      </w:pPr>
+    </w:p>
+    <w:p>
+      <w:pPr>
+        <w:spacing w:after="240"/>
+        <w:jc w:val="center"/>
+        <w:rPr>
+          <w:i/>
+          <w:iCs/>
+          <w:color w:val="555555"/>
+          <w:sz w:val="18"/>
+          <w:szCs w:val="18"/>
+        </w:rPr>
+      </w:pPr>
+    </w:p>
+    <w:p>
+      <w:pPr>
+        <w:spacing w:after="240"/>
+        <w:jc w:val="center"/>
+        <w:rPr>
+          <w:i/>
+          <w:iCs/>
+          <w:color w:val="555555"/>
+          <w:sz w:val="18"/>
+          <w:szCs w:val="18"/>
+        </w:rPr>
+      </w:pPr>
+    </w:p>
+    <w:p>
+      <w:pPr>
+        <w:spacing w:after="240"/>
+        <w:jc w:val="center"/>
+        <w:rPr>
+          <w:i/>
+          <w:iCs/>
+          <w:color w:val="555555"/>
+          <w:sz w:val="18"/>
+          <w:szCs w:val="18"/>
+        </w:rPr>
+      </w:pPr>
+    </w:p>
+    <w:p>
+      <w:pPr>
+        <w:spacing w:after="240"/>
+        <w:jc w:val="center"/>
+        <w:rPr>
+          <w:i/>
+          <w:iCs/>
+          <w:color w:val="555555"/>
+          <w:sz w:val="18"/>
+          <w:szCs w:val="18"/>
+        </w:rPr>
+      </w:pPr>
+    </w:p>
+    <w:p>
+      <w:pPr>
+        <w:spacing w:after="240"/>
+        <w:jc w:val="center"/>
+        <w:rPr>
+          <w:i/>
+          <w:iCs/>
+          <w:color w:val="555555"/>
+          <w:sz w:val="18"/>
+          <w:szCs w:val="18"/>
+        </w:rPr>
+      </w:pPr>
+    </w:p>
+    <w:p>
+      <w:pPr>
+        <w:spacing w:after="240"/>
+        <w:jc w:val="center"/>
+        <w:rPr>
+          <w:i/>
+          <w:iCs/>
+          <w:color w:val="555555"/>
+          <w:sz w:val="18"/>
+          <w:szCs w:val="18"/>
+        </w:rPr>
+      </w:pPr>
+    </w:p>
+    <w:p>
+      <w:pPr>
+        <w:spacing w:after="240"/>
+        <w:jc w:val="center"/>
+        <w:rPr>
+          <w:i/>
+          <w:iCs/>
+          <w:color w:val="555555"/>
+          <w:sz w:val="18"/>
+          <w:szCs w:val="18"/>
+        </w:rPr>
+      </w:pPr>
+    </w:p>
+    <w:p>
+      <w:pPr>
+        <w:spacing w:after="240"/>
+        <w:jc w:val="center"/>
+        <w:rPr>
+          <w:i/>
+          <w:iCs/>
+          <w:color w:val="555555"/>
+          <w:sz w:val="18"/>
+          <w:szCs w:val="18"/>
+        </w:rPr>
+      </w:pPr>
+    </w:p>
+    <w:p>
+      <w:pPr>
+        <w:spacing w:after="240"/>
+        <w:jc w:val="center"/>
+        <w:rPr>
+          <w:i/>
+          <w:iCs/>
+          <w:color w:val="555555"/>
+          <w:sz w:val="18"/>
+          <w:szCs w:val="18"/>
+        </w:rPr>
+      </w:pPr>
+    </w:p>
+    <w:p>
+      <w:pPr>
+        <w:spacing w:after="240"/>
+        <w:jc w:val="center"/>
+        <w:rPr>
+          <w:i/>
+          <w:iCs/>
+          <w:color w:val="555555"/>
+          <w:sz w:val="18"/>
+          <w:szCs w:val="18"/>
+        </w:rPr>
+      </w:pPr>
+    </w:p>
+    <w:p>
+      <w:pPr>
+        <w:spacing w:after="240"/>
+        <w:jc w:val="center"/>
+        <w:rPr>
+          <w:i/>
+          <w:iCs/>
+          <w:color w:val="555555"/>
+          <w:sz w:val="18"/>
+          <w:szCs w:val="18"/>
+        </w:rPr>
+      </w:pPr>
+    </w:p>
+    <w:p>
+      <w:pPr>
+        <w:spacing w:after="240"/>
+        <w:jc w:val="center"/>
+      </w:pPr>
     </w:p>
     <w:p>
       <w:pPr>
@@ -4834,7 +8993,7 @@
         <w:pStyle w:val="ListParagraph"/>
         <w:numPr>
           <w:ilvl w:val="0"/>
-          <w:numId w:val="2"/>
+          <w:numId w:val="4"/>
         </w:numPr>
         <w:spacing w:after="120"/>
       </w:pPr>
@@ -4854,7 +9013,7 @@
         <w:pStyle w:val="ListParagraph"/>
         <w:numPr>
           <w:ilvl w:val="0"/>
-          <w:numId w:val="2"/>
+          <w:numId w:val="4"/>
         </w:numPr>
         <w:spacing w:after="120"/>
       </w:pPr>
@@ -4874,7 +9033,7 @@
         <w:pStyle w:val="ListParagraph"/>
         <w:numPr>
           <w:ilvl w:val="0"/>
-          <w:numId w:val="2"/>
+          <w:numId w:val="4"/>
         </w:numPr>
         <w:spacing w:after="120"/>
       </w:pPr>
@@ -4894,7 +9053,7 @@
         <w:pStyle w:val="ListParagraph"/>
         <w:numPr>
           <w:ilvl w:val="0"/>
-          <w:numId w:val="2"/>
+          <w:numId w:val="4"/>
         </w:numPr>
         <w:spacing w:after="120"/>
       </w:pPr>
@@ -4914,7 +9073,7 @@
         <w:pStyle w:val="ListParagraph"/>
         <w:numPr>
           <w:ilvl w:val="0"/>
-          <w:numId w:val="2"/>
+          <w:numId w:val="4"/>
         </w:numPr>
         <w:spacing w:after="120"/>
       </w:pPr>
@@ -4934,7 +9093,7 @@
         <w:pStyle w:val="ListParagraph"/>
         <w:numPr>
           <w:ilvl w:val="0"/>
-          <w:numId w:val="2"/>
+          <w:numId w:val="4"/>
         </w:numPr>
         <w:spacing w:after="120"/>
       </w:pPr>
@@ -4945,14 +9104,208 @@
         </w:rPr>
         <w:t xml:space="preserve">AR Models: </w:t>
       </w:r>
-      <w:r>
-        <w:t>AR(1) showed a weakly significant lag-1 effect on the differenced series (adj. R² ≈ 4%). AR(2) did not improve fit significantly, making AR(1) the preferred parsimonious model.</w:t>
-      </w:r>
-    </w:p>
-    <w:p>
-      <w:pPr>
-        <w:spacing w:after="80"/>
-      </w:pPr>
+      <w:proofErr w:type="gramStart"/>
+      <w:r>
+        <w:t>AR(</w:t>
+      </w:r>
+      <w:proofErr w:type="gramEnd"/>
+      <w:r>
+        <w:t xml:space="preserve">1) showed a weakly significant lag-1 effect on the differenced series (adj. R² ≈ 4%). </w:t>
+      </w:r>
+      <w:proofErr w:type="gramStart"/>
+      <w:r>
+        <w:t>AR(</w:t>
+      </w:r>
+      <w:proofErr w:type="gramEnd"/>
+      <w:r>
+        <w:t xml:space="preserve">2) did not improve fit significantly, making </w:t>
+      </w:r>
+      <w:proofErr w:type="gramStart"/>
+      <w:r>
+        <w:t>AR(</w:t>
+      </w:r>
+      <w:proofErr w:type="gramEnd"/>
+      <w:r>
+        <w:t>1) the preferred parsimonious model.</w:t>
+      </w:r>
+    </w:p>
+    <w:p>
+      <w:pPr>
+        <w:spacing w:after="120"/>
+        <w:ind w:left="720"/>
+      </w:pPr>
+      <w:r>
+        <w:rPr>
+          <w:noProof/>
+        </w:rPr>
+        <w:drawing>
+          <wp:anchor distT="0" distB="0" distL="114300" distR="114300" simplePos="0" relativeHeight="251658240" behindDoc="0" locked="0" layoutInCell="1" allowOverlap="1" wp14:anchorId="46EF21C2" wp14:editId="25CA2061">
+            <wp:simplePos x="0" y="0"/>
+            <wp:positionH relativeFrom="margin">
+              <wp:posOffset>3246120</wp:posOffset>
+            </wp:positionH>
+            <wp:positionV relativeFrom="page">
+              <wp:posOffset>4823460</wp:posOffset>
+            </wp:positionV>
+            <wp:extent cx="3451860" cy="2392680"/>
+            <wp:effectExtent l="0" t="0" r="0" b="7620"/>
+            <wp:wrapThrough wrapText="bothSides">
+              <wp:wrapPolygon edited="0">
+                <wp:start x="0" y="0"/>
+                <wp:lineTo x="0" y="21497"/>
+                <wp:lineTo x="21457" y="21497"/>
+                <wp:lineTo x="21457" y="0"/>
+                <wp:lineTo x="0" y="0"/>
+              </wp:wrapPolygon>
+            </wp:wrapThrough>
+            <wp:docPr id="199284401" name="Picture 2"/>
+            <wp:cNvGraphicFramePr>
+              <a:graphicFrameLocks xmlns:a="http://schemas.openxmlformats.org/drawingml/2006/main" noChangeAspect="1"/>
+            </wp:cNvGraphicFramePr>
+            <a:graphic xmlns:a="http://schemas.openxmlformats.org/drawingml/2006/main">
+              <a:graphicData uri="http://schemas.openxmlformats.org/drawingml/2006/picture">
+                <pic:pic xmlns:pic="http://schemas.openxmlformats.org/drawingml/2006/picture">
+                  <pic:nvPicPr>
+                    <pic:cNvPr id="199284401" name="Picture 199284401"/>
+                    <pic:cNvPicPr/>
+                  </pic:nvPicPr>
+                  <pic:blipFill>
+                    <a:blip r:embed="rId26" cstate="print">
+                      <a:extLst>
+                        <a:ext uri="{28A0092B-C50C-407E-A947-70E740481C1C}">
+                          <a14:useLocalDpi xmlns:a14="http://schemas.microsoft.com/office/drawing/2010/main" val="0"/>
+                        </a:ext>
+                      </a:extLst>
+                    </a:blip>
+                    <a:stretch>
+                      <a:fillRect/>
+                    </a:stretch>
+                  </pic:blipFill>
+                  <pic:spPr>
+                    <a:xfrm>
+                      <a:off x="0" y="0"/>
+                      <a:ext cx="3451860" cy="2392680"/>
+                    </a:xfrm>
+                    <a:prstGeom prst="rect">
+                      <a:avLst/>
+                    </a:prstGeom>
+                  </pic:spPr>
+                </pic:pic>
+              </a:graphicData>
+            </a:graphic>
+          </wp:anchor>
+        </w:drawing>
+      </w:r>
+      <w:r>
+        <w:rPr>
+          <w:noProof/>
+        </w:rPr>
+        <w:drawing>
+          <wp:anchor distT="0" distB="0" distL="114300" distR="114300" simplePos="0" relativeHeight="251659264" behindDoc="0" locked="0" layoutInCell="1" allowOverlap="1" wp14:anchorId="6AEDC546" wp14:editId="296FFA12">
+            <wp:simplePos x="0" y="0"/>
+            <wp:positionH relativeFrom="column">
+              <wp:posOffset>-228600</wp:posOffset>
+            </wp:positionH>
+            <wp:positionV relativeFrom="paragraph">
+              <wp:posOffset>680085</wp:posOffset>
+            </wp:positionV>
+            <wp:extent cx="3345180" cy="2400300"/>
+            <wp:effectExtent l="0" t="0" r="7620" b="0"/>
+            <wp:wrapSquare wrapText="bothSides"/>
+            <wp:docPr id="1037660741" name="Picture 1"/>
+            <wp:cNvGraphicFramePr>
+              <a:graphicFrameLocks xmlns:a="http://schemas.openxmlformats.org/drawingml/2006/main" noChangeAspect="1"/>
+            </wp:cNvGraphicFramePr>
+            <a:graphic xmlns:a="http://schemas.openxmlformats.org/drawingml/2006/main">
+              <a:graphicData uri="http://schemas.openxmlformats.org/drawingml/2006/picture">
+                <pic:pic xmlns:pic="http://schemas.openxmlformats.org/drawingml/2006/picture">
+                  <pic:nvPicPr>
+                    <pic:cNvPr id="1037660741" name="Picture 1037660741"/>
+                    <pic:cNvPicPr/>
+                  </pic:nvPicPr>
+                  <pic:blipFill>
+                    <a:blip r:embed="rId27" cstate="print">
+                      <a:extLst>
+                        <a:ext uri="{28A0092B-C50C-407E-A947-70E740481C1C}">
+                          <a14:useLocalDpi xmlns:a14="http://schemas.microsoft.com/office/drawing/2010/main" val="0"/>
+                        </a:ext>
+                      </a:extLst>
+                    </a:blip>
+                    <a:stretch>
+                      <a:fillRect/>
+                    </a:stretch>
+                  </pic:blipFill>
+                  <pic:spPr>
+                    <a:xfrm>
+                      <a:off x="0" y="0"/>
+                      <a:ext cx="3345180" cy="2400300"/>
+                    </a:xfrm>
+                    <a:prstGeom prst="rect">
+                      <a:avLst/>
+                    </a:prstGeom>
+                  </pic:spPr>
+                </pic:pic>
+              </a:graphicData>
+            </a:graphic>
+            <wp14:sizeRelH relativeFrom="margin">
+              <wp14:pctWidth>0</wp14:pctWidth>
+            </wp14:sizeRelH>
+            <wp14:sizeRelV relativeFrom="margin">
+              <wp14:pctHeight>0</wp14:pctHeight>
+            </wp14:sizeRelV>
+          </wp:anchor>
+        </w:drawing>
+      </w:r>
+      <w:r>
+        <w:t xml:space="preserve">AR model fits badly on returns but if we try to fit it on our </w:t>
+      </w:r>
+      <w:proofErr w:type="spellStart"/>
+      <w:r>
+        <w:t>orginal</w:t>
+      </w:r>
+      <w:proofErr w:type="spellEnd"/>
+      <w:r>
+        <w:t xml:space="preserve"> data then the R^2 is around ARIMA will also badly fit on the returns data but when </w:t>
+      </w:r>
+      <w:proofErr w:type="spellStart"/>
+      <w:r>
+        <w:t>when</w:t>
+      </w:r>
+      <w:proofErr w:type="spellEnd"/>
+      <w:r>
+        <w:t xml:space="preserve"> we actually make a model out of those returns then it will give predictions which are accurate.</w:t>
+      </w:r>
+    </w:p>
+    <w:p>
+      <w:pPr>
+        <w:pStyle w:val="ListParagraph"/>
+        <w:spacing w:after="120"/>
+        <w:ind w:left="720"/>
+      </w:pPr>
+    </w:p>
+    <w:p>
+      <w:pPr>
+        <w:spacing w:after="120"/>
+      </w:pPr>
+    </w:p>
+    <w:p>
+      <w:pPr>
+        <w:spacing w:after="120"/>
+        <w:ind w:left="720"/>
+      </w:pPr>
+    </w:p>
+    <w:p>
+      <w:pPr>
+        <w:spacing w:after="120"/>
+      </w:pPr>
+    </w:p>
+    <w:p>
+      <w:pPr>
+        <w:spacing w:after="120"/>
+      </w:pPr>
+      <w:r>
+        <w:t xml:space="preserve"> </w:t>
+      </w:r>
     </w:p>
     <w:p>
       <w:pPr>
@@ -4970,6 +9323,7 @@
         <w:spacing w:after="100" w:line="276" w:lineRule="auto"/>
       </w:pPr>
       <w:r>
+        <w:lastRenderedPageBreak/>
         <w:t>The stationarity analysis performed in this project reveals a critical insight that fundamentally shapes what models can and cannot be applied to the AAPL series. This section discusses why classical autoregressive models are expected to underperform, and what alternative modelling strategies are better suited to this data.</w:t>
       </w:r>
     </w:p>
@@ -4983,10 +9337,16 @@
         <w:pStyle w:val="Heading2"/>
       </w:pPr>
       <w:r>
-        <w:t>10.1 Why ARIMA and SARIMA Will Fail He</w:t>
-      </w:r>
-      <w:r>
-        <w:t>re</w:t>
+        <w:t>10.</w:t>
+      </w:r>
+      <w:r>
+        <w:t xml:space="preserve">1 </w:t>
+      </w:r>
+      <w:r>
+        <w:t>Recommended Alternative: GARCH Model</w:t>
+      </w:r>
+      <w:r>
+        <w:t>s</w:t>
       </w:r>
     </w:p>
     <w:p>
@@ -4994,7 +9354,7 @@
         <w:spacing w:after="100" w:line="276" w:lineRule="auto"/>
       </w:pPr>
       <w:r>
-        <w:t>ARIMA (Autoregressive Integrated Moving Average) and SARIMA (Seasonal ARIMA) models are built on a foundational assumption: the stationary residuals of the transformed series must exhibit significant autocorrelation structure — measurable patterns in the ACF and PACF — for the model to extract meaningful signal.</w:t>
+        <w:t>While the mean of the differenced series is unpredictable, the variance is not. A close inspection of the differenced log series reveals volatility clustering — periods of high fluctuation followed by periods of calm. This is a hallmark pattern that standard ARIMA models completely ignore, but that GARCH (Generalised Autoregressive Conditional Heteroskedasticity) models are specifically designed to capture.</w:t>
       </w:r>
     </w:p>
     <w:p>
@@ -5007,115 +9367,15 @@
         <w:spacing w:after="100" w:line="276" w:lineRule="auto"/>
       </w:pPr>
       <w:r>
-        <w:t>In this project, after applying log transformation and first-order differencing, the ACF and PACF of the resulting series show white-noise behaviour — all autocorrelation values fall within the 95% confidence bands and there are no significant spikes at any lag. This means:</w:t>
-      </w:r>
-    </w:p>
-    <w:p>
-      <w:pPr>
-        <w:spacing w:after="80"/>
-      </w:pPr>
-    </w:p>
-    <w:p>
-      <w:pPr>
-        <w:pStyle w:val="ListParagraph"/>
-        <w:numPr>
-          <w:ilvl w:val="0"/>
-          <w:numId w:val="3"/>
-        </w:numPr>
-        <w:spacing w:after="120"/>
-      </w:pPr>
-      <w:r>
-        <w:t>There is no exploitable linear autocorrelation structure in the differenced series.</w:t>
-      </w:r>
-    </w:p>
-    <w:p>
-      <w:pPr>
-        <w:pStyle w:val="ListParagraph"/>
-        <w:numPr>
-          <w:ilvl w:val="0"/>
-          <w:numId w:val="3"/>
-        </w:numPr>
-        <w:spacing w:after="120"/>
-      </w:pPr>
-      <w:r>
-        <w:t>ARIMA's AR (autoregressive) and MA (moving average) components would have nothing to fit — the model would reduce to a random walk with drift (ARIMA(0,1,0)).</w:t>
-      </w:r>
-    </w:p>
-    <w:p>
-      <w:pPr>
-        <w:pStyle w:val="ListParagraph"/>
-        <w:numPr>
-          <w:ilvl w:val="0"/>
-          <w:numId w:val="3"/>
-        </w:numPr>
-        <w:spacing w:after="120"/>
-      </w:pPr>
-      <w:r>
-        <w:t>SARIMA additionally requires seasonal autocorrelation at regular lags (e.g., lag 12 for monthly data). The ACF shows no such seasonal spikes — meaning there is no detectable seasonal structure to model.</w:t>
-      </w:r>
-    </w:p>
-    <w:p>
-      <w:pPr>
-        <w:pStyle w:val="ListParagraph"/>
-        <w:numPr>
-          <w:ilvl w:val="0"/>
-          <w:numId w:val="3"/>
-        </w:numPr>
-        <w:spacing w:after="120"/>
-      </w:pPr>
-      <w:r>
-        <w:lastRenderedPageBreak/>
-        <w:t>The weak AR(1) result (adj. R² ≈ 4%) already demonstrated that even the most basic autoregressive term explains almost none of the variance. Extending to ARIMA or SARIMA will not meaningfully improve this.</w:t>
-      </w:r>
-    </w:p>
-    <w:p>
-      <w:pPr>
-        <w:spacing w:after="80"/>
-      </w:pPr>
-    </w:p>
-    <w:p>
-      <w:pPr>
-        <w:spacing w:after="100" w:line="276" w:lineRule="auto"/>
-      </w:pPr>
-      <w:r>
-        <w:t>In short: ARIMA and SARIMA are the wrong tools for this series. The series behaves like a log-normal random walk — the price changes are essentially unpredictable from past price changes alone, which is consistent with the Efficient Market Hypothesis (weak form) for large-cap equities like AAPL.</w:t>
-      </w:r>
-    </w:p>
-    <w:p>
-      <w:pPr>
-        <w:spacing w:after="80"/>
-      </w:pPr>
-    </w:p>
-    <w:p>
-      <w:pPr>
-        <w:pStyle w:val="Heading2"/>
-      </w:pPr>
-      <w:r>
-        <w:t>10.2 Recommended Alternative: GARCH Model</w:t>
-      </w:r>
-      <w:r>
-        <w:t>s</w:t>
-      </w:r>
-    </w:p>
-    <w:p>
-      <w:pPr>
-        <w:spacing w:after="100" w:line="276" w:lineRule="auto"/>
-      </w:pPr>
-      <w:r>
-        <w:t>While the mean of the differenced series is unpredictable, the variance is not. A close inspection of the differenced log series reveals volatility clustering — periods of high fluctuation followed by periods of calm. This is a hallmark pattern that standard ARIMA models completely ignore, but that GARCH (Generalised Autoregressive Conditional Heteroskedasticity) models are specifically designed to capture.</w:t>
-      </w:r>
-    </w:p>
-    <w:p>
-      <w:pPr>
-        <w:spacing w:after="80"/>
-      </w:pPr>
-    </w:p>
-    <w:p>
-      <w:pPr>
-        <w:spacing w:after="100" w:line="276" w:lineRule="auto"/>
-      </w:pPr>
-      <w:r>
-        <w:t>GARCH models the conditional variance of the series as a function of past squared residuals and past variance. The basic GARCH(1,1) specification is:</w:t>
+        <w:t xml:space="preserve">GARCH models the conditional variance of the series as a function of past squared residuals and past variance. The basic </w:t>
+      </w:r>
+      <w:proofErr w:type="gramStart"/>
+      <w:r>
+        <w:t>GARCH(</w:t>
+      </w:r>
+      <w:proofErr w:type="gramEnd"/>
+      <w:r>
+        <w:t>1,1) specification is:</w:t>
       </w:r>
     </w:p>
     <w:p>
@@ -5144,12 +9404,6 @@
         <w:gridCol w:w="7200"/>
       </w:tblGrid>
       <w:tr>
-        <w:tblPrEx>
-          <w:tblCellMar>
-            <w:top w:w="0" w:type="dxa"/>
-            <w:bottom w:w="0" w:type="dxa"/>
-          </w:tblCellMar>
-        </w:tblPrEx>
         <w:tc>
           <w:tcPr>
             <w:tcW w:w="7200" w:type="dxa"/>
@@ -5179,7 +9433,67 @@
                 <w:sz w:val="24"/>
                 <w:szCs w:val="24"/>
               </w:rPr>
-              <w:t>σ²ₜ  =  ω  +  α · ε²ₜ₋₁  +  β · σ²ₜ₋₁</w:t>
+              <w:t>σ</w:t>
+            </w:r>
+            <w:proofErr w:type="gramStart"/>
+            <w:r>
+              <w:rPr>
+                <w:rFonts w:ascii="Cambria Math" w:eastAsia="Cambria Math" w:hAnsi="Cambria Math" w:cs="Cambria Math"/>
+                <w:color w:val="1F3864"/>
+                <w:sz w:val="24"/>
+                <w:szCs w:val="24"/>
+              </w:rPr>
+              <w:t>²ₜ  =</w:t>
+            </w:r>
+            <w:proofErr w:type="gramEnd"/>
+            <w:r>
+              <w:rPr>
+                <w:rFonts w:ascii="Cambria Math" w:eastAsia="Cambria Math" w:hAnsi="Cambria Math" w:cs="Cambria Math"/>
+                <w:color w:val="1F3864"/>
+                <w:sz w:val="24"/>
+                <w:szCs w:val="24"/>
+              </w:rPr>
+              <w:t xml:space="preserve">  </w:t>
+            </w:r>
+            <w:proofErr w:type="gramStart"/>
+            <w:r>
+              <w:rPr>
+                <w:rFonts w:ascii="Cambria Math" w:eastAsia="Cambria Math" w:hAnsi="Cambria Math" w:cs="Cambria Math"/>
+                <w:color w:val="1F3864"/>
+                <w:sz w:val="24"/>
+                <w:szCs w:val="24"/>
+              </w:rPr>
+              <w:t>ω  +</w:t>
+            </w:r>
+            <w:proofErr w:type="gramEnd"/>
+            <w:r>
+              <w:rPr>
+                <w:rFonts w:ascii="Cambria Math" w:eastAsia="Cambria Math" w:hAnsi="Cambria Math" w:cs="Cambria Math"/>
+                <w:color w:val="1F3864"/>
+                <w:sz w:val="24"/>
+                <w:szCs w:val="24"/>
+              </w:rPr>
+              <w:t xml:space="preserve">  α · ε²ₜ₋</w:t>
+            </w:r>
+            <w:proofErr w:type="gramStart"/>
+            <w:r>
+              <w:rPr>
+                <w:rFonts w:ascii="Cambria Math" w:eastAsia="Cambria Math" w:hAnsi="Cambria Math" w:cs="Cambria Math"/>
+                <w:color w:val="1F3864"/>
+                <w:sz w:val="24"/>
+                <w:szCs w:val="24"/>
+              </w:rPr>
+              <w:t>₁  +</w:t>
+            </w:r>
+            <w:proofErr w:type="gramEnd"/>
+            <w:r>
+              <w:rPr>
+                <w:rFonts w:ascii="Cambria Math" w:eastAsia="Cambria Math" w:hAnsi="Cambria Math" w:cs="Cambria Math"/>
+                <w:color w:val="1F3864"/>
+                <w:sz w:val="24"/>
+                <w:szCs w:val="24"/>
+              </w:rPr>
+              <w:t xml:space="preserve">  β · σ²ₜ₋₁</w:t>
             </w:r>
           </w:p>
         </w:tc>
@@ -5198,7 +9512,117 @@
           <w:sz w:val="19"/>
           <w:szCs w:val="19"/>
         </w:rPr>
-        <w:t>Where:  σ²ₜ = conditional variance at time t,   εₜ₋₁ = past residual (shock),   ω = long-run variance constant,   α = ARCH coefficient,   β = GARCH coefficient   (α + β &lt; 1 for covariance stationarity)</w:t>
+        <w:t xml:space="preserve">Where:  σ²ₜ = conditional variance at time </w:t>
+      </w:r>
+      <w:proofErr w:type="gramStart"/>
+      <w:r>
+        <w:rPr>
+          <w:i/>
+          <w:iCs/>
+          <w:color w:val="666666"/>
+          <w:sz w:val="19"/>
+          <w:szCs w:val="19"/>
+        </w:rPr>
+        <w:t xml:space="preserve">t,   </w:t>
+      </w:r>
+      <w:proofErr w:type="gramEnd"/>
+      <w:r>
+        <w:rPr>
+          <w:i/>
+          <w:iCs/>
+          <w:color w:val="666666"/>
+          <w:sz w:val="19"/>
+          <w:szCs w:val="19"/>
+        </w:rPr>
+        <w:t>εₜ₋₁ = past residual (shock</w:t>
+      </w:r>
+      <w:proofErr w:type="gramStart"/>
+      <w:r>
+        <w:rPr>
+          <w:i/>
+          <w:iCs/>
+          <w:color w:val="666666"/>
+          <w:sz w:val="19"/>
+          <w:szCs w:val="19"/>
+        </w:rPr>
+        <w:t xml:space="preserve">),   </w:t>
+      </w:r>
+      <w:proofErr w:type="gramEnd"/>
+      <w:r>
+        <w:rPr>
+          <w:i/>
+          <w:iCs/>
+          <w:color w:val="666666"/>
+          <w:sz w:val="19"/>
+          <w:szCs w:val="19"/>
+        </w:rPr>
+        <w:t xml:space="preserve">ω = long-run variance </w:t>
+      </w:r>
+      <w:proofErr w:type="gramStart"/>
+      <w:r>
+        <w:rPr>
+          <w:i/>
+          <w:iCs/>
+          <w:color w:val="666666"/>
+          <w:sz w:val="19"/>
+          <w:szCs w:val="19"/>
+        </w:rPr>
+        <w:t xml:space="preserve">constant,   </w:t>
+      </w:r>
+      <w:proofErr w:type="gramEnd"/>
+      <w:r>
+        <w:rPr>
+          <w:i/>
+          <w:iCs/>
+          <w:color w:val="666666"/>
+          <w:sz w:val="19"/>
+          <w:szCs w:val="19"/>
+        </w:rPr>
+        <w:t xml:space="preserve">α = ARCH </w:t>
+      </w:r>
+      <w:proofErr w:type="gramStart"/>
+      <w:r>
+        <w:rPr>
+          <w:i/>
+          <w:iCs/>
+          <w:color w:val="666666"/>
+          <w:sz w:val="19"/>
+          <w:szCs w:val="19"/>
+        </w:rPr>
+        <w:t xml:space="preserve">coefficient,   </w:t>
+      </w:r>
+      <w:proofErr w:type="gramEnd"/>
+      <w:r>
+        <w:rPr>
+          <w:i/>
+          <w:iCs/>
+          <w:color w:val="666666"/>
+          <w:sz w:val="19"/>
+          <w:szCs w:val="19"/>
+        </w:rPr>
+        <w:t>β = GARCH coefficient</w:t>
+      </w:r>
+      <w:proofErr w:type="gramStart"/>
+      <w:r>
+        <w:rPr>
+          <w:i/>
+          <w:iCs/>
+          <w:color w:val="666666"/>
+          <w:sz w:val="19"/>
+          <w:szCs w:val="19"/>
+        </w:rPr>
+        <w:t xml:space="preserve">   (</w:t>
+      </w:r>
+      <w:proofErr w:type="gramEnd"/>
+      <w:r>
+        <w:rPr>
+          <w:i/>
+          <w:iCs/>
+          <w:color w:val="666666"/>
+          <w:sz w:val="19"/>
+          <w:szCs w:val="19"/>
+        </w:rPr>
+        <w:t>α + β &lt; 1 for covariance stationarity)</w:t>
       </w:r>
     </w:p>
     <w:p>
@@ -5211,7 +9635,15 @@
         <w:spacing w:after="100" w:line="276" w:lineRule="auto"/>
       </w:pPr>
       <w:r>
-        <w:t>In R, this can be fitted using the rugarch package:</w:t>
+        <w:t xml:space="preserve">In R, this can be fitted using the </w:t>
+      </w:r>
+      <w:proofErr w:type="spellStart"/>
+      <w:r>
+        <w:t>rugarch</w:t>
+      </w:r>
+      <w:proofErr w:type="spellEnd"/>
+      <w:r>
+        <w:t xml:space="preserve"> package:</w:t>
       </w:r>
     </w:p>
     <w:tbl>
@@ -5235,12 +9667,6 @@
         <w:gridCol w:w="9360"/>
       </w:tblGrid>
       <w:tr>
-        <w:tblPrEx>
-          <w:tblCellMar>
-            <w:top w:w="0" w:type="dxa"/>
-            <w:bottom w:w="0" w:type="dxa"/>
-          </w:tblCellMar>
-        </w:tblPrEx>
         <w:tc>
           <w:tcPr>
             <w:tcW w:w="9360" w:type="dxa"/>
@@ -5262,14 +9688,47 @@
             <w:pPr>
               <w:shd w:val="clear" w:color="auto" w:fill="F2F2F2"/>
             </w:pPr>
-            <w:r>
-              <w:rPr>
-                <w:rFonts w:ascii="Courier New" w:eastAsia="Courier New" w:hAnsi="Courier New" w:cs="Courier New"/>
-                <w:color w:val="1A1A1A"/>
-                <w:sz w:val="18"/>
-                <w:szCs w:val="18"/>
-              </w:rPr>
-              <w:t>install.packages("rugarch")</w:t>
+            <w:proofErr w:type="spellStart"/>
+            <w:proofErr w:type="gramStart"/>
+            <w:r>
+              <w:rPr>
+                <w:rFonts w:ascii="Courier New" w:eastAsia="Courier New" w:hAnsi="Courier New" w:cs="Courier New"/>
+                <w:color w:val="1A1A1A"/>
+                <w:sz w:val="18"/>
+                <w:szCs w:val="18"/>
+              </w:rPr>
+              <w:t>install.packages</w:t>
+            </w:r>
+            <w:proofErr w:type="spellEnd"/>
+            <w:proofErr w:type="gramEnd"/>
+            <w:r>
+              <w:rPr>
+                <w:rFonts w:ascii="Courier New" w:eastAsia="Courier New" w:hAnsi="Courier New" w:cs="Courier New"/>
+                <w:color w:val="1A1A1A"/>
+                <w:sz w:val="18"/>
+                <w:szCs w:val="18"/>
+              </w:rPr>
+              <w:t>("</w:t>
+            </w:r>
+            <w:proofErr w:type="spellStart"/>
+            <w:r>
+              <w:rPr>
+                <w:rFonts w:ascii="Courier New" w:eastAsia="Courier New" w:hAnsi="Courier New" w:cs="Courier New"/>
+                <w:color w:val="1A1A1A"/>
+                <w:sz w:val="18"/>
+                <w:szCs w:val="18"/>
+              </w:rPr>
+              <w:t>rugarch</w:t>
+            </w:r>
+            <w:proofErr w:type="spellEnd"/>
+            <w:r>
+              <w:rPr>
+                <w:rFonts w:ascii="Courier New" w:eastAsia="Courier New" w:hAnsi="Courier New" w:cs="Courier New"/>
+                <w:color w:val="1A1A1A"/>
+                <w:sz w:val="18"/>
+                <w:szCs w:val="18"/>
+              </w:rPr>
+              <w:t>")</w:t>
             </w:r>
           </w:p>
           <w:p>
@@ -5283,7 +9742,27 @@
                 <w:sz w:val="18"/>
                 <w:szCs w:val="18"/>
               </w:rPr>
-              <w:t>library(rugarch)</w:t>
+              <w:t>library(</w:t>
+            </w:r>
+            <w:proofErr w:type="spellStart"/>
+            <w:r>
+              <w:rPr>
+                <w:rFonts w:ascii="Courier New" w:eastAsia="Courier New" w:hAnsi="Courier New" w:cs="Courier New"/>
+                <w:color w:val="1A1A1A"/>
+                <w:sz w:val="18"/>
+                <w:szCs w:val="18"/>
+              </w:rPr>
+              <w:t>rugarch</w:t>
+            </w:r>
+            <w:proofErr w:type="spellEnd"/>
+            <w:r>
+              <w:rPr>
+                <w:rFonts w:ascii="Courier New" w:eastAsia="Courier New" w:hAnsi="Courier New" w:cs="Courier New"/>
+                <w:color w:val="1A1A1A"/>
+                <w:sz w:val="18"/>
+                <w:szCs w:val="18"/>
+              </w:rPr>
+              <w:t>)</w:t>
             </w:r>
           </w:p>
           <w:p>
@@ -5302,7 +9781,47 @@
                 <w:sz w:val="18"/>
                 <w:szCs w:val="18"/>
               </w:rPr>
-              <w:t># Specify a GARCH(1,1) model with ARMA(0,0) mean equation</w:t>
+              <w:t xml:space="preserve"># Specify a </w:t>
+            </w:r>
+            <w:proofErr w:type="gramStart"/>
+            <w:r>
+              <w:rPr>
+                <w:rFonts w:ascii="Courier New" w:eastAsia="Courier New" w:hAnsi="Courier New" w:cs="Courier New"/>
+                <w:color w:val="1A1A1A"/>
+                <w:sz w:val="18"/>
+                <w:szCs w:val="18"/>
+              </w:rPr>
+              <w:t>GARCH(</w:t>
+            </w:r>
+            <w:proofErr w:type="gramEnd"/>
+            <w:r>
+              <w:rPr>
+                <w:rFonts w:ascii="Courier New" w:eastAsia="Courier New" w:hAnsi="Courier New" w:cs="Courier New"/>
+                <w:color w:val="1A1A1A"/>
+                <w:sz w:val="18"/>
+                <w:szCs w:val="18"/>
+              </w:rPr>
+              <w:t xml:space="preserve">1,1) model with </w:t>
+            </w:r>
+            <w:proofErr w:type="gramStart"/>
+            <w:r>
+              <w:rPr>
+                <w:rFonts w:ascii="Courier New" w:eastAsia="Courier New" w:hAnsi="Courier New" w:cs="Courier New"/>
+                <w:color w:val="1A1A1A"/>
+                <w:sz w:val="18"/>
+                <w:szCs w:val="18"/>
+              </w:rPr>
+              <w:t>ARMA(</w:t>
+            </w:r>
+            <w:proofErr w:type="gramEnd"/>
+            <w:r>
+              <w:rPr>
+                <w:rFonts w:ascii="Courier New" w:eastAsia="Courier New" w:hAnsi="Courier New" w:cs="Courier New"/>
+                <w:color w:val="1A1A1A"/>
+                <w:sz w:val="18"/>
+                <w:szCs w:val="18"/>
+              </w:rPr>
+              <w:t>0,0) mean equation</w:t>
             </w:r>
           </w:p>
           <w:p>
@@ -5316,8 +9835,30 @@
                 <w:sz w:val="18"/>
                 <w:szCs w:val="18"/>
               </w:rPr>
-              <w:t>spec &lt;- ugarchspec(</w:t>
-            </w:r>
+              <w:t xml:space="preserve">spec &lt;- </w:t>
+            </w:r>
+            <w:proofErr w:type="spellStart"/>
+            <w:proofErr w:type="gramStart"/>
+            <w:r>
+              <w:rPr>
+                <w:rFonts w:ascii="Courier New" w:eastAsia="Courier New" w:hAnsi="Courier New" w:cs="Courier New"/>
+                <w:color w:val="1A1A1A"/>
+                <w:sz w:val="18"/>
+                <w:szCs w:val="18"/>
+              </w:rPr>
+              <w:t>ugarchspec</w:t>
+            </w:r>
+            <w:proofErr w:type="spellEnd"/>
+            <w:r>
+              <w:rPr>
+                <w:rFonts w:ascii="Courier New" w:eastAsia="Courier New" w:hAnsi="Courier New" w:cs="Courier New"/>
+                <w:color w:val="1A1A1A"/>
+                <w:sz w:val="18"/>
+                <w:szCs w:val="18"/>
+              </w:rPr>
+              <w:t>(</w:t>
+            </w:r>
+            <w:proofErr w:type="gramEnd"/>
           </w:p>
           <w:p>
             <w:pPr>
@@ -5330,7 +9871,109 @@
                 <w:sz w:val="18"/>
                 <w:szCs w:val="18"/>
               </w:rPr>
-              <w:t xml:space="preserve">  variance.model = list(model = "sGARCH", garchOrder = c(1, 1)),</w:t>
+              <w:t xml:space="preserve">  </w:t>
+            </w:r>
+            <w:proofErr w:type="spellStart"/>
+            <w:proofErr w:type="gramStart"/>
+            <w:r>
+              <w:rPr>
+                <w:rFonts w:ascii="Courier New" w:eastAsia="Courier New" w:hAnsi="Courier New" w:cs="Courier New"/>
+                <w:color w:val="1A1A1A"/>
+                <w:sz w:val="18"/>
+                <w:szCs w:val="18"/>
+              </w:rPr>
+              <w:t>variance.model</w:t>
+            </w:r>
+            <w:proofErr w:type="spellEnd"/>
+            <w:proofErr w:type="gramEnd"/>
+            <w:r>
+              <w:rPr>
+                <w:rFonts w:ascii="Courier New" w:eastAsia="Courier New" w:hAnsi="Courier New" w:cs="Courier New"/>
+                <w:color w:val="1A1A1A"/>
+                <w:sz w:val="18"/>
+                <w:szCs w:val="18"/>
+              </w:rPr>
+              <w:t xml:space="preserve"> = </w:t>
+            </w:r>
+            <w:proofErr w:type="gramStart"/>
+            <w:r>
+              <w:rPr>
+                <w:rFonts w:ascii="Courier New" w:eastAsia="Courier New" w:hAnsi="Courier New" w:cs="Courier New"/>
+                <w:color w:val="1A1A1A"/>
+                <w:sz w:val="18"/>
+                <w:szCs w:val="18"/>
+              </w:rPr>
+              <w:t>list(</w:t>
+            </w:r>
+            <w:proofErr w:type="gramEnd"/>
+            <w:r>
+              <w:rPr>
+                <w:rFonts w:ascii="Courier New" w:eastAsia="Courier New" w:hAnsi="Courier New" w:cs="Courier New"/>
+                <w:color w:val="1A1A1A"/>
+                <w:sz w:val="18"/>
+                <w:szCs w:val="18"/>
+              </w:rPr>
+              <w:t>model = "</w:t>
+            </w:r>
+            <w:proofErr w:type="spellStart"/>
+            <w:r>
+              <w:rPr>
+                <w:rFonts w:ascii="Courier New" w:eastAsia="Courier New" w:hAnsi="Courier New" w:cs="Courier New"/>
+                <w:color w:val="1A1A1A"/>
+                <w:sz w:val="18"/>
+                <w:szCs w:val="18"/>
+              </w:rPr>
+              <w:t>sGARCH</w:t>
+            </w:r>
+            <w:proofErr w:type="spellEnd"/>
+            <w:r>
+              <w:rPr>
+                <w:rFonts w:ascii="Courier New" w:eastAsia="Courier New" w:hAnsi="Courier New" w:cs="Courier New"/>
+                <w:color w:val="1A1A1A"/>
+                <w:sz w:val="18"/>
+                <w:szCs w:val="18"/>
+              </w:rPr>
+              <w:t xml:space="preserve">", </w:t>
+            </w:r>
+            <w:proofErr w:type="spellStart"/>
+            <w:r>
+              <w:rPr>
+                <w:rFonts w:ascii="Courier New" w:eastAsia="Courier New" w:hAnsi="Courier New" w:cs="Courier New"/>
+                <w:color w:val="1A1A1A"/>
+                <w:sz w:val="18"/>
+                <w:szCs w:val="18"/>
+              </w:rPr>
+              <w:t>garchOrder</w:t>
+            </w:r>
+            <w:proofErr w:type="spellEnd"/>
+            <w:r>
+              <w:rPr>
+                <w:rFonts w:ascii="Courier New" w:eastAsia="Courier New" w:hAnsi="Courier New" w:cs="Courier New"/>
+                <w:color w:val="1A1A1A"/>
+                <w:sz w:val="18"/>
+                <w:szCs w:val="18"/>
+              </w:rPr>
+              <w:t xml:space="preserve"> = </w:t>
+            </w:r>
+            <w:proofErr w:type="gramStart"/>
+            <w:r>
+              <w:rPr>
+                <w:rFonts w:ascii="Courier New" w:eastAsia="Courier New" w:hAnsi="Courier New" w:cs="Courier New"/>
+                <w:color w:val="1A1A1A"/>
+                <w:sz w:val="18"/>
+                <w:szCs w:val="18"/>
+              </w:rPr>
+              <w:t>c(</w:t>
+            </w:r>
+            <w:proofErr w:type="gramEnd"/>
+            <w:r>
+              <w:rPr>
+                <w:rFonts w:ascii="Courier New" w:eastAsia="Courier New" w:hAnsi="Courier New" w:cs="Courier New"/>
+                <w:color w:val="1A1A1A"/>
+                <w:sz w:val="18"/>
+                <w:szCs w:val="18"/>
+              </w:rPr>
+              <w:t>1, 1)),</w:t>
             </w:r>
           </w:p>
           <w:p>
@@ -5344,7 +9987,102 @@
                 <w:sz w:val="18"/>
                 <w:szCs w:val="18"/>
               </w:rPr>
-              <w:t xml:space="preserve">  mean.model     = list(armaOrder = c(0, 0), include.mean = TRUE),</w:t>
+              <w:t xml:space="preserve">  </w:t>
+            </w:r>
+            <w:proofErr w:type="spellStart"/>
+            <w:proofErr w:type="gramStart"/>
+            <w:r>
+              <w:rPr>
+                <w:rFonts w:ascii="Courier New" w:eastAsia="Courier New" w:hAnsi="Courier New" w:cs="Courier New"/>
+                <w:color w:val="1A1A1A"/>
+                <w:sz w:val="18"/>
+                <w:szCs w:val="18"/>
+              </w:rPr>
+              <w:t>mean.model</w:t>
+            </w:r>
+            <w:proofErr w:type="spellEnd"/>
+            <w:proofErr w:type="gramEnd"/>
+            <w:r>
+              <w:rPr>
+                <w:rFonts w:ascii="Courier New" w:eastAsia="Courier New" w:hAnsi="Courier New" w:cs="Courier New"/>
+                <w:color w:val="1A1A1A"/>
+                <w:sz w:val="18"/>
+                <w:szCs w:val="18"/>
+              </w:rPr>
+              <w:t xml:space="preserve">     = </w:t>
+            </w:r>
+            <w:proofErr w:type="gramStart"/>
+            <w:r>
+              <w:rPr>
+                <w:rFonts w:ascii="Courier New" w:eastAsia="Courier New" w:hAnsi="Courier New" w:cs="Courier New"/>
+                <w:color w:val="1A1A1A"/>
+                <w:sz w:val="18"/>
+                <w:szCs w:val="18"/>
+              </w:rPr>
+              <w:t>list(</w:t>
+            </w:r>
+            <w:proofErr w:type="spellStart"/>
+            <w:proofErr w:type="gramEnd"/>
+            <w:r>
+              <w:rPr>
+                <w:rFonts w:ascii="Courier New" w:eastAsia="Courier New" w:hAnsi="Courier New" w:cs="Courier New"/>
+                <w:color w:val="1A1A1A"/>
+                <w:sz w:val="18"/>
+                <w:szCs w:val="18"/>
+              </w:rPr>
+              <w:t>armaOrder</w:t>
+            </w:r>
+            <w:proofErr w:type="spellEnd"/>
+            <w:r>
+              <w:rPr>
+                <w:rFonts w:ascii="Courier New" w:eastAsia="Courier New" w:hAnsi="Courier New" w:cs="Courier New"/>
+                <w:color w:val="1A1A1A"/>
+                <w:sz w:val="18"/>
+                <w:szCs w:val="18"/>
+              </w:rPr>
+              <w:t xml:space="preserve"> = </w:t>
+            </w:r>
+            <w:proofErr w:type="gramStart"/>
+            <w:r>
+              <w:rPr>
+                <w:rFonts w:ascii="Courier New" w:eastAsia="Courier New" w:hAnsi="Courier New" w:cs="Courier New"/>
+                <w:color w:val="1A1A1A"/>
+                <w:sz w:val="18"/>
+                <w:szCs w:val="18"/>
+              </w:rPr>
+              <w:t>c(</w:t>
+            </w:r>
+            <w:proofErr w:type="gramEnd"/>
+            <w:r>
+              <w:rPr>
+                <w:rFonts w:ascii="Courier New" w:eastAsia="Courier New" w:hAnsi="Courier New" w:cs="Courier New"/>
+                <w:color w:val="1A1A1A"/>
+                <w:sz w:val="18"/>
+                <w:szCs w:val="18"/>
+              </w:rPr>
+              <w:t xml:space="preserve">0, 0), </w:t>
+            </w:r>
+            <w:proofErr w:type="spellStart"/>
+            <w:proofErr w:type="gramStart"/>
+            <w:r>
+              <w:rPr>
+                <w:rFonts w:ascii="Courier New" w:eastAsia="Courier New" w:hAnsi="Courier New" w:cs="Courier New"/>
+                <w:color w:val="1A1A1A"/>
+                <w:sz w:val="18"/>
+                <w:szCs w:val="18"/>
+              </w:rPr>
+              <w:t>include.mean</w:t>
+            </w:r>
+            <w:proofErr w:type="spellEnd"/>
+            <w:proofErr w:type="gramEnd"/>
+            <w:r>
+              <w:rPr>
+                <w:rFonts w:ascii="Courier New" w:eastAsia="Courier New" w:hAnsi="Courier New" w:cs="Courier New"/>
+                <w:color w:val="1A1A1A"/>
+                <w:sz w:val="18"/>
+                <w:szCs w:val="18"/>
+              </w:rPr>
+              <w:t xml:space="preserve"> = TRUE),</w:t>
             </w:r>
           </w:p>
           <w:p>
@@ -5358,7 +10096,29 @@
                 <w:sz w:val="18"/>
                 <w:szCs w:val="18"/>
               </w:rPr>
-              <w:t xml:space="preserve">  distribution.model = "norm"</w:t>
+              <w:t xml:space="preserve">  </w:t>
+            </w:r>
+            <w:proofErr w:type="spellStart"/>
+            <w:proofErr w:type="gramStart"/>
+            <w:r>
+              <w:rPr>
+                <w:rFonts w:ascii="Courier New" w:eastAsia="Courier New" w:hAnsi="Courier New" w:cs="Courier New"/>
+                <w:color w:val="1A1A1A"/>
+                <w:sz w:val="18"/>
+                <w:szCs w:val="18"/>
+              </w:rPr>
+              <w:t>distribution.model</w:t>
+            </w:r>
+            <w:proofErr w:type="spellEnd"/>
+            <w:proofErr w:type="gramEnd"/>
+            <w:r>
+              <w:rPr>
+                <w:rFonts w:ascii="Courier New" w:eastAsia="Courier New" w:hAnsi="Courier New" w:cs="Courier New"/>
+                <w:color w:val="1A1A1A"/>
+                <w:sz w:val="18"/>
+                <w:szCs w:val="18"/>
+              </w:rPr>
+              <w:t xml:space="preserve"> = "norm"</w:t>
             </w:r>
           </w:p>
           <w:p>
@@ -5398,14 +10158,76 @@
             <w:pPr>
               <w:shd w:val="clear" w:color="auto" w:fill="F2F2F2"/>
             </w:pPr>
-            <w:r>
-              <w:rPr>
-                <w:rFonts w:ascii="Courier New" w:eastAsia="Courier New" w:hAnsi="Courier New" w:cs="Courier New"/>
-                <w:color w:val="1A1A1A"/>
-                <w:sz w:val="18"/>
-                <w:szCs w:val="18"/>
-              </w:rPr>
-              <w:t>garch_fit &lt;- ugarchfit(spec = spec, data = diff_vec)</w:t>
+            <w:proofErr w:type="spellStart"/>
+            <w:r>
+              <w:rPr>
+                <w:rFonts w:ascii="Courier New" w:eastAsia="Courier New" w:hAnsi="Courier New" w:cs="Courier New"/>
+                <w:color w:val="1A1A1A"/>
+                <w:sz w:val="18"/>
+                <w:szCs w:val="18"/>
+              </w:rPr>
+              <w:t>garch_fit</w:t>
+            </w:r>
+            <w:proofErr w:type="spellEnd"/>
+            <w:r>
+              <w:rPr>
+                <w:rFonts w:ascii="Courier New" w:eastAsia="Courier New" w:hAnsi="Courier New" w:cs="Courier New"/>
+                <w:color w:val="1A1A1A"/>
+                <w:sz w:val="18"/>
+                <w:szCs w:val="18"/>
+              </w:rPr>
+              <w:t xml:space="preserve"> &lt;- </w:t>
+            </w:r>
+            <w:proofErr w:type="spellStart"/>
+            <w:proofErr w:type="gramStart"/>
+            <w:r>
+              <w:rPr>
+                <w:rFonts w:ascii="Courier New" w:eastAsia="Courier New" w:hAnsi="Courier New" w:cs="Courier New"/>
+                <w:color w:val="1A1A1A"/>
+                <w:sz w:val="18"/>
+                <w:szCs w:val="18"/>
+              </w:rPr>
+              <w:t>ugarchfit</w:t>
+            </w:r>
+            <w:proofErr w:type="spellEnd"/>
+            <w:r>
+              <w:rPr>
+                <w:rFonts w:ascii="Courier New" w:eastAsia="Courier New" w:hAnsi="Courier New" w:cs="Courier New"/>
+                <w:color w:val="1A1A1A"/>
+                <w:sz w:val="18"/>
+                <w:szCs w:val="18"/>
+              </w:rPr>
+              <w:t>(</w:t>
+            </w:r>
+            <w:proofErr w:type="gramEnd"/>
+            <w:r>
+              <w:rPr>
+                <w:rFonts w:ascii="Courier New" w:eastAsia="Courier New" w:hAnsi="Courier New" w:cs="Courier New"/>
+                <w:color w:val="1A1A1A"/>
+                <w:sz w:val="18"/>
+                <w:szCs w:val="18"/>
+              </w:rPr>
+              <w:t xml:space="preserve">spec = spec, data = </w:t>
+            </w:r>
+            <w:proofErr w:type="spellStart"/>
+            <w:r>
+              <w:rPr>
+                <w:rFonts w:ascii="Courier New" w:eastAsia="Courier New" w:hAnsi="Courier New" w:cs="Courier New"/>
+                <w:color w:val="1A1A1A"/>
+                <w:sz w:val="18"/>
+                <w:szCs w:val="18"/>
+              </w:rPr>
+              <w:t>diff_vec</w:t>
+            </w:r>
+            <w:proofErr w:type="spellEnd"/>
+            <w:r>
+              <w:rPr>
+                <w:rFonts w:ascii="Courier New" w:eastAsia="Courier New" w:hAnsi="Courier New" w:cs="Courier New"/>
+                <w:color w:val="1A1A1A"/>
+                <w:sz w:val="18"/>
+                <w:szCs w:val="18"/>
+              </w:rPr>
+              <w:t>)</w:t>
             </w:r>
           </w:p>
           <w:p>
@@ -5419,7 +10241,27 @@
                 <w:sz w:val="18"/>
                 <w:szCs w:val="18"/>
               </w:rPr>
-              <w:t>show(garch_fit)</w:t>
+              <w:t>show(</w:t>
+            </w:r>
+            <w:proofErr w:type="spellStart"/>
+            <w:r>
+              <w:rPr>
+                <w:rFonts w:ascii="Courier New" w:eastAsia="Courier New" w:hAnsi="Courier New" w:cs="Courier New"/>
+                <w:color w:val="1A1A1A"/>
+                <w:sz w:val="18"/>
+                <w:szCs w:val="18"/>
+              </w:rPr>
+              <w:t>garch_fit</w:t>
+            </w:r>
+            <w:proofErr w:type="spellEnd"/>
+            <w:r>
+              <w:rPr>
+                <w:rFonts w:ascii="Courier New" w:eastAsia="Courier New" w:hAnsi="Courier New" w:cs="Courier New"/>
+                <w:color w:val="1A1A1A"/>
+                <w:sz w:val="18"/>
+                <w:szCs w:val="18"/>
+              </w:rPr>
+              <w:t>)</w:t>
             </w:r>
           </w:p>
         </w:tc>
@@ -5465,7 +10307,6 @@
           <w:b/>
           <w:bCs/>
         </w:rPr>
-        <w:lastRenderedPageBreak/>
         <w:t xml:space="preserve">EGARCH (Exponential GARCH): </w:t>
       </w:r>
       <w:r>
@@ -5506,6 +10347,7 @@
           <w:b/>
           <w:bCs/>
         </w:rPr>
+        <w:lastRenderedPageBreak/>
         <w:t xml:space="preserve">HAR (Heterogeneous Autoregressive) Model: </w:t>
       </w:r>
       <w:r>
@@ -5599,12 +10441,6 @@
         <w:gridCol w:w="9360"/>
       </w:tblGrid>
       <w:tr>
-        <w:tblPrEx>
-          <w:tblCellMar>
-            <w:top w:w="0" w:type="dxa"/>
-            <w:bottom w:w="0" w:type="dxa"/>
-          </w:tblCellMar>
-        </w:tblPrEx>
         <w:tc>
           <w:tcPr>
             <w:tcW w:w="9360" w:type="dxa"/>
@@ -5694,7 +10530,87 @@
                 <w:sz w:val="18"/>
                 <w:szCs w:val="18"/>
               </w:rPr>
-              <w:t>#   MAE  = mean(|y_actual - y_pred|)</w:t>
+              <w:t xml:space="preserve">#   </w:t>
+            </w:r>
+            <w:proofErr w:type="gramStart"/>
+            <w:r>
+              <w:rPr>
+                <w:rFonts w:ascii="Courier New" w:eastAsia="Courier New" w:hAnsi="Courier New" w:cs="Courier New"/>
+                <w:color w:val="1A1A1A"/>
+                <w:sz w:val="18"/>
+                <w:szCs w:val="18"/>
+              </w:rPr>
+              <w:t>MAE  =</w:t>
+            </w:r>
+            <w:proofErr w:type="gramEnd"/>
+            <w:r>
+              <w:rPr>
+                <w:rFonts w:ascii="Courier New" w:eastAsia="Courier New" w:hAnsi="Courier New" w:cs="Courier New"/>
+                <w:color w:val="1A1A1A"/>
+                <w:sz w:val="18"/>
+                <w:szCs w:val="18"/>
+              </w:rPr>
+              <w:t xml:space="preserve"> </w:t>
+            </w:r>
+            <w:proofErr w:type="gramStart"/>
+            <w:r>
+              <w:rPr>
+                <w:rFonts w:ascii="Courier New" w:eastAsia="Courier New" w:hAnsi="Courier New" w:cs="Courier New"/>
+                <w:color w:val="1A1A1A"/>
+                <w:sz w:val="18"/>
+                <w:szCs w:val="18"/>
+              </w:rPr>
+              <w:t>mean(</w:t>
+            </w:r>
+            <w:proofErr w:type="gramEnd"/>
+            <w:r>
+              <w:rPr>
+                <w:rFonts w:ascii="Courier New" w:eastAsia="Courier New" w:hAnsi="Courier New" w:cs="Courier New"/>
+                <w:color w:val="1A1A1A"/>
+                <w:sz w:val="18"/>
+                <w:szCs w:val="18"/>
+              </w:rPr>
+              <w:t>|</w:t>
+            </w:r>
+            <w:proofErr w:type="spellStart"/>
+            <w:r>
+              <w:rPr>
+                <w:rFonts w:ascii="Courier New" w:eastAsia="Courier New" w:hAnsi="Courier New" w:cs="Courier New"/>
+                <w:color w:val="1A1A1A"/>
+                <w:sz w:val="18"/>
+                <w:szCs w:val="18"/>
+              </w:rPr>
+              <w:t>y_actual</w:t>
+            </w:r>
+            <w:proofErr w:type="spellEnd"/>
+            <w:r>
+              <w:rPr>
+                <w:rFonts w:ascii="Courier New" w:eastAsia="Courier New" w:hAnsi="Courier New" w:cs="Courier New"/>
+                <w:color w:val="1A1A1A"/>
+                <w:sz w:val="18"/>
+                <w:szCs w:val="18"/>
+              </w:rPr>
+              <w:t xml:space="preserve"> - </w:t>
+            </w:r>
+            <w:proofErr w:type="spellStart"/>
+            <w:r>
+              <w:rPr>
+                <w:rFonts w:ascii="Courier New" w:eastAsia="Courier New" w:hAnsi="Courier New" w:cs="Courier New"/>
+                <w:color w:val="1A1A1A"/>
+                <w:sz w:val="18"/>
+                <w:szCs w:val="18"/>
+              </w:rPr>
+              <w:t>y_pred</w:t>
+            </w:r>
+            <w:proofErr w:type="spellEnd"/>
+            <w:r>
+              <w:rPr>
+                <w:rFonts w:ascii="Courier New" w:eastAsia="Courier New" w:hAnsi="Courier New" w:cs="Courier New"/>
+                <w:color w:val="1A1A1A"/>
+                <w:sz w:val="18"/>
+                <w:szCs w:val="18"/>
+              </w:rPr>
+              <w:t>|)</w:t>
             </w:r>
           </w:p>
           <w:p>
@@ -5708,7 +10624,87 @@
                 <w:sz w:val="18"/>
                 <w:szCs w:val="18"/>
               </w:rPr>
-              <w:t>#   RMSE = sqrt(mean((y_actual - y_pred)^2))</w:t>
+              <w:t xml:space="preserve">#   RMSE = </w:t>
+            </w:r>
+            <w:proofErr w:type="gramStart"/>
+            <w:r>
+              <w:rPr>
+                <w:rFonts w:ascii="Courier New" w:eastAsia="Courier New" w:hAnsi="Courier New" w:cs="Courier New"/>
+                <w:color w:val="1A1A1A"/>
+                <w:sz w:val="18"/>
+                <w:szCs w:val="18"/>
+              </w:rPr>
+              <w:t>sqrt(mean(</w:t>
+            </w:r>
+            <w:proofErr w:type="gramEnd"/>
+            <w:r>
+              <w:rPr>
+                <w:rFonts w:ascii="Courier New" w:eastAsia="Courier New" w:hAnsi="Courier New" w:cs="Courier New"/>
+                <w:color w:val="1A1A1A"/>
+                <w:sz w:val="18"/>
+                <w:szCs w:val="18"/>
+              </w:rPr>
+              <w:t>(</w:t>
+            </w:r>
+            <w:proofErr w:type="spellStart"/>
+            <w:r>
+              <w:rPr>
+                <w:rFonts w:ascii="Courier New" w:eastAsia="Courier New" w:hAnsi="Courier New" w:cs="Courier New"/>
+                <w:color w:val="1A1A1A"/>
+                <w:sz w:val="18"/>
+                <w:szCs w:val="18"/>
+              </w:rPr>
+              <w:t>y_actual</w:t>
+            </w:r>
+            <w:proofErr w:type="spellEnd"/>
+            <w:r>
+              <w:rPr>
+                <w:rFonts w:ascii="Courier New" w:eastAsia="Courier New" w:hAnsi="Courier New" w:cs="Courier New"/>
+                <w:color w:val="1A1A1A"/>
+                <w:sz w:val="18"/>
+                <w:szCs w:val="18"/>
+              </w:rPr>
+              <w:t xml:space="preserve"> - </w:t>
+            </w:r>
+            <w:proofErr w:type="spellStart"/>
+            <w:r>
+              <w:rPr>
+                <w:rFonts w:ascii="Courier New" w:eastAsia="Courier New" w:hAnsi="Courier New" w:cs="Courier New"/>
+                <w:color w:val="1A1A1A"/>
+                <w:sz w:val="18"/>
+                <w:szCs w:val="18"/>
+              </w:rPr>
+              <w:t>y_</w:t>
+            </w:r>
+            <w:proofErr w:type="gramStart"/>
+            <w:r>
+              <w:rPr>
+                <w:rFonts w:ascii="Courier New" w:eastAsia="Courier New" w:hAnsi="Courier New" w:cs="Courier New"/>
+                <w:color w:val="1A1A1A"/>
+                <w:sz w:val="18"/>
+                <w:szCs w:val="18"/>
+              </w:rPr>
+              <w:t>pred</w:t>
+            </w:r>
+            <w:proofErr w:type="spellEnd"/>
+            <w:r>
+              <w:rPr>
+                <w:rFonts w:ascii="Courier New" w:eastAsia="Courier New" w:hAnsi="Courier New" w:cs="Courier New"/>
+                <w:color w:val="1A1A1A"/>
+                <w:sz w:val="18"/>
+                <w:szCs w:val="18"/>
+              </w:rPr>
+              <w:t>)^</w:t>
+            </w:r>
+            <w:proofErr w:type="gramEnd"/>
+            <w:r>
+              <w:rPr>
+                <w:rFonts w:ascii="Courier New" w:eastAsia="Courier New" w:hAnsi="Courier New" w:cs="Courier New"/>
+                <w:color w:val="1A1A1A"/>
+                <w:sz w:val="18"/>
+                <w:szCs w:val="18"/>
+              </w:rPr>
+              <w:t>2))</w:t>
             </w:r>
           </w:p>
           <w:p>
@@ -5722,7 +10718,87 @@
                 <w:sz w:val="18"/>
                 <w:szCs w:val="18"/>
               </w:rPr>
-              <w:t>#   MAPE = mean(|y_actual - y_pred| / y_actual) * 100</w:t>
+              <w:t xml:space="preserve">#   MAPE = </w:t>
+            </w:r>
+            <w:proofErr w:type="gramStart"/>
+            <w:r>
+              <w:rPr>
+                <w:rFonts w:ascii="Courier New" w:eastAsia="Courier New" w:hAnsi="Courier New" w:cs="Courier New"/>
+                <w:color w:val="1A1A1A"/>
+                <w:sz w:val="18"/>
+                <w:szCs w:val="18"/>
+              </w:rPr>
+              <w:t>mean(</w:t>
+            </w:r>
+            <w:proofErr w:type="gramEnd"/>
+            <w:r>
+              <w:rPr>
+                <w:rFonts w:ascii="Courier New" w:eastAsia="Courier New" w:hAnsi="Courier New" w:cs="Courier New"/>
+                <w:color w:val="1A1A1A"/>
+                <w:sz w:val="18"/>
+                <w:szCs w:val="18"/>
+              </w:rPr>
+              <w:t>|</w:t>
+            </w:r>
+            <w:proofErr w:type="spellStart"/>
+            <w:r>
+              <w:rPr>
+                <w:rFonts w:ascii="Courier New" w:eastAsia="Courier New" w:hAnsi="Courier New" w:cs="Courier New"/>
+                <w:color w:val="1A1A1A"/>
+                <w:sz w:val="18"/>
+                <w:szCs w:val="18"/>
+              </w:rPr>
+              <w:t>y_actual</w:t>
+            </w:r>
+            <w:proofErr w:type="spellEnd"/>
+            <w:r>
+              <w:rPr>
+                <w:rFonts w:ascii="Courier New" w:eastAsia="Courier New" w:hAnsi="Courier New" w:cs="Courier New"/>
+                <w:color w:val="1A1A1A"/>
+                <w:sz w:val="18"/>
+                <w:szCs w:val="18"/>
+              </w:rPr>
+              <w:t xml:space="preserve"> - </w:t>
+            </w:r>
+            <w:proofErr w:type="spellStart"/>
+            <w:r>
+              <w:rPr>
+                <w:rFonts w:ascii="Courier New" w:eastAsia="Courier New" w:hAnsi="Courier New" w:cs="Courier New"/>
+                <w:color w:val="1A1A1A"/>
+                <w:sz w:val="18"/>
+                <w:szCs w:val="18"/>
+              </w:rPr>
+              <w:t>y_pred</w:t>
+            </w:r>
+            <w:proofErr w:type="spellEnd"/>
+            <w:r>
+              <w:rPr>
+                <w:rFonts w:ascii="Courier New" w:eastAsia="Courier New" w:hAnsi="Courier New" w:cs="Courier New"/>
+                <w:color w:val="1A1A1A"/>
+                <w:sz w:val="18"/>
+                <w:szCs w:val="18"/>
+              </w:rPr>
+              <w:t xml:space="preserve">| / </w:t>
+            </w:r>
+            <w:proofErr w:type="spellStart"/>
+            <w:r>
+              <w:rPr>
+                <w:rFonts w:ascii="Courier New" w:eastAsia="Courier New" w:hAnsi="Courier New" w:cs="Courier New"/>
+                <w:color w:val="1A1A1A"/>
+                <w:sz w:val="18"/>
+                <w:szCs w:val="18"/>
+              </w:rPr>
+              <w:t>y_actual</w:t>
+            </w:r>
+            <w:proofErr w:type="spellEnd"/>
+            <w:r>
+              <w:rPr>
+                <w:rFonts w:ascii="Courier New" w:eastAsia="Courier New" w:hAnsi="Courier New" w:cs="Courier New"/>
+                <w:color w:val="1A1A1A"/>
+                <w:sz w:val="18"/>
+                <w:szCs w:val="18"/>
+              </w:rPr>
+              <w:t>) * 100</w:t>
             </w:r>
           </w:p>
           <w:p>
@@ -5755,7 +10831,27 @@
                 <w:sz w:val="18"/>
                 <w:szCs w:val="18"/>
               </w:rPr>
-              <w:t>#   Likelihood ratio test vs. GARCH(1,1) baseline</w:t>
+              <w:t xml:space="preserve">#   Likelihood ratio test vs. </w:t>
+            </w:r>
+            <w:proofErr w:type="gramStart"/>
+            <w:r>
+              <w:rPr>
+                <w:rFonts w:ascii="Courier New" w:eastAsia="Courier New" w:hAnsi="Courier New" w:cs="Courier New"/>
+                <w:color w:val="1A1A1A"/>
+                <w:sz w:val="18"/>
+                <w:szCs w:val="18"/>
+              </w:rPr>
+              <w:t>GARCH(</w:t>
+            </w:r>
+            <w:proofErr w:type="gramEnd"/>
+            <w:r>
+              <w:rPr>
+                <w:rFonts w:ascii="Courier New" w:eastAsia="Courier New" w:hAnsi="Courier New" w:cs="Courier New"/>
+                <w:color w:val="1A1A1A"/>
+                <w:sz w:val="18"/>
+                <w:szCs w:val="18"/>
+              </w:rPr>
+              <w:t>1,1) baseline</w:t>
             </w:r>
           </w:p>
           <w:p>
@@ -5867,14 +10963,31 @@
           <w:bCs/>
           <w:color w:val="1F3864"/>
         </w:rPr>
-        <w:t xml:space="preserve">[1]  </w:t>
-      </w:r>
+        <w:t>[1</w:t>
+      </w:r>
+      <w:proofErr w:type="gramStart"/>
       <w:r>
         <w:rPr>
           <w:b/>
           <w:bCs/>
-        </w:rPr>
-        <w:t xml:space="preserve">OpenAI. </w:t>
+          <w:color w:val="1F3864"/>
+        </w:rPr>
+        <w:t xml:space="preserve">]  </w:t>
+      </w:r>
+      <w:r>
+        <w:rPr>
+          <w:b/>
+          <w:bCs/>
+        </w:rPr>
+        <w:t>OpenAI</w:t>
+      </w:r>
+      <w:proofErr w:type="gramEnd"/>
+      <w:r>
+        <w:rPr>
+          <w:b/>
+          <w:bCs/>
+        </w:rPr>
+        <w:t xml:space="preserve">. </w:t>
       </w:r>
       <w:r>
         <w:rPr>
@@ -5936,14 +11049,31 @@
           <w:bCs/>
           <w:color w:val="1F3864"/>
         </w:rPr>
-        <w:t xml:space="preserve">[2]  </w:t>
-      </w:r>
+        <w:t>[2</w:t>
+      </w:r>
+      <w:proofErr w:type="gramStart"/>
       <w:r>
         <w:rPr>
           <w:b/>
           <w:bCs/>
-        </w:rPr>
-        <w:t xml:space="preserve">Google DeepMind. </w:t>
+          <w:color w:val="1F3864"/>
+        </w:rPr>
+        <w:t xml:space="preserve">]  </w:t>
+      </w:r>
+      <w:r>
+        <w:rPr>
+          <w:b/>
+          <w:bCs/>
+        </w:rPr>
+        <w:t>Google</w:t>
+      </w:r>
+      <w:proofErr w:type="gramEnd"/>
+      <w:r>
+        <w:rPr>
+          <w:b/>
+          <w:bCs/>
+        </w:rPr>
+        <w:t xml:space="preserve"> DeepMind. </w:t>
       </w:r>
       <w:r>
         <w:rPr>
@@ -6005,14 +11135,31 @@
           <w:bCs/>
           <w:color w:val="1F3864"/>
         </w:rPr>
-        <w:t xml:space="preserve">[3]  </w:t>
-      </w:r>
+        <w:t>[3</w:t>
+      </w:r>
+      <w:proofErr w:type="gramStart"/>
       <w:r>
         <w:rPr>
           <w:b/>
           <w:bCs/>
-        </w:rPr>
-        <w:t xml:space="preserve">Anthropic. </w:t>
+          <w:color w:val="1F3864"/>
+        </w:rPr>
+        <w:t xml:space="preserve">]  </w:t>
+      </w:r>
+      <w:r>
+        <w:rPr>
+          <w:b/>
+          <w:bCs/>
+        </w:rPr>
+        <w:t>Anthropic</w:t>
+      </w:r>
+      <w:proofErr w:type="gramEnd"/>
+      <w:r>
+        <w:rPr>
+          <w:b/>
+          <w:bCs/>
+        </w:rPr>
+        <w:t xml:space="preserve">. </w:t>
       </w:r>
       <w:r>
         <w:rPr>
@@ -6107,14 +11254,31 @@
           <w:bCs/>
           <w:color w:val="1F3864"/>
         </w:rPr>
-        <w:t xml:space="preserve">[4]  </w:t>
-      </w:r>
+        <w:t>[4</w:t>
+      </w:r>
+      <w:proofErr w:type="gramStart"/>
       <w:r>
         <w:rPr>
           <w:b/>
           <w:bCs/>
-        </w:rPr>
-        <w:t xml:space="preserve">R Core Team. </w:t>
+          <w:color w:val="1F3864"/>
+        </w:rPr>
+        <w:t xml:space="preserve">]  </w:t>
+      </w:r>
+      <w:r>
+        <w:rPr>
+          <w:b/>
+          <w:bCs/>
+        </w:rPr>
+        <w:t>R</w:t>
+      </w:r>
+      <w:proofErr w:type="gramEnd"/>
+      <w:r>
+        <w:rPr>
+          <w:b/>
+          <w:bCs/>
+        </w:rPr>
+        <w:t xml:space="preserve"> Core Team. </w:t>
       </w:r>
       <w:r>
         <w:rPr>
@@ -6151,21 +11315,47 @@
           <w:bCs/>
           <w:color w:val="1F3864"/>
         </w:rPr>
-        <w:t xml:space="preserve">[5]  </w:t>
-      </w:r>
+        <w:t>[5</w:t>
+      </w:r>
+      <w:proofErr w:type="gramStart"/>
       <w:r>
         <w:rPr>
           <w:b/>
           <w:bCs/>
-        </w:rPr>
-        <w:t xml:space="preserve">Wickham, H., François, R., Henry, L., &amp; Müller, K. </w:t>
-      </w:r>
+          <w:color w:val="1F3864"/>
+        </w:rPr>
+        <w:t xml:space="preserve">]  </w:t>
+      </w:r>
+      <w:r>
+        <w:rPr>
+          <w:b/>
+          <w:bCs/>
+        </w:rPr>
+        <w:t>Wickham</w:t>
+      </w:r>
+      <w:proofErr w:type="gramEnd"/>
+      <w:r>
+        <w:rPr>
+          <w:b/>
+          <w:bCs/>
+        </w:rPr>
+        <w:t xml:space="preserve">, H., François, R., Henry, L., &amp; Müller, K. </w:t>
+      </w:r>
+      <w:proofErr w:type="spellStart"/>
       <w:r>
         <w:rPr>
           <w:i/>
           <w:iCs/>
         </w:rPr>
-        <w:t>dplyr: A Grammar of Data Manipulation.</w:t>
+        <w:t>dplyr</w:t>
+      </w:r>
+      <w:proofErr w:type="spellEnd"/>
+      <w:r>
+        <w:rPr>
+          <w:i/>
+          <w:iCs/>
+        </w:rPr>
+        <w:t>: A Grammar of Data Manipulation.</w:t>
       </w:r>
       <w:r>
         <w:t xml:space="preserve"> R package version 1.1.4, 2023. [Online]. Available: </w:t>
@@ -6195,14 +11385,31 @@
           <w:bCs/>
           <w:color w:val="1F3864"/>
         </w:rPr>
-        <w:t xml:space="preserve">[6]  </w:t>
-      </w:r>
+        <w:t>[6</w:t>
+      </w:r>
+      <w:proofErr w:type="gramStart"/>
       <w:r>
         <w:rPr>
           <w:b/>
           <w:bCs/>
-        </w:rPr>
-        <w:t xml:space="preserve">Ulrich, J. </w:t>
+          <w:color w:val="1F3864"/>
+        </w:rPr>
+        <w:t xml:space="preserve">]  </w:t>
+      </w:r>
+      <w:r>
+        <w:rPr>
+          <w:b/>
+          <w:bCs/>
+        </w:rPr>
+        <w:t>Ulrich</w:t>
+      </w:r>
+      <w:proofErr w:type="gramEnd"/>
+      <w:r>
+        <w:rPr>
+          <w:b/>
+          <w:bCs/>
+        </w:rPr>
+        <w:t xml:space="preserve">, J. </w:t>
       </w:r>
       <w:r>
         <w:rPr>
@@ -6272,14 +11479,31 @@
           <w:bCs/>
           <w:color w:val="1F3864"/>
         </w:rPr>
-        <w:t xml:space="preserve">[7]  </w:t>
-      </w:r>
+        <w:t>[7</w:t>
+      </w:r>
+      <w:proofErr w:type="gramStart"/>
       <w:r>
         <w:rPr>
           <w:b/>
           <w:bCs/>
-        </w:rPr>
-        <w:t xml:space="preserve">Yahoo Finance. </w:t>
+          <w:color w:val="1F3864"/>
+        </w:rPr>
+        <w:t xml:space="preserve">]  </w:t>
+      </w:r>
+      <w:r>
+        <w:rPr>
+          <w:b/>
+          <w:bCs/>
+        </w:rPr>
+        <w:t>Yahoo</w:t>
+      </w:r>
+      <w:proofErr w:type="gramEnd"/>
+      <w:r>
+        <w:rPr>
+          <w:b/>
+          <w:bCs/>
+        </w:rPr>
+        <w:t xml:space="preserve"> Finance. </w:t>
       </w:r>
       <w:r>
         <w:rPr>
@@ -6310,8 +11534,8 @@
       </w:pPr>
     </w:p>
     <w:sectPr>
-      <w:headerReference w:type="default" r:id="rId24"/>
-      <w:footerReference w:type="default" r:id="rId25"/>
+      <w:headerReference w:type="default" r:id="rId28"/>
+      <w:footerReference w:type="default" r:id="rId29"/>
       <w:pgSz w:w="12240" w:h="15840"/>
       <w:pgMar w:top="1080" w:right="1080" w:bottom="1080" w:left="1260" w:header="708" w:footer="708" w:gutter="0"/>
       <w:cols w:space="720"/>
@@ -6563,6 +11787,96 @@
     </w:lvl>
   </w:abstractNum>
   <w:abstractNum w:abstractNumId="2" w15:restartNumberingAfterBreak="0">
+    <w:nsid w:val="4C7C737A"/>
+    <w:multiLevelType w:val="hybridMultilevel"/>
+    <w:tmpl w:val="CC8CD22A"/>
+    <w:lvl w:ilvl="0" w:tplc="26BA14CA">
+      <w:start w:val="1"/>
+      <w:numFmt w:val="decimal"/>
+      <w:lvlText w:val="%1.)"/>
+      <w:lvlJc w:val="left"/>
+      <w:pPr>
+        <w:ind w:left="720" w:hanging="360"/>
+      </w:pPr>
+      <w:rPr>
+        <w:rFonts w:hint="default"/>
+        <w:b/>
+      </w:rPr>
+    </w:lvl>
+    <w:lvl w:ilvl="1" w:tplc="40090019" w:tentative="1">
+      <w:start w:val="1"/>
+      <w:numFmt w:val="lowerLetter"/>
+      <w:lvlText w:val="%2."/>
+      <w:lvlJc w:val="left"/>
+      <w:pPr>
+        <w:ind w:left="1440" w:hanging="360"/>
+      </w:pPr>
+    </w:lvl>
+    <w:lvl w:ilvl="2" w:tplc="4009001B" w:tentative="1">
+      <w:start w:val="1"/>
+      <w:numFmt w:val="lowerRoman"/>
+      <w:lvlText w:val="%3."/>
+      <w:lvlJc w:val="right"/>
+      <w:pPr>
+        <w:ind w:left="2160" w:hanging="180"/>
+      </w:pPr>
+    </w:lvl>
+    <w:lvl w:ilvl="3" w:tplc="4009000F" w:tentative="1">
+      <w:start w:val="1"/>
+      <w:numFmt w:val="decimal"/>
+      <w:lvlText w:val="%4."/>
+      <w:lvlJc w:val="left"/>
+      <w:pPr>
+        <w:ind w:left="2880" w:hanging="360"/>
+      </w:pPr>
+    </w:lvl>
+    <w:lvl w:ilvl="4" w:tplc="40090019" w:tentative="1">
+      <w:start w:val="1"/>
+      <w:numFmt w:val="lowerLetter"/>
+      <w:lvlText w:val="%5."/>
+      <w:lvlJc w:val="left"/>
+      <w:pPr>
+        <w:ind w:left="3600" w:hanging="360"/>
+      </w:pPr>
+    </w:lvl>
+    <w:lvl w:ilvl="5" w:tplc="4009001B" w:tentative="1">
+      <w:start w:val="1"/>
+      <w:numFmt w:val="lowerRoman"/>
+      <w:lvlText w:val="%6."/>
+      <w:lvlJc w:val="right"/>
+      <w:pPr>
+        <w:ind w:left="4320" w:hanging="180"/>
+      </w:pPr>
+    </w:lvl>
+    <w:lvl w:ilvl="6" w:tplc="4009000F" w:tentative="1">
+      <w:start w:val="1"/>
+      <w:numFmt w:val="decimal"/>
+      <w:lvlText w:val="%7."/>
+      <w:lvlJc w:val="left"/>
+      <w:pPr>
+        <w:ind w:left="5040" w:hanging="360"/>
+      </w:pPr>
+    </w:lvl>
+    <w:lvl w:ilvl="7" w:tplc="40090019" w:tentative="1">
+      <w:start w:val="1"/>
+      <w:numFmt w:val="lowerLetter"/>
+      <w:lvlText w:val="%8."/>
+      <w:lvlJc w:val="left"/>
+      <w:pPr>
+        <w:ind w:left="5760" w:hanging="360"/>
+      </w:pPr>
+    </w:lvl>
+    <w:lvl w:ilvl="8" w:tplc="4009001B" w:tentative="1">
+      <w:start w:val="1"/>
+      <w:numFmt w:val="lowerRoman"/>
+      <w:lvlText w:val="%9."/>
+      <w:lvlJc w:val="right"/>
+      <w:pPr>
+        <w:ind w:left="6480" w:hanging="180"/>
+      </w:pPr>
+    </w:lvl>
+  </w:abstractNum>
+  <w:abstractNum w:abstractNumId="3" w15:restartNumberingAfterBreak="0">
     <w:nsid w:val="540209C2"/>
     <w:multiLevelType w:val="hybridMultilevel"/>
     <w:tmpl w:val="2AC2A9B4"/>
@@ -6649,7 +11963,7 @@
     </w:lvl>
   </w:abstractNum>
   <w:num w:numId="1" w16cid:durableId="415786927">
-    <w:abstractNumId w:val="2"/>
+    <w:abstractNumId w:val="3"/>
     <w:lvlOverride w:ilvl="0">
       <w:startOverride w:val="1"/>
     </w:lvlOverride>
@@ -6665,6 +11979,9 @@
     <w:lvlOverride w:ilvl="0">
       <w:startOverride w:val="1"/>
     </w:lvlOverride>
+  </w:num>
+  <w:num w:numId="4" w16cid:durableId="1249461239">
+    <w:abstractNumId w:val="2"/>
   </w:num>
 </w:numbering>
 </file>
